--- a/shinmok1/pack/2510/H1MOGO25-10_34_SET.docx
+++ b/shinmok1/pack/2510/H1MOGO25-10_34_SET.docx
@@ -58,7 +58,7 @@
           <w:sz w:val="16"/>
           <w:u w:val="none"/>
         </w:rPr>
-        <w:t>(   )반 (   )번 이름(            )  CHECK ___/35  전용 ___/29.2점</w:t>
+        <w:t>(   )반 (   )번 이름(            )  CHECK ___/35  전용 ___/30.0점</w:t>
       </w:r>
     </w:p>
     <w:p>
@@ -1467,7 +1467,7 @@
           <w:sz w:val="18"/>
           <w:u w:val="none"/>
         </w:rPr>
-        <w:t>PART 2 · 전용문제  (선택형 8 · 서답형 2 · 29.2점)</w:t>
+        <w:t>PART 2 · 전용문제  (선택형 8 · 서답형 2 · 30.0점)</w:t>
       </w:r>
     </w:p>
     <w:p>
@@ -1492,7 +1492,25 @@
           <w:sz w:val="17"/>
           <w:u w:val="none"/>
         </w:rPr>
-        <w:t xml:space="preserve"> 다음 빈칸에 들어갈 말로 가장 적절한 것은? [2.7점]</w:t>
+        <w:t xml:space="preserve"> 다음 글에 대한 &lt;보기&gt;의 설명 중 </w:t>
+      </w:r>
+      <w:r>
+        <w:rPr>
+          <w:rFonts w:ascii="맑은 고딕" w:hAnsi="맑은 고딕" w:eastAsia="맑은 고딕"/>
+          <w:b w:val="0"/>
+          <w:sz w:val="17"/>
+          <w:u w:val="single"/>
+        </w:rPr>
+        <w:t>틀린</w:t>
+      </w:r>
+      <w:r>
+        <w:rPr>
+          <w:rFonts w:ascii="맑은 고딕" w:hAnsi="맑은 고딕" w:eastAsia="맑은 고딕"/>
+          <w:b w:val="0"/>
+          <w:sz w:val="17"/>
+          <w:u w:val="none"/>
+        </w:rPr>
+        <w:t xml:space="preserve"> 것만을 있는 대로 고른 것은? [3.3점]</w:t>
       </w:r>
     </w:p>
     <w:p>
@@ -1515,14 +1533,80 @@
           <w:sz w:val="17"/>
           <w:u w:val="none"/>
         </w:rPr>
-        <w:t>The CA does not rank animals by likeness to humans or seek special privileges for those considered most “like us,” as do some other popular theoretical approaches. The CA has concern for the finch and the pig as much as the whale and the elephant. And it argues that the human form of life is simply ______________________________ when we think about what each type of animal needs and deserves. What is relevant is their own forms of life. Just as humans seek to be able to enjoy the characteristic goods of a human life, so a finch seeks a finch’s life and the whale a whale’s life.</w:t>
+        <w:t>What is the Capabilities Approach (CA), and why would lawyers passionate about animal justice care about it? It is easy to say what it is not. The CA does not rank animals by likeness to humans or seek special privileges for those ⓐ</w:t>
+      </w:r>
+      <w:r>
+        <w:rPr>
+          <w:rFonts w:ascii="맑은 고딕" w:hAnsi="맑은 고딕" w:eastAsia="맑은 고딕"/>
+          <w:b w:val="0"/>
+          <w:sz w:val="17"/>
+          <w:u w:val="single"/>
+        </w:rPr>
+        <w:t>considered</w:t>
+      </w:r>
+      <w:r>
+        <w:rPr>
+          <w:rFonts w:ascii="맑은 고딕" w:hAnsi="맑은 고딕" w:eastAsia="맑은 고딕"/>
+          <w:b w:val="0"/>
+          <w:sz w:val="17"/>
+          <w:u w:val="none"/>
+        </w:rPr>
+        <w:t xml:space="preserve"> most “like us,” as do some other popular theoretical approaches. The CA has concern for the finch and the pig as much as the whale and the elephant. (A) ________, it argues that the human form of life is simply ⓑ</w:t>
+      </w:r>
+      <w:r>
+        <w:rPr>
+          <w:rFonts w:ascii="맑은 고딕" w:hAnsi="맑은 고딕" w:eastAsia="맑은 고딕"/>
+          <w:b w:val="0"/>
+          <w:sz w:val="17"/>
+          <w:u w:val="single"/>
+        </w:rPr>
+        <w:t>irrelevant</w:t>
+      </w:r>
+      <w:r>
+        <w:rPr>
+          <w:rFonts w:ascii="맑은 고딕" w:hAnsi="맑은 고딕" w:eastAsia="맑은 고딕"/>
+          <w:b w:val="0"/>
+          <w:sz w:val="17"/>
+          <w:u w:val="none"/>
+        </w:rPr>
+        <w:t xml:space="preserve"> when we think about what each type of animal needs and deserves. What is relevant is their own forms of life. Just as humans seek to be able to enjoy the characteristic goods of a human life, so a finch seeks a finch’s life and the whale a whale’s life. We should extend ourselves and learn, not lazily picture animals as lesser humans, seeking a life sort of like our own. According to the CA, each sentient creature should have the opportunity to flourish in the form of life characteristic for that creature.</w:t>
       </w:r>
     </w:p>
     <w:p>
       <w:pPr>
-        <w:spacing w:before="0" w:after="0" w:line="269" w:lineRule="auto"/>
-        <w:ind w:left="180" w:hanging="180"/>
+        <w:spacing w:before="0" w:after="0" w:line="288" w:lineRule="auto"/>
+        <w:ind w:left="40"/>
         <w:snapToGrid w:val="0"/>
+        <w:pBdr>
+          <w:top w:val="single" w:sz="4" w:space="2" w:color="9B6BD0"/>
+          <w:left w:val="single" w:sz="4" w:space="2" w:color="9B6BD0"/>
+          <w:bottom w:val="single" w:sz="4" w:space="2" w:color="9B6BD0"/>
+          <w:right w:val="single" w:sz="4" w:space="2" w:color="9B6BD0"/>
+        </w:pBdr>
+        <w:shd w:val="clear" w:color="auto" w:fill="FAF5FF"/>
+      </w:pPr>
+      <w:r>
+        <w:rPr>
+          <w:rFonts w:ascii="맑은 고딕" w:hAnsi="맑은 고딕" w:eastAsia="맑은 고딕"/>
+          <w:b/>
+          <w:sz w:val="17"/>
+          <w:u w:val="none"/>
+        </w:rPr>
+        <w:t>&lt;보 기&gt;</w:t>
+      </w:r>
+    </w:p>
+    <w:p>
+      <w:pPr>
+        <w:spacing w:before="0" w:after="0" w:line="288" w:lineRule="auto"/>
+        <w:ind w:left="40"/>
+        <w:snapToGrid w:val="0"/>
+        <w:pBdr>
+          <w:top w:val="single" w:sz="4" w:space="2" w:color="9B6BD0"/>
+          <w:left w:val="single" w:sz="4" w:space="2" w:color="9B6BD0"/>
+          <w:bottom w:val="single" w:sz="4" w:space="2" w:color="9B6BD0"/>
+          <w:right w:val="single" w:sz="4" w:space="2" w:color="9B6BD0"/>
+        </w:pBdr>
+        <w:shd w:val="clear" w:color="auto" w:fill="FAF5FF"/>
       </w:pPr>
       <w:r>
         <w:rPr>
@@ -1531,14 +1615,21 @@
           <w:sz w:val="17"/>
           <w:u w:val="none"/>
         </w:rPr>
-        <w:t>① the highest standard that animals can reach</w:t>
+        <w:t>(a) The CA does not give special privileges to animals that seem most similar to humans.</w:t>
       </w:r>
     </w:p>
     <w:p>
       <w:pPr>
-        <w:spacing w:before="0" w:after="0" w:line="269" w:lineRule="auto"/>
-        <w:ind w:left="180" w:hanging="180"/>
+        <w:spacing w:before="0" w:after="0" w:line="288" w:lineRule="auto"/>
+        <w:ind w:left="40"/>
         <w:snapToGrid w:val="0"/>
+        <w:pBdr>
+          <w:top w:val="single" w:sz="4" w:space="2" w:color="9B6BD0"/>
+          <w:left w:val="single" w:sz="4" w:space="2" w:color="9B6BD0"/>
+          <w:bottom w:val="single" w:sz="4" w:space="2" w:color="9B6BD0"/>
+          <w:right w:val="single" w:sz="4" w:space="2" w:color="9B6BD0"/>
+        </w:pBdr>
+        <w:shd w:val="clear" w:color="auto" w:fill="FAF5FF"/>
       </w:pPr>
       <w:r>
         <w:rPr>
@@ -1547,14 +1638,21 @@
           <w:sz w:val="17"/>
           <w:u w:val="none"/>
         </w:rPr>
-        <w:t>② a useful guide to what animals feel</w:t>
+        <w:t>(b) The appropriate expression for (A) is ‘In contrast’.</w:t>
       </w:r>
     </w:p>
     <w:p>
       <w:pPr>
-        <w:spacing w:before="0" w:after="0" w:line="269" w:lineRule="auto"/>
-        <w:ind w:left="180" w:hanging="180"/>
+        <w:spacing w:before="0" w:after="0" w:line="288" w:lineRule="auto"/>
+        <w:ind w:left="40"/>
         <w:snapToGrid w:val="0"/>
+        <w:pBdr>
+          <w:top w:val="single" w:sz="4" w:space="2" w:color="9B6BD0"/>
+          <w:left w:val="single" w:sz="4" w:space="2" w:color="9B6BD0"/>
+          <w:bottom w:val="single" w:sz="4" w:space="2" w:color="9B6BD0"/>
+          <w:right w:val="single" w:sz="4" w:space="2" w:color="9B6BD0"/>
+        </w:pBdr>
+        <w:shd w:val="clear" w:color="auto" w:fill="FAF5FF"/>
       </w:pPr>
       <w:r>
         <w:rPr>
@@ -1563,14 +1661,21 @@
           <w:sz w:val="17"/>
           <w:u w:val="none"/>
         </w:rPr>
-        <w:t>③ too complex to be compared with theirs</w:t>
+        <w:t>(c) In ⓐ, ‘considered’ modifies ‘those’ and can be rewritten as ‘who are considered’.</w:t>
       </w:r>
     </w:p>
     <w:p>
       <w:pPr>
-        <w:spacing w:before="0" w:after="0" w:line="269" w:lineRule="auto"/>
-        <w:ind w:left="180" w:hanging="180"/>
+        <w:spacing w:before="0" w:after="0" w:line="288" w:lineRule="auto"/>
+        <w:ind w:left="40"/>
         <w:snapToGrid w:val="0"/>
+        <w:pBdr>
+          <w:top w:val="single" w:sz="4" w:space="2" w:color="9B6BD0"/>
+          <w:left w:val="single" w:sz="4" w:space="2" w:color="9B6BD0"/>
+          <w:bottom w:val="single" w:sz="4" w:space="2" w:color="9B6BD0"/>
+          <w:right w:val="single" w:sz="4" w:space="2" w:color="9B6BD0"/>
+        </w:pBdr>
+        <w:shd w:val="clear" w:color="auto" w:fill="FAF5FF"/>
       </w:pPr>
       <w:r>
         <w:rPr>
@@ -1579,14 +1684,21 @@
           <w:sz w:val="17"/>
           <w:u w:val="none"/>
         </w:rPr>
-        <w:t>④ beside the point</w:t>
+        <w:t>(d) In the context, ⓑ ‘irrelevant’ can be replaced by ‘central’.</w:t>
       </w:r>
     </w:p>
     <w:p>
       <w:pPr>
-        <w:spacing w:before="0" w:after="0" w:line="269" w:lineRule="auto"/>
-        <w:ind w:left="180" w:hanging="180"/>
+        <w:spacing w:before="0" w:after="60" w:line="288" w:lineRule="auto"/>
+        <w:ind w:left="40"/>
         <w:snapToGrid w:val="0"/>
+        <w:pBdr>
+          <w:top w:val="single" w:sz="4" w:space="2" w:color="9B6BD0"/>
+          <w:left w:val="single" w:sz="4" w:space="2" w:color="9B6BD0"/>
+          <w:bottom w:val="single" w:sz="4" w:space="2" w:color="9B6BD0"/>
+          <w:right w:val="single" w:sz="4" w:space="2" w:color="9B6BD0"/>
+        </w:pBdr>
+        <w:shd w:val="clear" w:color="auto" w:fill="FAF5FF"/>
       </w:pPr>
       <w:r>
         <w:rPr>
@@ -1595,7 +1707,23 @@
           <w:sz w:val="17"/>
           <w:u w:val="none"/>
         </w:rPr>
-        <w:t>⑤ the goal toward which animals develop</w:t>
+        <w:t>(e) According to the CA, a finch deserves less concern than a whale.</w:t>
+      </w:r>
+    </w:p>
+    <w:p>
+      <w:pPr>
+        <w:spacing w:before="0" w:after="20" w:line="276" w:lineRule="auto"/>
+        <w:ind w:left="80"/>
+        <w:snapToGrid w:val="0"/>
+      </w:pPr>
+      <w:r>
+        <w:rPr>
+          <w:rFonts w:ascii="맑은 고딕" w:hAnsi="맑은 고딕" w:eastAsia="맑은 고딕"/>
+          <w:b w:val="0"/>
+          <w:sz w:val="17"/>
+          <w:u w:val="none"/>
+        </w:rPr>
+        <w:t>① (a), (c)    ② (b), (d), (e)    ③ (b), (e)    ④ (a), (d), (e)    ⑤ (c), (d)</w:t>
       </w:r>
     </w:p>
     <w:p>
@@ -1620,7 +1748,25 @@
           <w:sz w:val="17"/>
           <w:u w:val="none"/>
         </w:rPr>
-        <w:t xml:space="preserve"> 밑줄 친 부분이 다음 글에서 의미하는 바로 가장 적절한 것은? [2.7점]</w:t>
+        <w:t xml:space="preserve"> 다음 글의 밑줄 친 ⓐ ~ ⓕ 중, 어법상 </w:t>
+      </w:r>
+      <w:r>
+        <w:rPr>
+          <w:rFonts w:ascii="맑은 고딕" w:hAnsi="맑은 고딕" w:eastAsia="맑은 고딕"/>
+          <w:b w:val="0"/>
+          <w:sz w:val="17"/>
+          <w:u w:val="single"/>
+        </w:rPr>
+        <w:t>틀린</w:t>
+      </w:r>
+      <w:r>
+        <w:rPr>
+          <w:rFonts w:ascii="맑은 고딕" w:hAnsi="맑은 고딕" w:eastAsia="맑은 고딕"/>
+          <w:b w:val="0"/>
+          <w:sz w:val="17"/>
+          <w:u w:val="none"/>
+        </w:rPr>
+        <w:t xml:space="preserve"> 것을 모두 고른 것은? [3.1점]</w:t>
       </w:r>
     </w:p>
     <w:p>
@@ -1643,7 +1789,7 @@
           <w:sz w:val="17"/>
           <w:u w:val="none"/>
         </w:rPr>
-        <w:t xml:space="preserve">The human form of life has nothing to do with what each type of animal needs and deserves. What is relevant is their own forms of life. Just as humans seek to be able to enjoy the characteristic goods of a human life, so a finch seeks a finch’s life and the whale a whale’s life. We should </w:t>
+        <w:t>What is the Capabilities Approach (CA), and why would lawyers passionate about animal justice care about it? It is easy to say what it is not. The CA does not rank animals by likeness to humans or seek special privileges for those considered most “like us,” ⓐ</w:t>
       </w:r>
       <w:r>
         <w:rPr>
@@ -1652,7 +1798,7 @@
           <w:sz w:val="17"/>
           <w:u w:val="single"/>
         </w:rPr>
-        <w:t>extend ourselves</w:t>
+        <w:t>as does</w:t>
       </w:r>
       <w:r>
         <w:rPr>
@@ -1661,13 +1807,103 @@
           <w:sz w:val="17"/>
           <w:u w:val="none"/>
         </w:rPr>
-        <w:t xml:space="preserve"> and learn, not lazily picture animals as lesser humans, seeking a life sort of like our own. According to the CA, each sentient creature should have the opportunity to flourish in the form of life characteristic for that creature.</w:t>
+        <w:t xml:space="preserve"> some other popular theoretical approaches. The CA has concern for the finch and the pig as much as the whale and the elephant. And it argues that the human form of life is simply irrelevant when we think about ⓑ</w:t>
+      </w:r>
+      <w:r>
+        <w:rPr>
+          <w:rFonts w:ascii="맑은 고딕" w:hAnsi="맑은 고딕" w:eastAsia="맑은 고딕"/>
+          <w:b w:val="0"/>
+          <w:sz w:val="17"/>
+          <w:u w:val="single"/>
+        </w:rPr>
+        <w:t>what</w:t>
+      </w:r>
+      <w:r>
+        <w:rPr>
+          <w:rFonts w:ascii="맑은 고딕" w:hAnsi="맑은 고딕" w:eastAsia="맑은 고딕"/>
+          <w:b w:val="0"/>
+          <w:sz w:val="17"/>
+          <w:u w:val="none"/>
+        </w:rPr>
+        <w:t xml:space="preserve"> each type of animal needs and deserves. ⓒ</w:t>
+      </w:r>
+      <w:r>
+        <w:rPr>
+          <w:rFonts w:ascii="맑은 고딕" w:hAnsi="맑은 고딕" w:eastAsia="맑은 고딕"/>
+          <w:b w:val="0"/>
+          <w:sz w:val="17"/>
+          <w:u w:val="single"/>
+        </w:rPr>
+        <w:t>That</w:t>
+      </w:r>
+      <w:r>
+        <w:rPr>
+          <w:rFonts w:ascii="맑은 고딕" w:hAnsi="맑은 고딕" w:eastAsia="맑은 고딕"/>
+          <w:b w:val="0"/>
+          <w:sz w:val="17"/>
+          <w:u w:val="none"/>
+        </w:rPr>
+        <w:t xml:space="preserve"> is relevant is their own forms of life. Just as humans seek to be able to enjoy the characteristic goods of a human life, ⓓ</w:t>
+      </w:r>
+      <w:r>
+        <w:rPr>
+          <w:rFonts w:ascii="맑은 고딕" w:hAnsi="맑은 고딕" w:eastAsia="맑은 고딕"/>
+          <w:b w:val="0"/>
+          <w:sz w:val="17"/>
+          <w:u w:val="single"/>
+        </w:rPr>
+        <w:t>so</w:t>
+      </w:r>
+      <w:r>
+        <w:rPr>
+          <w:rFonts w:ascii="맑은 고딕" w:hAnsi="맑은 고딕" w:eastAsia="맑은 고딕"/>
+          <w:b w:val="0"/>
+          <w:sz w:val="17"/>
+          <w:u w:val="none"/>
+        </w:rPr>
+        <w:t xml:space="preserve"> a finch seeks a finch’s life and the whale a whale’s life. We should extend ourselves and learn, not lazily picture animals as lesser humans, ⓔ</w:t>
+      </w:r>
+      <w:r>
+        <w:rPr>
+          <w:rFonts w:ascii="맑은 고딕" w:hAnsi="맑은 고딕" w:eastAsia="맑은 고딕"/>
+          <w:b w:val="0"/>
+          <w:sz w:val="17"/>
+          <w:u w:val="single"/>
+        </w:rPr>
+        <w:t>sought</w:t>
+      </w:r>
+      <w:r>
+        <w:rPr>
+          <w:rFonts w:ascii="맑은 고딕" w:hAnsi="맑은 고딕" w:eastAsia="맑은 고딕"/>
+          <w:b w:val="0"/>
+          <w:sz w:val="17"/>
+          <w:u w:val="none"/>
+        </w:rPr>
+        <w:t xml:space="preserve"> a life sort of like our own. According to the CA, each sentient creature should have the opportunity ⓕ</w:t>
+      </w:r>
+      <w:r>
+        <w:rPr>
+          <w:rFonts w:ascii="맑은 고딕" w:hAnsi="맑은 고딕" w:eastAsia="맑은 고딕"/>
+          <w:b w:val="0"/>
+          <w:sz w:val="17"/>
+          <w:u w:val="single"/>
+        </w:rPr>
+        <w:t>to flourish</w:t>
+      </w:r>
+      <w:r>
+        <w:rPr>
+          <w:rFonts w:ascii="맑은 고딕" w:hAnsi="맑은 고딕" w:eastAsia="맑은 고딕"/>
+          <w:b w:val="0"/>
+          <w:sz w:val="17"/>
+          <w:u w:val="none"/>
+        </w:rPr>
+        <w:t xml:space="preserve"> in the form of life characteristic for that creature.</w:t>
       </w:r>
     </w:p>
     <w:p>
       <w:pPr>
-        <w:spacing w:before="0" w:after="0" w:line="269" w:lineRule="auto"/>
-        <w:ind w:left="180" w:hanging="180"/>
+        <w:spacing w:before="0" w:after="20" w:line="276" w:lineRule="auto"/>
+        <w:ind w:left="80"/>
         <w:snapToGrid w:val="0"/>
       </w:pPr>
       <w:r>
@@ -1677,71 +1913,7 @@
           <w:sz w:val="17"/>
           <w:u w:val="none"/>
         </w:rPr>
-        <w:t>① widen the areas where humans and animals live together</w:t>
-      </w:r>
-    </w:p>
-    <w:p>
-      <w:pPr>
-        <w:spacing w:before="0" w:after="0" w:line="269" w:lineRule="auto"/>
-        <w:ind w:left="180" w:hanging="180"/>
-        <w:snapToGrid w:val="0"/>
-      </w:pPr>
-      <w:r>
-        <w:rPr>
-          <w:rFonts w:ascii="맑은 고딕" w:hAnsi="맑은 고딕" w:eastAsia="맑은 고딕"/>
-          <w:b w:val="0"/>
-          <w:sz w:val="17"/>
-          <w:u w:val="none"/>
-        </w:rPr>
-        <w:t>② grant every animal exactly the same rights as humans</w:t>
-      </w:r>
-    </w:p>
-    <w:p>
-      <w:pPr>
-        <w:spacing w:before="0" w:after="0" w:line="269" w:lineRule="auto"/>
-        <w:ind w:left="180" w:hanging="180"/>
-        <w:snapToGrid w:val="0"/>
-      </w:pPr>
-      <w:r>
-        <w:rPr>
-          <w:rFonts w:ascii="맑은 고딕" w:hAnsi="맑은 고딕" w:eastAsia="맑은 고딕"/>
-          <w:b w:val="0"/>
-          <w:sz w:val="17"/>
-          <w:u w:val="none"/>
-        </w:rPr>
-        <w:t>③ train animals so that they fit more easily into human life</w:t>
-      </w:r>
-    </w:p>
-    <w:p>
-      <w:pPr>
-        <w:spacing w:before="0" w:after="0" w:line="269" w:lineRule="auto"/>
-        <w:ind w:left="180" w:hanging="180"/>
-        <w:snapToGrid w:val="0"/>
-      </w:pPr>
-      <w:r>
-        <w:rPr>
-          <w:rFonts w:ascii="맑은 고딕" w:hAnsi="맑은 고딕" w:eastAsia="맑은 고딕"/>
-          <w:b w:val="0"/>
-          <w:sz w:val="17"/>
-          <w:u w:val="none"/>
-        </w:rPr>
-        <w:t>④ spend more of our free time looking after animals</w:t>
-      </w:r>
-    </w:p>
-    <w:p>
-      <w:pPr>
-        <w:spacing w:before="0" w:after="0" w:line="269" w:lineRule="auto"/>
-        <w:ind w:left="180" w:hanging="180"/>
-        <w:snapToGrid w:val="0"/>
-      </w:pPr>
-      <w:r>
-        <w:rPr>
-          <w:rFonts w:ascii="맑은 고딕" w:hAnsi="맑은 고딕" w:eastAsia="맑은 고딕"/>
-          <w:b w:val="0"/>
-          <w:sz w:val="17"/>
-          <w:u w:val="none"/>
-        </w:rPr>
-        <w:t>⑤ make the effort to understand animals on their own terms</w:t>
+        <w:t>① ⓐ, ⓓ    ② ⓑ, ⓒ, ⓕ    ③ ⓐ, ⓒ, ⓔ    ④ ⓒ, ⓔ    ⑤ ⓑ, ⓓ, ⓕ</w:t>
       </w:r>
     </w:p>
     <w:p>
@@ -1766,25 +1938,7 @@
           <w:sz w:val="17"/>
           <w:u w:val="none"/>
         </w:rPr>
-        <w:t xml:space="preserve"> 다음 글에 제시된 CA의 관점에 부합하는 사례를 </w:t>
-      </w:r>
-      <w:r>
-        <w:rPr>
-          <w:rFonts w:ascii="맑은 고딕" w:hAnsi="맑은 고딕" w:eastAsia="맑은 고딕"/>
-          <w:b/>
-          <w:sz w:val="17"/>
-          <w:u w:val="none"/>
-        </w:rPr>
-        <w:t>두 개</w:t>
-      </w:r>
-      <w:r>
-        <w:rPr>
-          <w:rFonts w:ascii="맑은 고딕" w:hAnsi="맑은 고딕" w:eastAsia="맑은 고딕"/>
-          <w:b w:val="0"/>
-          <w:sz w:val="17"/>
-          <w:u w:val="none"/>
-        </w:rPr>
-        <w:t xml:space="preserve"> 고르면? [3.1점]</w:t>
+        <w:t xml:space="preserve"> 다음 글의 (A), (B), (C)의 각 괄호 안에서 문맥과 어법에 맞는 표현으로 가장 적절한 것은? [3.0점]</w:t>
       </w:r>
     </w:p>
     <w:p>
@@ -1807,7 +1961,7 @@
           <w:sz w:val="17"/>
           <w:u w:val="none"/>
         </w:rPr>
-        <w:t>The CA does not rank animals by likeness to humans or seek special privileges for those considered most “like us.” It argues that the human form of life is simply irrelevant when we think about what each type of animal needs and deserves; what is relevant is their own forms of life. Each sentient creature should have the opportunity to flourish in the form of life characteristic for that creature.</w:t>
+        <w:t>What is the Capabilities Approach (CA), and why would lawyers passionate about animal justice care about it? It is easy to say what it is not. The CA does not rank animals by (A) [likeness / difference] to humans or seek special privileges for those considered most “like us,” as do some other popular theoretical approaches. The CA has concern for the finch and the pig as much as the whale and the elephant. And it argues that the human form of life is simply (B) [irrelevant / essential] when we think about what each type of animal needs and deserves. What is relevant is their own forms of life. Just as humans seek to be able to enjoy the characteristic goods of a human life, so a finch seeks a finch’s life and the whale a whale’s life. We should extend ourselves and learn, not lazily picture animals as lesser humans, seeking a life sort of like our own. According to the CA, each sentient creature should have the opportunity to (C) [flourish / flourishing] in the form of life characteristic for that creature.</w:t>
       </w:r>
     </w:p>
     <w:p>
@@ -1823,7 +1977,7 @@
           <w:sz w:val="17"/>
           <w:u w:val="none"/>
         </w:rPr>
-        <w:t>① A zoo gives its otters a pool with flowing water and stones, because otters naturally spend their days swimming and hunting.</w:t>
+        <w:t>① (A) difference  (B) irrelevant  (C) flourish</w:t>
       </w:r>
     </w:p>
     <w:p>
@@ -1839,7 +1993,7 @@
           <w:sz w:val="17"/>
           <w:u w:val="none"/>
         </w:rPr>
-        <w:t>② A law protects chimpanzees more strongly than chickens, because chimpanzees use tools much as humans do.</w:t>
+        <w:t>② (A) likeness  (B) essential  (C) flourishing</w:t>
       </w:r>
     </w:p>
     <w:p>
@@ -1855,7 +2009,7 @@
           <w:sz w:val="17"/>
           <w:u w:val="none"/>
         </w:rPr>
-        <w:t>③ A shelter judges a parrot’s well-being by whether it can fly and flock with other birds, not by how well it copies human speech.</w:t>
+        <w:t>③ (A) difference  (B) essential  (C) flourish</w:t>
       </w:r>
     </w:p>
     <w:p>
@@ -1871,7 +2025,7 @@
           <w:sz w:val="17"/>
           <w:u w:val="none"/>
         </w:rPr>
-        <w:t>④ A campaign urges people to save dolphins on the grounds that they are nearly as intelligent as we are.</w:t>
+        <w:t>④ (A) likeness  (B) irrelevant  (C) flourish</w:t>
       </w:r>
     </w:p>
     <w:p>
@@ -1887,7 +2041,7 @@
           <w:sz w:val="17"/>
           <w:u w:val="none"/>
         </w:rPr>
-        <w:t>⑤ A farm dresses its pigs in clothes and feeds them at a table so that they can live like members of the family.</w:t>
+        <w:t>⑤ (A) likeness  (B) irrelevant  (C) flourishing</w:t>
       </w:r>
     </w:p>
     <w:p>
@@ -1912,25 +2066,25 @@
           <w:sz w:val="17"/>
           <w:u w:val="none"/>
         </w:rPr>
-        <w:t xml:space="preserve"> 다음 글의 밑줄 친 부분 중, 문맥상 낱말의 쓰임이 적절하지 </w:t>
-      </w:r>
-      <w:r>
-        <w:rPr>
-          <w:rFonts w:ascii="맑은 고딕" w:hAnsi="맑은 고딕" w:eastAsia="맑은 고딕"/>
-          <w:b/>
-          <w:sz w:val="17"/>
-          <w:u w:val="none"/>
-        </w:rPr>
-        <w:t>않은</w:t>
+        <w:t xml:space="preserve"> 윗글의 내용과 일치하지 </w:t>
       </w:r>
       <w:r>
         <w:rPr>
           <w:rFonts w:ascii="맑은 고딕" w:hAnsi="맑은 고딕" w:eastAsia="맑은 고딕"/>
           <w:b w:val="0"/>
           <w:sz w:val="17"/>
-          <w:u w:val="none"/>
-        </w:rPr>
-        <w:t xml:space="preserve"> 것은? [3.0점]</w:t>
+          <w:u w:val="single"/>
+        </w:rPr>
+        <w:t>않는</w:t>
+      </w:r>
+      <w:r>
+        <w:rPr>
+          <w:rFonts w:ascii="맑은 고딕" w:hAnsi="맑은 고딕" w:eastAsia="맑은 고딕"/>
+          <w:b w:val="0"/>
+          <w:sz w:val="17"/>
+          <w:u w:val="none"/>
+        </w:rPr>
+        <w:t xml:space="preserve"> 것은? [2.8점]</w:t>
       </w:r>
     </w:p>
     <w:p>
@@ -1953,17 +2107,31 @@
           <w:sz w:val="17"/>
           <w:u w:val="none"/>
         </w:rPr>
-        <w:t>What is the Capabilities Approach (CA), and why would lawyers passionate about animal justice care about it? It is ①</w:t>
-      </w:r>
+        <w:t>What is the Capabilities Approach (CA), and why would lawyers passionate about animal justice care about it? It is easy to say what it is not. The CA does not rank animals by likeness to humans or seek special privileges for those considered most “like us,” as do some other popular theoretical approaches. The CA has concern for the finch and the pig as much as the whale and the elephant. And it argues that the human form of life is simply irrelevant when we think about what each type of animal needs and deserves. What is relevant is their own forms of life. Just as humans seek to be able to enjoy the characteristic goods of a human life, so a finch seeks a finch’s life and the whale a whale’s life. We should extend ourselves and learn, not lazily picture animals as lesser humans, seeking a life sort of like our own. According to the CA, each sentient creature should have the opportunity to flourish in the form of life characteristic for that creature.</w:t>
+      </w:r>
+    </w:p>
+    <w:p>
+      <w:pPr>
+        <w:spacing w:before="0" w:after="0" w:line="269" w:lineRule="auto"/>
+        <w:ind w:left="180" w:hanging="180"/>
+        <w:snapToGrid w:val="0"/>
+      </w:pPr>
       <w:r>
         <w:rPr>
           <w:rFonts w:ascii="맑은 고딕" w:hAnsi="맑은 고딕" w:eastAsia="맑은 고딕"/>
           <w:b w:val="0"/>
           <w:sz w:val="17"/>
-          <w:u w:val="single"/>
-        </w:rPr>
-        <w:t>easy</w:t>
-      </w:r>
+          <w:u w:val="none"/>
+        </w:rPr>
+        <w:t>① CA는 동물을 인간과 닮은 정도에 따라 서열화하지 않는다.</w:t>
+      </w:r>
+    </w:p>
+    <w:p>
+      <w:pPr>
+        <w:spacing w:before="0" w:after="0" w:line="269" w:lineRule="auto"/>
+        <w:ind w:left="180" w:hanging="180"/>
+        <w:snapToGrid w:val="0"/>
+      </w:pPr>
       <w:r>
         <w:rPr>
           <w:rFonts w:ascii="맑은 고딕" w:hAnsi="맑은 고딕" w:eastAsia="맑은 고딕"/>
@@ -1971,17 +2139,31 @@
           <w:sz w:val="17"/>
           <w:u w:val="none"/>
         </w:rPr>
-        <w:t xml:space="preserve"> to say what it is not. The CA does not rank animals by likeness to humans or seek special ②</w:t>
-      </w:r>
+        <w:t>② CA는 핀치와 돼지에게도 고래·코끼리만큼 관심을 둔다.</w:t>
+      </w:r>
+    </w:p>
+    <w:p>
+      <w:pPr>
+        <w:spacing w:before="0" w:after="0" w:line="269" w:lineRule="auto"/>
+        <w:ind w:left="180" w:hanging="180"/>
+        <w:snapToGrid w:val="0"/>
+      </w:pPr>
       <w:r>
         <w:rPr>
           <w:rFonts w:ascii="맑은 고딕" w:hAnsi="맑은 고딕" w:eastAsia="맑은 고딕"/>
           <w:b w:val="0"/>
           <w:sz w:val="17"/>
-          <w:u w:val="single"/>
-        </w:rPr>
-        <w:t>restrictions</w:t>
-      </w:r>
+          <w:u w:val="none"/>
+        </w:rPr>
+        <w:t>③ 동물이 필요로 하는 것을 생각할 때 인간의 삶의 형태가 기준이 되어야 한다.</w:t>
+      </w:r>
+    </w:p>
+    <w:p>
+      <w:pPr>
+        <w:spacing w:before="0" w:after="0" w:line="269" w:lineRule="auto"/>
+        <w:ind w:left="180" w:hanging="180"/>
+        <w:snapToGrid w:val="0"/>
+      </w:pPr>
       <w:r>
         <w:rPr>
           <w:rFonts w:ascii="맑은 고딕" w:hAnsi="맑은 고딕" w:eastAsia="맑은 고딕"/>
@@ -1989,61 +2171,23 @@
           <w:sz w:val="17"/>
           <w:u w:val="none"/>
         </w:rPr>
-        <w:t xml:space="preserve"> for those considered most “like us,” as do some other popular theoretical approaches. The CA has ③</w:t>
-      </w:r>
+        <w:t>④ 필자는 동물을 열등한 인간으로 쉽게 상상하는 태도를 경계한다.</w:t>
+      </w:r>
+    </w:p>
+    <w:p>
+      <w:pPr>
+        <w:spacing w:before="0" w:after="0" w:line="269" w:lineRule="auto"/>
+        <w:ind w:left="180" w:hanging="180"/>
+        <w:snapToGrid w:val="0"/>
+      </w:pPr>
       <w:r>
         <w:rPr>
           <w:rFonts w:ascii="맑은 고딕" w:hAnsi="맑은 고딕" w:eastAsia="맑은 고딕"/>
           <w:b w:val="0"/>
           <w:sz w:val="17"/>
-          <w:u w:val="single"/>
-        </w:rPr>
-        <w:t>concern</w:t>
-      </w:r>
-      <w:r>
-        <w:rPr>
-          <w:rFonts w:ascii="맑은 고딕" w:hAnsi="맑은 고딕" w:eastAsia="맑은 고딕"/>
-          <w:b w:val="0"/>
-          <w:sz w:val="17"/>
-          <w:u w:val="none"/>
-        </w:rPr>
-        <w:t xml:space="preserve"> for the finch and the pig as much as the whale and the elephant. And it argues that the human form of life is simply irrelevant when we think about what each type of animal needs and deserves. What is ④</w:t>
-      </w:r>
-      <w:r>
-        <w:rPr>
-          <w:rFonts w:ascii="맑은 고딕" w:hAnsi="맑은 고딕" w:eastAsia="맑은 고딕"/>
-          <w:b w:val="0"/>
-          <w:sz w:val="17"/>
-          <w:u w:val="single"/>
-        </w:rPr>
-        <w:t>relevant</w:t>
-      </w:r>
-      <w:r>
-        <w:rPr>
-          <w:rFonts w:ascii="맑은 고딕" w:hAnsi="맑은 고딕" w:eastAsia="맑은 고딕"/>
-          <w:b w:val="0"/>
-          <w:sz w:val="17"/>
-          <w:u w:val="none"/>
-        </w:rPr>
-        <w:t xml:space="preserve"> is their own forms of life. Just as humans seek to be able to enjoy the characteristic goods of a human life, so a finch seeks a finch’s life and the whale a whale’s life. We should extend ourselves and learn, not lazily picture animals as ⑤</w:t>
-      </w:r>
-      <w:r>
-        <w:rPr>
-          <w:rFonts w:ascii="맑은 고딕" w:hAnsi="맑은 고딕" w:eastAsia="맑은 고딕"/>
-          <w:b w:val="0"/>
-          <w:sz w:val="17"/>
-          <w:u w:val="single"/>
-        </w:rPr>
-        <w:t>lesser</w:t>
-      </w:r>
-      <w:r>
-        <w:rPr>
-          <w:rFonts w:ascii="맑은 고딕" w:hAnsi="맑은 고딕" w:eastAsia="맑은 고딕"/>
-          <w:b w:val="0"/>
-          <w:sz w:val="17"/>
-          <w:u w:val="none"/>
-        </w:rPr>
-        <w:t xml:space="preserve"> humans, seeking a life sort of like our own. According to the CA, each sentient creature should have the opportunity to flourish in the form of life characteristic for that creature.</w:t>
+          <w:u w:val="none"/>
+        </w:rPr>
+        <w:t>⑤ CA에 따르면 감각이 있는 생명체는 각자의 삶의 형태로 번성할 기회를 가져야 한다.</w:t>
       </w:r>
     </w:p>
     <w:p>
@@ -2068,25 +2212,7 @@
           <w:sz w:val="17"/>
           <w:u w:val="none"/>
         </w:rPr>
-        <w:t xml:space="preserve"> 다음 글에 대한 &lt;보기&gt;의 설명 중 옳은 것만을 </w:t>
-      </w:r>
-      <w:r>
-        <w:rPr>
-          <w:rFonts w:ascii="맑은 고딕" w:hAnsi="맑은 고딕" w:eastAsia="맑은 고딕"/>
-          <w:b/>
-          <w:sz w:val="17"/>
-          <w:u w:val="none"/>
-        </w:rPr>
-        <w:t>있는 대로</w:t>
-      </w:r>
-      <w:r>
-        <w:rPr>
-          <w:rFonts w:ascii="맑은 고딕" w:hAnsi="맑은 고딕" w:eastAsia="맑은 고딕"/>
-          <w:b w:val="0"/>
-          <w:sz w:val="17"/>
-          <w:u w:val="none"/>
-        </w:rPr>
-        <w:t xml:space="preserve"> 고른 것은? [3.3점]</w:t>
+        <w:t xml:space="preserve"> [A]와 [B]를 읽고 이해한 것으로 가장 적절한 것은? [3.2점]</w:t>
       </w:r>
     </w:p>
     <w:p>
@@ -2109,8 +2235,118 @@
           <w:sz w:val="17"/>
           <w:u w:val="none"/>
         </w:rPr>
-        <w:t>Lawyers who care about animal justice have good reason to study the Capabilities Approach (CA). Unlike several popular theories, it neither ranks animals by their resemblance to us ⓐ</w:t>
-      </w:r>
+        <w:t>[A] The human form of life is simply irrelevant when we think about what each type of animal needs and deserves. What is relevant is their own forms of life. Just as humans seek to be able to enjoy the characteristic goods of a human life, so a finch seeks a finch’s life and the whale a whale’s life.</w:t>
+      </w:r>
+    </w:p>
+    <w:p>
+      <w:pPr>
+        <w:spacing w:before="0" w:after="60" w:line="288" w:lineRule="auto"/>
+        <w:ind w:left="40"/>
+        <w:snapToGrid w:val="0"/>
+        <w:pBdr>
+          <w:top w:val="single" w:sz="4" w:space="2" w:color="6B7FB8"/>
+          <w:left w:val="single" w:sz="4" w:space="2" w:color="6B7FB8"/>
+          <w:bottom w:val="single" w:sz="4" w:space="2" w:color="6B7FB8"/>
+          <w:right w:val="single" w:sz="4" w:space="2" w:color="6B7FB8"/>
+        </w:pBdr>
+        <w:shd w:val="clear" w:color="auto" w:fill="EEF2FF"/>
+      </w:pPr>
+      <w:r>
+        <w:rPr>
+          <w:rFonts w:ascii="맑은 고딕" w:hAnsi="맑은 고딕" w:eastAsia="맑은 고딕"/>
+          <w:b w:val="0"/>
+          <w:sz w:val="17"/>
+          <w:u w:val="none"/>
+        </w:rPr>
+        <w:t>[B] A careless gardener waters every plant in the same way, as if all of them were roses. A good gardener first asks what each plant is. A cactus thrives in dry sand, while a fern needs shade and damp soil. Caring well for a plant means giving it the conditions its own kind of life requires.</w:t>
+      </w:r>
+    </w:p>
+    <w:p>
+      <w:pPr>
+        <w:spacing w:before="0" w:after="0" w:line="269" w:lineRule="auto"/>
+        <w:ind w:left="180" w:hanging="180"/>
+        <w:snapToGrid w:val="0"/>
+      </w:pPr>
+      <w:r>
+        <w:rPr>
+          <w:rFonts w:ascii="맑은 고딕" w:hAnsi="맑은 고딕" w:eastAsia="맑은 고딕"/>
+          <w:b w:val="0"/>
+          <w:sz w:val="17"/>
+          <w:u w:val="none"/>
+        </w:rPr>
+        <w:t>① [A] ranks animals by their intelligence, while [B] ranks plants by their beauty.</w:t>
+      </w:r>
+    </w:p>
+    <w:p>
+      <w:pPr>
+        <w:spacing w:before="0" w:after="0" w:line="269" w:lineRule="auto"/>
+        <w:ind w:left="180" w:hanging="180"/>
+        <w:snapToGrid w:val="0"/>
+      </w:pPr>
+      <w:r>
+        <w:rPr>
+          <w:rFonts w:ascii="맑은 고딕" w:hAnsi="맑은 고딕" w:eastAsia="맑은 고딕"/>
+          <w:b w:val="0"/>
+          <w:sz w:val="17"/>
+          <w:u w:val="none"/>
+        </w:rPr>
+        <w:t>② [B] suggests that roses should be the model for caring for all plants.</w:t>
+      </w:r>
+    </w:p>
+    <w:p>
+      <w:pPr>
+        <w:spacing w:before="0" w:after="0" w:line="269" w:lineRule="auto"/>
+        <w:ind w:left="180" w:hanging="180"/>
+        <w:snapToGrid w:val="0"/>
+      </w:pPr>
+      <w:r>
+        <w:rPr>
+          <w:rFonts w:ascii="맑은 고딕" w:hAnsi="맑은 고딕" w:eastAsia="맑은 고딕"/>
+          <w:b w:val="0"/>
+          <w:sz w:val="17"/>
+          <w:u w:val="none"/>
+        </w:rPr>
+        <w:t>③ Both texts argue that humans should stop caring for other living things.</w:t>
+      </w:r>
+    </w:p>
+    <w:p>
+      <w:pPr>
+        <w:spacing w:before="0" w:after="0" w:line="269" w:lineRule="auto"/>
+        <w:ind w:left="180" w:hanging="180"/>
+        <w:snapToGrid w:val="0"/>
+      </w:pPr>
+      <w:r>
+        <w:rPr>
+          <w:rFonts w:ascii="맑은 고딕" w:hAnsi="맑은 고딕" w:eastAsia="맑은 고딕"/>
+          <w:b w:val="0"/>
+          <w:sz w:val="17"/>
+          <w:u w:val="none"/>
+        </w:rPr>
+        <w:t>④ [A] focuses on animals’ rights in law, while [B] focuses on farming methods.</w:t>
+      </w:r>
+    </w:p>
+    <w:p>
+      <w:pPr>
+        <w:spacing w:before="0" w:after="0" w:line="269" w:lineRule="auto"/>
+        <w:ind w:left="180" w:hanging="180"/>
+        <w:snapToGrid w:val="0"/>
+      </w:pPr>
+      <w:r>
+        <w:rPr>
+          <w:rFonts w:ascii="맑은 고딕" w:hAnsi="맑은 고딕" w:eastAsia="맑은 고딕"/>
+          <w:b w:val="0"/>
+          <w:sz w:val="17"/>
+          <w:u w:val="none"/>
+        </w:rPr>
+        <w:t>⑤ Both texts say that good care depends on the needs of each kind of life, not on a single standard.</w:t>
+      </w:r>
+    </w:p>
+    <w:p>
+      <w:pPr>
+        <w:keepNext/>
+        <w:spacing w:before="80" w:after="20" w:line="276" w:lineRule="auto"/>
+        <w:snapToGrid w:val="0"/>
+      </w:pPr>
       <w:r>
         <w:rPr>
           <w:rFonts w:ascii="맑은 고딕" w:hAnsi="맑은 고딕" w:eastAsia="맑은 고딕"/>
@@ -2118,7 +2354,7 @@
           <w:sz w:val="17"/>
           <w:u w:val="none"/>
         </w:rPr>
-        <w:t>[ nor / or ]</w:t>
+        <w:t>34-6.</w:t>
       </w:r>
       <w:r>
         <w:rPr>
@@ -2127,7 +2363,135 @@
           <w:sz w:val="17"/>
           <w:u w:val="none"/>
         </w:rPr>
-        <w:t xml:space="preserve"> reserves privileges for the most humanlike. A finch matters to it as much as a whale. ⓑ</w:t>
+        <w:t xml:space="preserve"> 다음 빈칸에 들어갈 말로 가장 적절한 것은? [2.9점]</w:t>
+      </w:r>
+    </w:p>
+    <w:p>
+      <w:pPr>
+        <w:spacing w:before="0" w:after="60" w:line="288" w:lineRule="auto"/>
+        <w:ind w:left="40"/>
+        <w:snapToGrid w:val="0"/>
+        <w:pBdr>
+          <w:top w:val="single" w:sz="4" w:space="2" w:color="999999"/>
+          <w:left w:val="single" w:sz="4" w:space="2" w:color="999999"/>
+          <w:bottom w:val="single" w:sz="4" w:space="2" w:color="999999"/>
+          <w:right w:val="single" w:sz="4" w:space="2" w:color="999999"/>
+        </w:pBdr>
+        <w:shd w:val="clear" w:color="auto" w:fill="F6F3EA"/>
+      </w:pPr>
+      <w:r>
+        <w:rPr>
+          <w:rFonts w:ascii="맑은 고딕" w:hAnsi="맑은 고딕" w:eastAsia="맑은 고딕"/>
+          <w:b w:val="0"/>
+          <w:sz w:val="17"/>
+          <w:u w:val="none"/>
+        </w:rPr>
+        <w:t>What is the Capabilities Approach (CA), and why would lawyers passionate about animal justice care about it? It is easy to say what it is not. The CA does not rank animals by likeness to humans or seek special privileges for those considered most “like us,” as do some other popular theoretical approaches. The CA has concern for the finch and the pig as much as the whale and the elephant. And it argues that the human form of life is simply irrelevant when we think about what each type of animal needs and deserves. What is relevant is ________________. Just as humans seek to be able to enjoy the characteristic goods of a human life, so a finch seeks a finch’s life and the whale a whale’s life. We should extend ourselves and learn, not lazily picture animals as lesser humans, seeking a life sort of like our own. According to the CA, each sentient creature should have the opportunity to flourish in the form of life characteristic for that creature.</w:t>
+      </w:r>
+    </w:p>
+    <w:p>
+      <w:pPr>
+        <w:spacing w:before="0" w:after="0" w:line="269" w:lineRule="auto"/>
+        <w:ind w:left="180" w:hanging="180"/>
+        <w:snapToGrid w:val="0"/>
+      </w:pPr>
+      <w:r>
+        <w:rPr>
+          <w:rFonts w:ascii="맑은 고딕" w:hAnsi="맑은 고딕" w:eastAsia="맑은 고딕"/>
+          <w:b w:val="0"/>
+          <w:sz w:val="17"/>
+          <w:u w:val="none"/>
+        </w:rPr>
+        <w:t>① how closely they resemble humans</w:t>
+      </w:r>
+    </w:p>
+    <w:p>
+      <w:pPr>
+        <w:spacing w:before="0" w:after="0" w:line="269" w:lineRule="auto"/>
+        <w:ind w:left="180" w:hanging="180"/>
+        <w:snapToGrid w:val="0"/>
+      </w:pPr>
+      <w:r>
+        <w:rPr>
+          <w:rFonts w:ascii="맑은 고딕" w:hAnsi="맑은 고딕" w:eastAsia="맑은 고딕"/>
+          <w:b w:val="0"/>
+          <w:sz w:val="17"/>
+          <w:u w:val="none"/>
+        </w:rPr>
+        <w:t>② the privileges humans grant them</w:t>
+      </w:r>
+    </w:p>
+    <w:p>
+      <w:pPr>
+        <w:spacing w:before="0" w:after="0" w:line="269" w:lineRule="auto"/>
+        <w:ind w:left="180" w:hanging="180"/>
+        <w:snapToGrid w:val="0"/>
+      </w:pPr>
+      <w:r>
+        <w:rPr>
+          <w:rFonts w:ascii="맑은 고딕" w:hAnsi="맑은 고딕" w:eastAsia="맑은 고딕"/>
+          <w:b w:val="0"/>
+          <w:sz w:val="17"/>
+          <w:u w:val="none"/>
+        </w:rPr>
+        <w:t>③ their own forms of life</w:t>
+      </w:r>
+    </w:p>
+    <w:p>
+      <w:pPr>
+        <w:spacing w:before="0" w:after="0" w:line="269" w:lineRule="auto"/>
+        <w:ind w:left="180" w:hanging="180"/>
+        <w:snapToGrid w:val="0"/>
+      </w:pPr>
+      <w:r>
+        <w:rPr>
+          <w:rFonts w:ascii="맑은 고딕" w:hAnsi="맑은 고딕" w:eastAsia="맑은 고딕"/>
+          <w:b w:val="0"/>
+          <w:sz w:val="17"/>
+          <w:u w:val="none"/>
+        </w:rPr>
+        <w:t>④ their usefulness to people</w:t>
+      </w:r>
+    </w:p>
+    <w:p>
+      <w:pPr>
+        <w:spacing w:before="0" w:after="0" w:line="269" w:lineRule="auto"/>
+        <w:ind w:left="180" w:hanging="180"/>
+        <w:snapToGrid w:val="0"/>
+      </w:pPr>
+      <w:r>
+        <w:rPr>
+          <w:rFonts w:ascii="맑은 고딕" w:hAnsi="맑은 고딕" w:eastAsia="맑은 고딕"/>
+          <w:b w:val="0"/>
+          <w:sz w:val="17"/>
+          <w:u w:val="none"/>
+        </w:rPr>
+        <w:t>⑤ the size of their bodies</w:t>
+      </w:r>
+    </w:p>
+    <w:p>
+      <w:pPr>
+        <w:keepNext/>
+        <w:spacing w:before="80" w:after="20" w:line="276" w:lineRule="auto"/>
+        <w:snapToGrid w:val="0"/>
+      </w:pPr>
+      <w:r>
+        <w:rPr>
+          <w:rFonts w:ascii="맑은 고딕" w:hAnsi="맑은 고딕" w:eastAsia="맑은 고딕"/>
+          <w:b/>
+          <w:sz w:val="17"/>
+          <w:u w:val="none"/>
+        </w:rPr>
+        <w:t>34-7.</w:t>
+      </w:r>
+      <w:r>
+        <w:rPr>
+          <w:rFonts w:ascii="맑은 고딕" w:hAnsi="맑은 고딕" w:eastAsia="맑은 고딕"/>
+          <w:b w:val="0"/>
+          <w:sz w:val="17"/>
+          <w:u w:val="none"/>
+        </w:rPr>
+        <w:t xml:space="preserve"> 다음 글에서 전체 흐름과 관계 </w:t>
       </w:r>
       <w:r>
         <w:rPr>
@@ -2136,7 +2500,7 @@
           <w:sz w:val="17"/>
           <w:u w:val="single"/>
         </w:rPr>
-        <w:t>What an animal needs and deserves is to be read off from its own form of life, not from ours</w:t>
+        <w:t>없는</w:t>
       </w:r>
       <w:r>
         <w:rPr>
@@ -2145,7 +2509,153 @@
           <w:sz w:val="17"/>
           <w:u w:val="none"/>
         </w:rPr>
-        <w:t>. A finch is after a finch’s life, just as a human is after a human one. Picturing animals as lesser humans is mere laziness; every sentient creature should get the chance to flourish in the way characteristic of its kind.</w:t>
+        <w:t xml:space="preserve"> 문장은? [3.0점]</w:t>
+      </w:r>
+    </w:p>
+    <w:p>
+      <w:pPr>
+        <w:spacing w:before="0" w:after="60" w:line="288" w:lineRule="auto"/>
+        <w:ind w:left="40"/>
+        <w:snapToGrid w:val="0"/>
+        <w:pBdr>
+          <w:top w:val="single" w:sz="4" w:space="2" w:color="999999"/>
+          <w:left w:val="single" w:sz="4" w:space="2" w:color="999999"/>
+          <w:bottom w:val="single" w:sz="4" w:space="2" w:color="999999"/>
+          <w:right w:val="single" w:sz="4" w:space="2" w:color="999999"/>
+        </w:pBdr>
+        <w:shd w:val="clear" w:color="auto" w:fill="F6F3EA"/>
+      </w:pPr>
+      <w:r>
+        <w:rPr>
+          <w:rFonts w:ascii="맑은 고딕" w:hAnsi="맑은 고딕" w:eastAsia="맑은 고딕"/>
+          <w:b w:val="0"/>
+          <w:sz w:val="17"/>
+          <w:u w:val="none"/>
+        </w:rPr>
+        <w:t>What is the Capabilities Approach (CA), and why would lawyers passionate about animal justice care about it? It is easy to say what it is not. ① The CA does not rank animals by likeness to humans or seek special privileges for those considered most “like us,” as do some other popular theoretical approaches. ② The CA has concern for the finch and the pig as much as the whale and the elephant. ③ And it argues that the human form of life is simply irrelevant when we think about what each type of animal needs and deserves. ④ Some whales travel thousands of kilometers every year in search of food. ⑤ What is relevant is their own forms of life. Just as humans seek to be able to enjoy the characteristic goods of a human life, so a finch seeks a finch’s life and the whale a whale’s life.</w:t>
+      </w:r>
+    </w:p>
+    <w:p>
+      <w:pPr>
+        <w:spacing w:before="0" w:after="20" w:line="276" w:lineRule="auto"/>
+        <w:ind w:left="80"/>
+        <w:snapToGrid w:val="0"/>
+      </w:pPr>
+      <w:r>
+        <w:rPr>
+          <w:rFonts w:ascii="맑은 고딕" w:hAnsi="맑은 고딕" w:eastAsia="맑은 고딕"/>
+          <w:b w:val="0"/>
+          <w:sz w:val="17"/>
+          <w:u w:val="none"/>
+        </w:rPr>
+        <w:t>① ①    ② ②    ③ ③    ④ ④    ⑤ ⑤</w:t>
+      </w:r>
+    </w:p>
+    <w:p>
+      <w:pPr>
+        <w:keepNext/>
+        <w:spacing w:before="80" w:after="40" w:line="276" w:lineRule="auto"/>
+        <w:snapToGrid w:val="0"/>
+        <w:shd w:val="clear" w:color="auto" w:fill="8A3A12"/>
+      </w:pPr>
+      <w:r>
+        <w:rPr>
+          <w:rFonts w:ascii="맑은 고딕" w:hAnsi="맑은 고딕" w:eastAsia="맑은 고딕"/>
+          <w:b/>
+          <w:color w:val="FFFFFF"/>
+          <w:sz w:val="17"/>
+          <w:u w:val="none"/>
+        </w:rPr>
+        <w:t>서답형  34-서1 ~ 34-서2</w:t>
+      </w:r>
+    </w:p>
+    <w:p>
+      <w:pPr>
+        <w:keepNext/>
+        <w:spacing w:before="80" w:after="20" w:line="276" w:lineRule="auto"/>
+        <w:snapToGrid w:val="0"/>
+      </w:pPr>
+      <w:r>
+        <w:rPr>
+          <w:rFonts w:ascii="맑은 고딕" w:hAnsi="맑은 고딕" w:eastAsia="맑은 고딕"/>
+          <w:b/>
+          <w:sz w:val="17"/>
+          <w:u w:val="none"/>
+        </w:rPr>
+        <w:t>34-서1.</w:t>
+      </w:r>
+      <w:r>
+        <w:rPr>
+          <w:rFonts w:ascii="맑은 고딕" w:hAnsi="맑은 고딕" w:eastAsia="맑은 고딕"/>
+          <w:b w:val="0"/>
+          <w:sz w:val="17"/>
+          <w:u w:val="none"/>
+        </w:rPr>
+        <w:t xml:space="preserve"> 다음 글의 내용을 요약하고자 한다. 빈칸 (1)~(3)에 들어갈 말을 본문에서 찾아 </w:t>
+      </w:r>
+      <w:r>
+        <w:rPr>
+          <w:rFonts w:ascii="맑은 고딕" w:hAnsi="맑은 고딕" w:eastAsia="맑은 고딕"/>
+          <w:b w:val="0"/>
+          <w:sz w:val="17"/>
+          <w:u w:val="single"/>
+        </w:rPr>
+        <w:t>반드시 변형하여</w:t>
+      </w:r>
+      <w:r>
+        <w:rPr>
+          <w:rFonts w:ascii="맑은 고딕" w:hAnsi="맑은 고딕" w:eastAsia="맑은 고딕"/>
+          <w:b w:val="0"/>
+          <w:sz w:val="17"/>
+          <w:u w:val="none"/>
+        </w:rPr>
+        <w:t xml:space="preserve"> 쓰시오. (한 칸에 한 단어) [각 1점, 총 3점] [3.0점]</w:t>
+      </w:r>
+    </w:p>
+    <w:p>
+      <w:pPr>
+        <w:spacing w:before="0" w:after="60" w:line="288" w:lineRule="auto"/>
+        <w:ind w:left="40"/>
+        <w:snapToGrid w:val="0"/>
+        <w:pBdr>
+          <w:top w:val="single" w:sz="4" w:space="2" w:color="999999"/>
+          <w:left w:val="single" w:sz="4" w:space="2" w:color="999999"/>
+          <w:bottom w:val="single" w:sz="4" w:space="2" w:color="999999"/>
+          <w:right w:val="single" w:sz="4" w:space="2" w:color="999999"/>
+        </w:pBdr>
+        <w:shd w:val="clear" w:color="auto" w:fill="F6F3EA"/>
+      </w:pPr>
+      <w:r>
+        <w:rPr>
+          <w:rFonts w:ascii="맑은 고딕" w:hAnsi="맑은 고딕" w:eastAsia="맑은 고딕"/>
+          <w:b w:val="0"/>
+          <w:sz w:val="17"/>
+          <w:u w:val="none"/>
+        </w:rPr>
+        <w:t>What is the Capabilities Approach (CA), and why would lawyers passionate about animal justice care about it? It is easy to say what it is not. The CA does not rank animals by likeness to humans or seek special privileges for those considered most “like us,” as do some other popular theoretical approaches. The CA has concern for the finch and the pig as much as the whale and the elephant. And it argues that the human form of life is simply irrelevant when we think about what each type of animal needs and deserves. What is relevant is their own forms of life. Just as humans seek to be able to enjoy the characteristic goods of a human life, so a finch seeks a finch’s life and the whale a whale’s life. We should extend ourselves and learn, not lazily picture animals as lesser humans, seeking a life sort of like our own. According to the CA, each sentient creature should have the opportunity to flourish in the form of life characteristic for that creature.</w:t>
+      </w:r>
+    </w:p>
+    <w:p>
+      <w:pPr>
+        <w:spacing w:before="0" w:after="60" w:line="288" w:lineRule="auto"/>
+        <w:ind w:left="40"/>
+        <w:snapToGrid w:val="0"/>
+        <w:pBdr>
+          <w:top w:val="single" w:sz="4" w:space="2" w:color="C99B4E"/>
+          <w:left w:val="single" w:sz="4" w:space="2" w:color="C99B4E"/>
+          <w:bottom w:val="single" w:sz="4" w:space="2" w:color="C99B4E"/>
+          <w:right w:val="single" w:sz="4" w:space="2" w:color="C99B4E"/>
+        </w:pBdr>
+        <w:shd w:val="clear" w:color="auto" w:fill="FFF8E1"/>
+      </w:pPr>
+      <w:r>
+        <w:rPr>
+          <w:rFonts w:ascii="맑은 고딕" w:hAnsi="맑은 고딕" w:eastAsia="맑은 고딕"/>
+          <w:b w:val="0"/>
+          <w:sz w:val="17"/>
+          <w:u w:val="none"/>
+        </w:rPr>
+        <w:t>The CA claims that the human form of life has no (1) ________ to what animals need, rejects the (2) ________ assumption that animals are lesser humans, and gives each creature the chance of (3) ________ in its own form of life.</w:t>
       </w:r>
     </w:p>
     <w:p>
@@ -2168,7 +2678,30 @@
           <w:sz w:val="17"/>
           <w:u w:val="none"/>
         </w:rPr>
-        <w:t>&lt;보 기&gt;</w:t>
+        <w:t>&lt;조 건&gt;</w:t>
+      </w:r>
+    </w:p>
+    <w:p>
+      <w:pPr>
+        <w:spacing w:before="0" w:after="0" w:line="288" w:lineRule="auto"/>
+        <w:ind w:left="40"/>
+        <w:snapToGrid w:val="0"/>
+        <w:pBdr>
+          <w:top w:val="single" w:sz="4" w:space="2" w:color="9B6BD0"/>
+          <w:left w:val="single" w:sz="4" w:space="2" w:color="9B6BD0"/>
+          <w:bottom w:val="single" w:sz="4" w:space="2" w:color="9B6BD0"/>
+          <w:right w:val="single" w:sz="4" w:space="2" w:color="9B6BD0"/>
+        </w:pBdr>
+        <w:shd w:val="clear" w:color="auto" w:fill="FAF5FF"/>
+      </w:pPr>
+      <w:r>
+        <w:rPr>
+          <w:rFonts w:ascii="맑은 고딕" w:hAnsi="맑은 고딕" w:eastAsia="맑은 고딕"/>
+          <w:b w:val="0"/>
+          <w:sz w:val="17"/>
+          <w:u w:val="none"/>
+        </w:rPr>
+        <w:t>1. 본문의 단어를 반드시 변형(품사·어형)하여 쓸 것 — 본문 형태 그대로 쓰면 0점</w:t>
       </w:r>
     </w:p>
     <w:p>
@@ -2191,13 +2724,12 @@
           <w:sz w:val="17"/>
           <w:u w:val="none"/>
         </w:rPr>
-        <w:t>(A) 윗글에서 CA는 동물을 인간과의 유사성에 따라 대우하는 이론의 한 예로 분류된다.</w:t>
+        <w:t>2. 답안지에 소문항 번호를 정확하게 기입할 것  예) 1-(1) 1-(2) 1-(3)</w:t>
       </w:r>
     </w:p>
     <w:p>
       <w:pPr>
-        <w:spacing w:before="0" w:after="20" w:line="276" w:lineRule="auto"/>
-        <w:ind w:left="80"/>
+        <w:spacing w:before="0" w:after="40" w:line="360" w:lineRule="auto"/>
         <w:snapToGrid w:val="0"/>
       </w:pPr>
       <w:r>
@@ -2207,7 +2739,7 @@
           <w:sz w:val="17"/>
           <w:u w:val="none"/>
         </w:rPr>
-        <w:t>① (A), (B)    ② (B), (C)    ③ (C), (D)    ④ (A), (C), (D)    ⑤ (B), (C), (D)</w:t>
+        <w:t>(1) ______________   (2) ______________   (3) ______________</w:t>
       </w:r>
     </w:p>
     <w:p>
@@ -2223,7 +2755,7 @@
           <w:sz w:val="17"/>
           <w:u w:val="none"/>
         </w:rPr>
-        <w:t>34-6.</w:t>
+        <w:t>34-서2.</w:t>
       </w:r>
       <w:r>
         <w:rPr>
@@ -2232,25 +2764,7 @@
           <w:sz w:val="17"/>
           <w:u w:val="none"/>
         </w:rPr>
-        <w:t xml:space="preserve"> 다음 글의 내용과 일치하지 </w:t>
-      </w:r>
-      <w:r>
-        <w:rPr>
-          <w:rFonts w:ascii="맑은 고딕" w:hAnsi="맑은 고딕" w:eastAsia="맑은 고딕"/>
-          <w:b/>
-          <w:sz w:val="17"/>
-          <w:u w:val="none"/>
-        </w:rPr>
-        <w:t>않는</w:t>
-      </w:r>
-      <w:r>
-        <w:rPr>
-          <w:rFonts w:ascii="맑은 고딕" w:hAnsi="맑은 고딕" w:eastAsia="맑은 고딕"/>
-          <w:b w:val="0"/>
-          <w:sz w:val="17"/>
-          <w:u w:val="none"/>
-        </w:rPr>
-        <w:t xml:space="preserve"> 것은? [2.7점]</w:t>
+        <w:t xml:space="preserve"> 다음 글의 밑줄 친 문장과 같은 뜻이 되도록 &lt;보기&gt;의 표현을 모두 사용하여 &lt;조건&gt;에 맞게 영작하시오. [3점] [3.0점]</w:t>
       </w:r>
     </w:p>
     <w:p>
@@ -2273,15 +2787,40 @@
           <w:sz w:val="17"/>
           <w:u w:val="none"/>
         </w:rPr>
-        <w:t>Some popular theoretical approaches rank animals by likeness to humans and seek special privileges for those considered most “like us.” The Capabilities Approach (CA) does neither. It has concern for the finch and the pig as much as the whale and the elephant, and it argues that the human form of life does not matter when we think about what each type of animal needs and deserves. Just as humans seek to enjoy the characteristic goods of a human life, so a finch seeks a finch’s life. According to the CA, each sentient creature should have the opportunity to flourish in the form of life characteristic for that creature.</w:t>
+        <w:t xml:space="preserve">Just as humans seek to be able to enjoy the characteristic goods of a human life, so a finch seeks a finch’s life and the whale a whale’s life. </w:t>
+      </w:r>
+      <w:r>
+        <w:rPr>
+          <w:rFonts w:ascii="맑은 고딕" w:hAnsi="맑은 고딕" w:eastAsia="맑은 고딕"/>
+          <w:b w:val="0"/>
+          <w:sz w:val="17"/>
+          <w:u w:val="single"/>
+        </w:rPr>
+        <w:t>We should extend ourselves and learn, not lazily picture animals as lesser humans.</w:t>
       </w:r>
     </w:p>
     <w:p>
       <w:pPr>
-        <w:spacing w:before="0" w:after="0" w:line="269" w:lineRule="auto"/>
-        <w:ind w:left="180" w:hanging="180"/>
+        <w:spacing w:before="0" w:after="60" w:line="288" w:lineRule="auto"/>
+        <w:ind w:left="40"/>
         <w:snapToGrid w:val="0"/>
-      </w:pPr>
+        <w:pBdr>
+          <w:top w:val="single" w:sz="4" w:space="2" w:color="9B6BD0"/>
+          <w:left w:val="single" w:sz="4" w:space="2" w:color="9B6BD0"/>
+          <w:bottom w:val="single" w:sz="4" w:space="2" w:color="9B6BD0"/>
+          <w:right w:val="single" w:sz="4" w:space="2" w:color="9B6BD0"/>
+        </w:pBdr>
+        <w:shd w:val="clear" w:color="auto" w:fill="FAF5FF"/>
+      </w:pPr>
+      <w:r>
+        <w:rPr>
+          <w:rFonts w:ascii="맑은 고딕" w:hAnsi="맑은 고딕" w:eastAsia="맑은 고딕"/>
+          <w:b/>
+          <w:sz w:val="17"/>
+          <w:u w:val="none"/>
+        </w:rPr>
+        <w:t>&lt;보 기&gt;</w:t>
+      </w:r>
       <w:r>
         <w:rPr>
           <w:rFonts w:ascii="맑은 고딕" w:hAnsi="맑은 고딕" w:eastAsia="맑은 고딕"/>
@@ -2289,14 +2828,44 @@
           <w:sz w:val="17"/>
           <w:u w:val="none"/>
         </w:rPr>
-        <w:t>① Some popular approaches favour animals that are considered similar to humans.</w:t>
+        <w:t xml:space="preserve"> instead of / lazily / picture / animals / as / lesser humans / we / should / extend / ourselves / and / learn</w:t>
       </w:r>
     </w:p>
     <w:p>
       <w:pPr>
-        <w:spacing w:before="0" w:after="0" w:line="269" w:lineRule="auto"/>
-        <w:ind w:left="180" w:hanging="180"/>
+        <w:spacing w:before="0" w:after="0" w:line="288" w:lineRule="auto"/>
+        <w:ind w:left="40"/>
         <w:snapToGrid w:val="0"/>
+        <w:pBdr>
+          <w:top w:val="single" w:sz="4" w:space="2" w:color="9B6BD0"/>
+          <w:left w:val="single" w:sz="4" w:space="2" w:color="9B6BD0"/>
+          <w:bottom w:val="single" w:sz="4" w:space="2" w:color="9B6BD0"/>
+          <w:right w:val="single" w:sz="4" w:space="2" w:color="9B6BD0"/>
+        </w:pBdr>
+        <w:shd w:val="clear" w:color="auto" w:fill="FAF5FF"/>
+      </w:pPr>
+      <w:r>
+        <w:rPr>
+          <w:rFonts w:ascii="맑은 고딕" w:hAnsi="맑은 고딕" w:eastAsia="맑은 고딕"/>
+          <w:b/>
+          <w:sz w:val="17"/>
+          <w:u w:val="none"/>
+        </w:rPr>
+        <w:t>&lt;조 건&gt;</w:t>
+      </w:r>
+    </w:p>
+    <w:p>
+      <w:pPr>
+        <w:spacing w:before="0" w:after="0" w:line="288" w:lineRule="auto"/>
+        <w:ind w:left="40"/>
+        <w:snapToGrid w:val="0"/>
+        <w:pBdr>
+          <w:top w:val="single" w:sz="4" w:space="2" w:color="9B6BD0"/>
+          <w:left w:val="single" w:sz="4" w:space="2" w:color="9B6BD0"/>
+          <w:bottom w:val="single" w:sz="4" w:space="2" w:color="9B6BD0"/>
+          <w:right w:val="single" w:sz="4" w:space="2" w:color="9B6BD0"/>
+        </w:pBdr>
+        <w:shd w:val="clear" w:color="auto" w:fill="FAF5FF"/>
       </w:pPr>
       <w:r>
         <w:rPr>
@@ -2305,14 +2874,21 @@
           <w:sz w:val="17"/>
           <w:u w:val="none"/>
         </w:rPr>
-        <w:t>② The CA treats the human form of life as beside the point in judging what animals need.</w:t>
+        <w:t>1. &lt;보기&gt;의 표현을 모두 한 번씩만 사용할 것</w:t>
       </w:r>
     </w:p>
     <w:p>
       <w:pPr>
-        <w:spacing w:before="0" w:after="0" w:line="269" w:lineRule="auto"/>
-        <w:ind w:left="180" w:hanging="180"/>
+        <w:spacing w:before="0" w:after="0" w:line="288" w:lineRule="auto"/>
+        <w:ind w:left="40"/>
         <w:snapToGrid w:val="0"/>
+        <w:pBdr>
+          <w:top w:val="single" w:sz="4" w:space="2" w:color="9B6BD0"/>
+          <w:left w:val="single" w:sz="4" w:space="2" w:color="9B6BD0"/>
+          <w:bottom w:val="single" w:sz="4" w:space="2" w:color="9B6BD0"/>
+          <w:right w:val="single" w:sz="4" w:space="2" w:color="9B6BD0"/>
+        </w:pBdr>
+        <w:shd w:val="clear" w:color="auto" w:fill="FAF5FF"/>
       </w:pPr>
       <w:r>
         <w:rPr>
@@ -2321,14 +2897,21 @@
           <w:sz w:val="17"/>
           <w:u w:val="none"/>
         </w:rPr>
-        <w:t>③ The CA shows more concern for the whale and the elephant than for the finch and the pig.</w:t>
+        <w:t>2. 어형은 한 단어만 바꾸고, 다른 단어를 추가하지 말 것</w:t>
       </w:r>
     </w:p>
     <w:p>
       <w:pPr>
-        <w:spacing w:before="0" w:after="0" w:line="269" w:lineRule="auto"/>
-        <w:ind w:left="180" w:hanging="180"/>
+        <w:spacing w:before="0" w:after="0" w:line="288" w:lineRule="auto"/>
+        <w:ind w:left="40"/>
         <w:snapToGrid w:val="0"/>
+        <w:pBdr>
+          <w:top w:val="single" w:sz="4" w:space="2" w:color="9B6BD0"/>
+          <w:left w:val="single" w:sz="4" w:space="2" w:color="9B6BD0"/>
+          <w:bottom w:val="single" w:sz="4" w:space="2" w:color="9B6BD0"/>
+          <w:right w:val="single" w:sz="4" w:space="2" w:color="9B6BD0"/>
+        </w:pBdr>
+        <w:shd w:val="clear" w:color="auto" w:fill="FAF5FF"/>
       </w:pPr>
       <w:r>
         <w:rPr>
@@ -2337,14 +2920,21 @@
           <w:sz w:val="17"/>
           <w:u w:val="none"/>
         </w:rPr>
-        <w:t>④ A finch is said to seek the kind of life that is typical of a finch.</w:t>
+        <w:t>3. ‘Instead of’로 시작하여 쓸 것</w:t>
       </w:r>
     </w:p>
     <w:p>
       <w:pPr>
-        <w:spacing w:before="0" w:after="0" w:line="269" w:lineRule="auto"/>
-        <w:ind w:left="180" w:hanging="180"/>
+        <w:spacing w:before="0" w:after="0" w:line="288" w:lineRule="auto"/>
+        <w:ind w:left="40"/>
         <w:snapToGrid w:val="0"/>
+        <w:pBdr>
+          <w:top w:val="single" w:sz="4" w:space="2" w:color="9B6BD0"/>
+          <w:left w:val="single" w:sz="4" w:space="2" w:color="9B6BD0"/>
+          <w:bottom w:val="single" w:sz="4" w:space="2" w:color="9B6BD0"/>
+          <w:right w:val="single" w:sz="4" w:space="2" w:color="9B6BD0"/>
+        </w:pBdr>
+        <w:shd w:val="clear" w:color="auto" w:fill="FAF5FF"/>
       </w:pPr>
       <w:r>
         <w:rPr>
@@ -2353,7 +2943,63 @@
           <w:sz w:val="17"/>
           <w:u w:val="none"/>
         </w:rPr>
-        <w:t>⑤ The CA holds that every sentient creature should be able to flourish in its own way.</w:t>
+        <w:t>4. 총 14단어로 쓸 것</w:t>
+      </w:r>
+    </w:p>
+    <w:p>
+      <w:pPr>
+        <w:spacing w:before="0" w:after="60" w:line="288" w:lineRule="auto"/>
+        <w:ind w:left="40"/>
+        <w:snapToGrid w:val="0"/>
+        <w:pBdr>
+          <w:top w:val="single" w:sz="4" w:space="2" w:color="9B6BD0"/>
+          <w:left w:val="single" w:sz="4" w:space="2" w:color="9B6BD0"/>
+          <w:bottom w:val="single" w:sz="4" w:space="2" w:color="9B6BD0"/>
+          <w:right w:val="single" w:sz="4" w:space="2" w:color="9B6BD0"/>
+        </w:pBdr>
+        <w:shd w:val="clear" w:color="auto" w:fill="FAF5FF"/>
+      </w:pPr>
+      <w:r>
+        <w:rPr>
+          <w:rFonts w:ascii="맑은 고딕" w:hAnsi="맑은 고딕" w:eastAsia="맑은 고딕"/>
+          <w:b w:val="0"/>
+          <w:sz w:val="17"/>
+          <w:u w:val="none"/>
+        </w:rPr>
+        <w:t>5. 답안지에 소문항 번호를 정확하게 기입할 것</w:t>
+      </w:r>
+    </w:p>
+    <w:p>
+      <w:pPr>
+        <w:spacing w:before="0" w:after="40" w:line="360" w:lineRule="auto"/>
+        <w:snapToGrid w:val="0"/>
+      </w:pPr>
+      <w:r>
+        <w:rPr>
+          <w:rFonts w:ascii="맑은 고딕" w:hAnsi="맑은 고딕" w:eastAsia="맑은 고딕"/>
+          <w:b w:val="0"/>
+          <w:sz w:val="17"/>
+          <w:u w:val="none"/>
+        </w:rPr>
+        <w:t>⇒ Instead of ______________________________________________________________ .</w:t>
+      </w:r>
+    </w:p>
+    <w:p>
+      <w:pPr>
+        <w:keepNext/>
+        <w:spacing w:before="80" w:after="40" w:line="276" w:lineRule="auto"/>
+        <w:snapToGrid w:val="0"/>
+        <w:shd w:val="clear" w:color="auto" w:fill="6B21A8"/>
+      </w:pPr>
+      <w:r>
+        <w:rPr>
+          <w:rFonts w:ascii="맑은 고딕" w:hAnsi="맑은 고딕" w:eastAsia="맑은 고딕"/>
+          <w:b/>
+          <w:color w:val="FFFFFF"/>
+          <w:sz w:val="17"/>
+          <w:u w:val="none"/>
+        </w:rPr>
+        <w:t>[지문 구조]  ※ 앞 문항을 모두 푼 뒤에 풀 것</w:t>
       </w:r>
     </w:p>
     <w:p>
@@ -2369,7 +3015,7 @@
           <w:sz w:val="17"/>
           <w:u w:val="none"/>
         </w:rPr>
-        <w:t>34-7.</w:t>
+        <w:t>34-8.</w:t>
       </w:r>
       <w:r>
         <w:rPr>
@@ -2378,7 +3024,30 @@
           <w:sz w:val="17"/>
           <w:u w:val="none"/>
         </w:rPr>
-        <w:t xml:space="preserve"> 다음 글의 내용을 한 문장으로 요약하고자 한다. 빈칸 (A), (B)에 들어갈 말로 가장 적절한 것은? [3.0점]</w:t>
+        <w:t xml:space="preserve"> 글의 흐름으로 보아, 주어진 문장이 들어가기에 가장 적절한 곳은? [2.7점]</w:t>
+      </w:r>
+    </w:p>
+    <w:p>
+      <w:pPr>
+        <w:spacing w:before="0" w:after="60" w:line="288" w:lineRule="auto"/>
+        <w:ind w:left="40"/>
+        <w:snapToGrid w:val="0"/>
+        <w:pBdr>
+          <w:top w:val="single" w:sz="4" w:space="2" w:color="C99B4E"/>
+          <w:left w:val="single" w:sz="4" w:space="2" w:color="C99B4E"/>
+          <w:bottom w:val="single" w:sz="4" w:space="2" w:color="C99B4E"/>
+          <w:right w:val="single" w:sz="4" w:space="2" w:color="C99B4E"/>
+        </w:pBdr>
+        <w:shd w:val="clear" w:color="auto" w:fill="FFF8E1"/>
+      </w:pPr>
+      <w:r>
+        <w:rPr>
+          <w:rFonts w:ascii="맑은 고딕" w:hAnsi="맑은 고딕" w:eastAsia="맑은 고딕"/>
+          <w:b w:val="0"/>
+          <w:sz w:val="17"/>
+          <w:u w:val="none"/>
+        </w:rPr>
+        <w:t>It is easy to say what it is not.</w:t>
       </w:r>
     </w:p>
     <w:p>
@@ -2401,21 +3070,14 @@
           <w:sz w:val="17"/>
           <w:u w:val="none"/>
         </w:rPr>
-        <w:t>Unlike some popular theoretical approaches, the Capabilities Approach (CA) does not rank animals by likeness to humans, and it seeks no special privileges for those considered most “like us.” The finch and the pig concern it as much as the whale and the elephant. In its view the human form of life is simply irrelevant to what each type of animal needs and deserves. A finch seeks a finch’s life and a whale a whale’s life, and we should not lazily picture them as lesser humans. Each sentient creature should have the opportunity to flourish in the form of life characteristic for that creature.</w:t>
+        <w:t>What is the Capabilities Approach (CA), and why would lawyers passionate about animal justice care about it? ( ① ) The CA does not rank animals by likeness to humans or seek special privileges for those considered most “like us,” as do some other popular theoretical approaches. ( ② ) The CA has concern for the finch and the pig as much as the whale and the elephant. ( ③ ) And it argues that the human form of life is simply irrelevant when we think about what each type of animal needs and deserves. ( ④ ) What is relevant is their own forms of life. ( ⑤ ) Just as humans seek to be able to enjoy the characteristic goods of a human life, so a finch seeks a finch’s life and the whale a whale’s life.</w:t>
       </w:r>
     </w:p>
     <w:p>
       <w:pPr>
-        <w:spacing w:before="0" w:after="60" w:line="288" w:lineRule="auto"/>
-        <w:ind w:left="40"/>
+        <w:spacing w:before="0" w:after="20" w:line="276" w:lineRule="auto"/>
+        <w:ind w:left="80"/>
         <w:snapToGrid w:val="0"/>
-        <w:pBdr>
-          <w:top w:val="single" w:sz="4" w:space="2" w:color="C99B4E"/>
-          <w:left w:val="single" w:sz="4" w:space="2" w:color="C99B4E"/>
-          <w:bottom w:val="single" w:sz="4" w:space="2" w:color="C99B4E"/>
-          <w:right w:val="single" w:sz="4" w:space="2" w:color="C99B4E"/>
-        </w:pBdr>
-        <w:shd w:val="clear" w:color="auto" w:fill="FFF8E1"/>
       </w:pPr>
       <w:r>
         <w:rPr>
@@ -2424,598 +3086,7 @@
           <w:sz w:val="17"/>
           <w:u w:val="none"/>
         </w:rPr>
-        <w:t>The CA judges what animals need and deserve by ______(A)______ rather than by ______(B)______.</w:t>
-      </w:r>
-    </w:p>
-    <w:p>
-      <w:pPr>
-        <w:spacing w:before="0" w:after="0" w:line="269" w:lineRule="auto"/>
-        <w:ind w:left="180" w:hanging="180"/>
-        <w:snapToGrid w:val="0"/>
-      </w:pPr>
-      <w:r>
-        <w:rPr>
-          <w:rFonts w:ascii="맑은 고딕" w:hAnsi="맑은 고딕" w:eastAsia="맑은 고딕"/>
-          <w:b w:val="0"/>
-          <w:sz w:val="17"/>
-          <w:u w:val="none"/>
-        </w:rPr>
-        <w:t>① (A) the kind of life natural to each of them  (B) how closely they resemble us</w:t>
-      </w:r>
-    </w:p>
-    <w:p>
-      <w:pPr>
-        <w:spacing w:before="0" w:after="0" w:line="269" w:lineRule="auto"/>
-        <w:ind w:left="180" w:hanging="180"/>
-        <w:snapToGrid w:val="0"/>
-      </w:pPr>
-      <w:r>
-        <w:rPr>
-          <w:rFonts w:ascii="맑은 고딕" w:hAnsi="맑은 고딕" w:eastAsia="맑은 고딕"/>
-          <w:b w:val="0"/>
-          <w:sz w:val="17"/>
-          <w:u w:val="none"/>
-        </w:rPr>
-        <w:t>② (A) the kind of life natural to each of them  (B) how large and strong they are</w:t>
-      </w:r>
-    </w:p>
-    <w:p>
-      <w:pPr>
-        <w:spacing w:before="0" w:after="0" w:line="269" w:lineRule="auto"/>
-        <w:ind w:left="180" w:hanging="180"/>
-        <w:snapToGrid w:val="0"/>
-      </w:pPr>
-      <w:r>
-        <w:rPr>
-          <w:rFonts w:ascii="맑은 고딕" w:hAnsi="맑은 고딕" w:eastAsia="맑은 고딕"/>
-          <w:b w:val="0"/>
-          <w:sz w:val="17"/>
-          <w:u w:val="none"/>
-        </w:rPr>
-        <w:t>③ (A) how closely they resemble us  (B) the kind of life natural to each of them</w:t>
-      </w:r>
-    </w:p>
-    <w:p>
-      <w:pPr>
-        <w:spacing w:before="0" w:after="0" w:line="269" w:lineRule="auto"/>
-        <w:ind w:left="180" w:hanging="180"/>
-        <w:snapToGrid w:val="0"/>
-      </w:pPr>
-      <w:r>
-        <w:rPr>
-          <w:rFonts w:ascii="맑은 고딕" w:hAnsi="맑은 고딕" w:eastAsia="맑은 고딕"/>
-          <w:b w:val="0"/>
-          <w:sz w:val="17"/>
-          <w:u w:val="none"/>
-        </w:rPr>
-        <w:t>④ (A) how useful they are to people  (B) how intelligent they seem</w:t>
-      </w:r>
-    </w:p>
-    <w:p>
-      <w:pPr>
-        <w:spacing w:before="0" w:after="0" w:line="269" w:lineRule="auto"/>
-        <w:ind w:left="180" w:hanging="180"/>
-        <w:snapToGrid w:val="0"/>
-      </w:pPr>
-      <w:r>
-        <w:rPr>
-          <w:rFonts w:ascii="맑은 고딕" w:hAnsi="맑은 고딕" w:eastAsia="맑은 고딕"/>
-          <w:b w:val="0"/>
-          <w:sz w:val="17"/>
-          <w:u w:val="none"/>
-        </w:rPr>
-        <w:t>⑤ (A) the legal status they hold  (B) the places where they live</w:t>
-      </w:r>
-    </w:p>
-    <w:p>
-      <w:pPr>
-        <w:keepNext/>
-        <w:spacing w:before="80" w:after="40" w:line="276" w:lineRule="auto"/>
-        <w:snapToGrid w:val="0"/>
-        <w:shd w:val="clear" w:color="auto" w:fill="8A3A12"/>
-      </w:pPr>
-      <w:r>
-        <w:rPr>
-          <w:rFonts w:ascii="맑은 고딕" w:hAnsi="맑은 고딕" w:eastAsia="맑은 고딕"/>
-          <w:b/>
-          <w:color w:val="FFFFFF"/>
-          <w:sz w:val="17"/>
-          <w:u w:val="none"/>
-        </w:rPr>
-        <w:t>서답형  34-서1 ~ 34-서2</w:t>
-      </w:r>
-    </w:p>
-    <w:p>
-      <w:pPr>
-        <w:keepNext/>
-        <w:spacing w:before="80" w:after="20" w:line="276" w:lineRule="auto"/>
-        <w:snapToGrid w:val="0"/>
-      </w:pPr>
-      <w:r>
-        <w:rPr>
-          <w:rFonts w:ascii="맑은 고딕" w:hAnsi="맑은 고딕" w:eastAsia="맑은 고딕"/>
-          <w:b/>
-          <w:sz w:val="17"/>
-          <w:u w:val="none"/>
-        </w:rPr>
-        <w:t>34-서1.</w:t>
-      </w:r>
-      <w:r>
-        <w:rPr>
-          <w:rFonts w:ascii="맑은 고딕" w:hAnsi="맑은 고딕" w:eastAsia="맑은 고딕"/>
-          <w:b w:val="0"/>
-          <w:sz w:val="17"/>
-          <w:u w:val="none"/>
-        </w:rPr>
-        <w:t xml:space="preserve"> 다음 글의 밑줄 친 문장과 의미가 같도록 &lt;조건&gt;에 맞게 아래 문장을 완성하시오. [3.0점]</w:t>
-      </w:r>
-    </w:p>
-    <w:p>
-      <w:pPr>
-        <w:spacing w:before="0" w:after="60" w:line="288" w:lineRule="auto"/>
-        <w:ind w:left="40"/>
-        <w:snapToGrid w:val="0"/>
-        <w:pBdr>
-          <w:top w:val="single" w:sz="4" w:space="2" w:color="999999"/>
-          <w:left w:val="single" w:sz="4" w:space="2" w:color="999999"/>
-          <w:bottom w:val="single" w:sz="4" w:space="2" w:color="999999"/>
-          <w:right w:val="single" w:sz="4" w:space="2" w:color="999999"/>
-        </w:pBdr>
-        <w:shd w:val="clear" w:color="auto" w:fill="F6F3EA"/>
-      </w:pPr>
-      <w:r>
-        <w:rPr>
-          <w:rFonts w:ascii="맑은 고딕" w:hAnsi="맑은 고딕" w:eastAsia="맑은 고딕"/>
-          <w:b w:val="0"/>
-          <w:sz w:val="17"/>
-          <w:u w:val="none"/>
-        </w:rPr>
-        <w:t xml:space="preserve">And it argues that the human form of life is simply irrelevant when we think about what each type of animal needs and deserves. </w:t>
-      </w:r>
-      <w:r>
-        <w:rPr>
-          <w:rFonts w:ascii="맑은 고딕" w:hAnsi="맑은 고딕" w:eastAsia="맑은 고딕"/>
-          <w:b w:val="0"/>
-          <w:sz w:val="17"/>
-          <w:u w:val="single"/>
-        </w:rPr>
-        <w:t>What is relevant is their own forms of life.</w:t>
-      </w:r>
-    </w:p>
-    <w:p>
-      <w:pPr>
-        <w:spacing w:before="0" w:after="0" w:line="288" w:lineRule="auto"/>
-        <w:ind w:left="40"/>
-        <w:snapToGrid w:val="0"/>
-        <w:pBdr>
-          <w:top w:val="single" w:sz="4" w:space="2" w:color="9B6BD0"/>
-          <w:left w:val="single" w:sz="4" w:space="2" w:color="9B6BD0"/>
-          <w:bottom w:val="single" w:sz="4" w:space="2" w:color="9B6BD0"/>
-          <w:right w:val="single" w:sz="4" w:space="2" w:color="9B6BD0"/>
-        </w:pBdr>
-        <w:shd w:val="clear" w:color="auto" w:fill="FAF5FF"/>
-      </w:pPr>
-      <w:r>
-        <w:rPr>
-          <w:rFonts w:ascii="맑은 고딕" w:hAnsi="맑은 고딕" w:eastAsia="맑은 고딕"/>
-          <w:b/>
-          <w:sz w:val="17"/>
-          <w:u w:val="none"/>
-        </w:rPr>
-        <w:t>&lt;조 건&gt;</w:t>
-      </w:r>
-    </w:p>
-    <w:p>
-      <w:pPr>
-        <w:spacing w:before="0" w:after="60" w:line="288" w:lineRule="auto"/>
-        <w:ind w:left="40"/>
-        <w:snapToGrid w:val="0"/>
-        <w:pBdr>
-          <w:top w:val="single" w:sz="4" w:space="2" w:color="9B6BD0"/>
-          <w:left w:val="single" w:sz="4" w:space="2" w:color="9B6BD0"/>
-          <w:bottom w:val="single" w:sz="4" w:space="2" w:color="9B6BD0"/>
-          <w:right w:val="single" w:sz="4" w:space="2" w:color="9B6BD0"/>
-        </w:pBdr>
-        <w:shd w:val="clear" w:color="auto" w:fill="FAF5FF"/>
-      </w:pPr>
-      <w:r>
-        <w:rPr>
-          <w:rFonts w:ascii="맑은 고딕" w:hAnsi="맑은 고딕" w:eastAsia="맑은 고딕"/>
-          <w:b w:val="0"/>
-          <w:sz w:val="17"/>
-          <w:u w:val="none"/>
-        </w:rPr>
-        <w:t>1. 「It ~ that …」 강조구문으로 쓸 것</w:t>
-      </w:r>
-    </w:p>
-    <w:p>
-      <w:pPr>
-        <w:spacing w:before="0" w:after="40" w:line="360" w:lineRule="auto"/>
-        <w:snapToGrid w:val="0"/>
-      </w:pPr>
-      <w:r>
-        <w:rPr>
-          <w:rFonts w:ascii="맑은 고딕" w:hAnsi="맑은 고딕" w:eastAsia="맑은 고딕"/>
-          <w:b w:val="0"/>
-          <w:sz w:val="17"/>
-          <w:u w:val="none"/>
-        </w:rPr>
-        <w:t>→ It ________ ________ ________ ________ ________ ________</w:t>
-      </w:r>
-    </w:p>
-    <w:p>
-      <w:pPr>
-        <w:spacing w:before="0" w:after="40" w:line="360" w:lineRule="auto"/>
-        <w:snapToGrid w:val="0"/>
-      </w:pPr>
-      <w:r>
-        <w:rPr>
-          <w:rFonts w:ascii="맑은 고딕" w:hAnsi="맑은 고딕" w:eastAsia="맑은 고딕"/>
-          <w:b w:val="0"/>
-          <w:sz w:val="17"/>
-          <w:u w:val="none"/>
-        </w:rPr>
-        <w:t>________ ________ ________ .</w:t>
-      </w:r>
-    </w:p>
-    <w:p>
-      <w:pPr>
-        <w:keepNext/>
-        <w:spacing w:before="80" w:after="20" w:line="276" w:lineRule="auto"/>
-        <w:snapToGrid w:val="0"/>
-      </w:pPr>
-      <w:r>
-        <w:rPr>
-          <w:rFonts w:ascii="맑은 고딕" w:hAnsi="맑은 고딕" w:eastAsia="맑은 고딕"/>
-          <w:b/>
-          <w:sz w:val="17"/>
-          <w:u w:val="none"/>
-        </w:rPr>
-        <w:t>34-서2.</w:t>
-      </w:r>
-      <w:r>
-        <w:rPr>
-          <w:rFonts w:ascii="맑은 고딕" w:hAnsi="맑은 고딕" w:eastAsia="맑은 고딕"/>
-          <w:b w:val="0"/>
-          <w:sz w:val="17"/>
-          <w:u w:val="none"/>
-        </w:rPr>
-        <w:t xml:space="preserve"> 다음 글의 내용을 요약한 문장의 빈칸 (A)~(C)에 들어갈 말을 &lt;보기&gt;에서 골라 쓰시오. (단, 필요한 경우 어형을 바꾸고, 각 빈칸에 한 단어만 쓸 것) [3.0점]</w:t>
-      </w:r>
-    </w:p>
-    <w:p>
-      <w:pPr>
-        <w:spacing w:before="0" w:after="60" w:line="288" w:lineRule="auto"/>
-        <w:ind w:left="40"/>
-        <w:snapToGrid w:val="0"/>
-        <w:pBdr>
-          <w:top w:val="single" w:sz="4" w:space="2" w:color="999999"/>
-          <w:left w:val="single" w:sz="4" w:space="2" w:color="999999"/>
-          <w:bottom w:val="single" w:sz="4" w:space="2" w:color="999999"/>
-          <w:right w:val="single" w:sz="4" w:space="2" w:color="999999"/>
-        </w:pBdr>
-        <w:shd w:val="clear" w:color="auto" w:fill="F6F3EA"/>
-      </w:pPr>
-      <w:r>
-        <w:rPr>
-          <w:rFonts w:ascii="맑은 고딕" w:hAnsi="맑은 고딕" w:eastAsia="맑은 고딕"/>
-          <w:b w:val="0"/>
-          <w:sz w:val="17"/>
-          <w:u w:val="none"/>
-        </w:rPr>
-        <w:t>Some theories put animals in order according to their likeness to humans. The Capabilities Approach (CA) refuses to do so. For the CA, the human form of life is simply irrelevant; a finch seeks a finch’s life and a whale a whale’s life. Each sentient creature should have the opportunity to flourish in the form of life characteristic for that creature.</w:t>
-      </w:r>
-    </w:p>
-    <w:p>
-      <w:pPr>
-        <w:spacing w:before="0" w:after="60" w:line="288" w:lineRule="auto"/>
-        <w:ind w:left="40"/>
-        <w:snapToGrid w:val="0"/>
-        <w:pBdr>
-          <w:top w:val="single" w:sz="4" w:space="2" w:color="C99B4E"/>
-          <w:left w:val="single" w:sz="4" w:space="2" w:color="C99B4E"/>
-          <w:bottom w:val="single" w:sz="4" w:space="2" w:color="C99B4E"/>
-          <w:right w:val="single" w:sz="4" w:space="2" w:color="C99B4E"/>
-        </w:pBdr>
-        <w:shd w:val="clear" w:color="auto" w:fill="FFF8E1"/>
-      </w:pPr>
-      <w:r>
-        <w:rPr>
-          <w:rFonts w:ascii="맑은 고딕" w:hAnsi="맑은 고딕" w:eastAsia="맑은 고딕"/>
-          <w:b w:val="0"/>
-          <w:sz w:val="17"/>
-          <w:u w:val="none"/>
-        </w:rPr>
-        <w:t>Instead of ___(A)___ animals by their likeness to humans, the CA insists that each creature be ___(B)___ the chance to flourish in a life ___(C)___ to its own kind.</w:t>
-      </w:r>
-    </w:p>
-    <w:p>
-      <w:pPr>
-        <w:spacing w:before="0" w:after="60" w:line="288" w:lineRule="auto"/>
-        <w:ind w:left="40"/>
-        <w:snapToGrid w:val="0"/>
-        <w:pBdr>
-          <w:top w:val="single" w:sz="4" w:space="2" w:color="9B6BD0"/>
-          <w:left w:val="single" w:sz="4" w:space="2" w:color="9B6BD0"/>
-          <w:bottom w:val="single" w:sz="4" w:space="2" w:color="9B6BD0"/>
-          <w:right w:val="single" w:sz="4" w:space="2" w:color="9B6BD0"/>
-        </w:pBdr>
-        <w:shd w:val="clear" w:color="auto" w:fill="FAF5FF"/>
-      </w:pPr>
-      <w:r>
-        <w:rPr>
-          <w:rFonts w:ascii="맑은 고딕" w:hAnsi="맑은 고딕" w:eastAsia="맑은 고딕"/>
-          <w:b/>
-          <w:sz w:val="17"/>
-          <w:u w:val="none"/>
-        </w:rPr>
-        <w:t>&lt;보 기&gt;</w:t>
-      </w:r>
-      <w:r>
-        <w:rPr>
-          <w:rFonts w:ascii="맑은 고딕" w:hAnsi="맑은 고딕" w:eastAsia="맑은 고딕"/>
-          <w:b w:val="0"/>
-          <w:sz w:val="17"/>
-          <w:u w:val="none"/>
-        </w:rPr>
-        <w:t xml:space="preserve"> seek / rank / deserve / give / need / picture / suit / argue / rest / enjoy / learn / care</w:t>
-      </w:r>
-    </w:p>
-    <w:p>
-      <w:pPr>
-        <w:spacing w:before="0" w:after="40" w:line="360" w:lineRule="auto"/>
-        <w:snapToGrid w:val="0"/>
-      </w:pPr>
-      <w:r>
-        <w:rPr>
-          <w:rFonts w:ascii="맑은 고딕" w:hAnsi="맑은 고딕" w:eastAsia="맑은 고딕"/>
-          <w:b w:val="0"/>
-          <w:sz w:val="17"/>
-          <w:u w:val="none"/>
-        </w:rPr>
-        <w:t>(A) ______________   (B) ______________   (C) ______________</w:t>
-      </w:r>
-    </w:p>
-    <w:p>
-      <w:pPr>
-        <w:keepNext/>
-        <w:spacing w:before="80" w:after="40" w:line="276" w:lineRule="auto"/>
-        <w:snapToGrid w:val="0"/>
-        <w:shd w:val="clear" w:color="auto" w:fill="6B21A8"/>
-      </w:pPr>
-      <w:r>
-        <w:rPr>
-          <w:rFonts w:ascii="맑은 고딕" w:hAnsi="맑은 고딕" w:eastAsia="맑은 고딕"/>
-          <w:b/>
-          <w:color w:val="FFFFFF"/>
-          <w:sz w:val="17"/>
-          <w:u w:val="none"/>
-        </w:rPr>
-        <w:t>[지문 구조]  ※ 앞 문항을 모두 푼 뒤에 풀 것</w:t>
-      </w:r>
-    </w:p>
-    <w:p>
-      <w:pPr>
-        <w:keepNext/>
-        <w:spacing w:before="80" w:after="20" w:line="276" w:lineRule="auto"/>
-        <w:snapToGrid w:val="0"/>
-      </w:pPr>
-      <w:r>
-        <w:rPr>
-          <w:rFonts w:ascii="맑은 고딕" w:hAnsi="맑은 고딕" w:eastAsia="맑은 고딕"/>
-          <w:b/>
-          <w:sz w:val="17"/>
-          <w:u w:val="none"/>
-        </w:rPr>
-        <w:t>34-8.</w:t>
-      </w:r>
-      <w:r>
-        <w:rPr>
-          <w:rFonts w:ascii="맑은 고딕" w:hAnsi="맑은 고딕" w:eastAsia="맑은 고딕"/>
-          <w:b w:val="0"/>
-          <w:sz w:val="17"/>
-          <w:u w:val="none"/>
-        </w:rPr>
-        <w:t xml:space="preserve"> 주어진 글 다음에 이어질 글의 순서로 가장 적절한 것은? [2.7점]</w:t>
-      </w:r>
-    </w:p>
-    <w:p>
-      <w:pPr>
-        <w:spacing w:before="0" w:after="60" w:line="288" w:lineRule="auto"/>
-        <w:ind w:left="40"/>
-        <w:snapToGrid w:val="0"/>
-        <w:pBdr>
-          <w:top w:val="single" w:sz="4" w:space="2" w:color="C99B4E"/>
-          <w:left w:val="single" w:sz="4" w:space="2" w:color="C99B4E"/>
-          <w:bottom w:val="single" w:sz="4" w:space="2" w:color="C99B4E"/>
-          <w:right w:val="single" w:sz="4" w:space="2" w:color="C99B4E"/>
-        </w:pBdr>
-        <w:shd w:val="clear" w:color="auto" w:fill="FFF8E1"/>
-      </w:pPr>
-      <w:r>
-        <w:rPr>
-          <w:rFonts w:ascii="맑은 고딕" w:hAnsi="맑은 고딕" w:eastAsia="맑은 고딕"/>
-          <w:b w:val="0"/>
-          <w:sz w:val="17"/>
-          <w:u w:val="none"/>
-        </w:rPr>
-        <w:t>What is the Capabilities Approach (CA), and why would lawyers passionate about animal justice care about it? It is easy to say what it is not.</w:t>
-      </w:r>
-    </w:p>
-    <w:p>
-      <w:pPr>
-        <w:spacing w:before="0" w:after="0" w:line="288" w:lineRule="auto"/>
-        <w:ind w:left="40"/>
-        <w:snapToGrid w:val="0"/>
-        <w:pBdr>
-          <w:top w:val="single" w:sz="4" w:space="2" w:color="999999"/>
-          <w:left w:val="single" w:sz="4" w:space="2" w:color="999999"/>
-          <w:bottom w:val="single" w:sz="4" w:space="2" w:color="999999"/>
-          <w:right w:val="single" w:sz="4" w:space="2" w:color="999999"/>
-        </w:pBdr>
-        <w:shd w:val="clear" w:color="auto" w:fill="F6F3EA"/>
-      </w:pPr>
-      <w:r>
-        <w:rPr>
-          <w:rFonts w:ascii="맑은 고딕" w:hAnsi="맑은 고딕" w:eastAsia="맑은 고딕"/>
-          <w:b/>
-          <w:sz w:val="17"/>
-          <w:u w:val="none"/>
-        </w:rPr>
-        <w:t>(A)</w:t>
-      </w:r>
-      <w:r>
-        <w:rPr>
-          <w:rFonts w:ascii="맑은 고딕" w:hAnsi="맑은 고딕" w:eastAsia="맑은 고딕"/>
-          <w:b w:val="0"/>
-          <w:sz w:val="17"/>
-          <w:u w:val="none"/>
-        </w:rPr>
-        <w:t xml:space="preserve"> And it argues that the human form of life has nothing to do with what each type of animal needs and deserves. What is relevant is their own forms of life.</w:t>
-      </w:r>
-    </w:p>
-    <w:p>
-      <w:pPr>
-        <w:spacing w:before="0" w:after="0" w:line="288" w:lineRule="auto"/>
-        <w:ind w:left="40"/>
-        <w:snapToGrid w:val="0"/>
-        <w:pBdr>
-          <w:top w:val="single" w:sz="4" w:space="2" w:color="999999"/>
-          <w:left w:val="single" w:sz="4" w:space="2" w:color="999999"/>
-          <w:bottom w:val="single" w:sz="4" w:space="2" w:color="999999"/>
-          <w:right w:val="single" w:sz="4" w:space="2" w:color="999999"/>
-        </w:pBdr>
-        <w:shd w:val="clear" w:color="auto" w:fill="F6F3EA"/>
-      </w:pPr>
-      <w:r>
-        <w:rPr>
-          <w:rFonts w:ascii="맑은 고딕" w:hAnsi="맑은 고딕" w:eastAsia="맑은 고딕"/>
-          <w:b/>
-          <w:sz w:val="17"/>
-          <w:u w:val="none"/>
-        </w:rPr>
-        <w:t>(B)</w:t>
-      </w:r>
-      <w:r>
-        <w:rPr>
-          <w:rFonts w:ascii="맑은 고딕" w:hAnsi="맑은 고딕" w:eastAsia="맑은 고딕"/>
-          <w:b w:val="0"/>
-          <w:sz w:val="17"/>
-          <w:u w:val="none"/>
-        </w:rPr>
-        <w:t xml:space="preserve"> The CA does not rank animals by likeness to humans or seek special privileges for those considered most “like us,” as do some other popular theoretical approaches. The CA has concern for the finch and the pig as much as the whale and the elephant.</w:t>
-      </w:r>
-    </w:p>
-    <w:p>
-      <w:pPr>
-        <w:spacing w:before="0" w:after="60" w:line="288" w:lineRule="auto"/>
-        <w:ind w:left="40"/>
-        <w:snapToGrid w:val="0"/>
-        <w:pBdr>
-          <w:top w:val="single" w:sz="4" w:space="2" w:color="999999"/>
-          <w:left w:val="single" w:sz="4" w:space="2" w:color="999999"/>
-          <w:bottom w:val="single" w:sz="4" w:space="2" w:color="999999"/>
-          <w:right w:val="single" w:sz="4" w:space="2" w:color="999999"/>
-        </w:pBdr>
-        <w:shd w:val="clear" w:color="auto" w:fill="F6F3EA"/>
-      </w:pPr>
-      <w:r>
-        <w:rPr>
-          <w:rFonts w:ascii="맑은 고딕" w:hAnsi="맑은 고딕" w:eastAsia="맑은 고딕"/>
-          <w:b/>
-          <w:sz w:val="17"/>
-          <w:u w:val="none"/>
-        </w:rPr>
-        <w:t>(C)</w:t>
-      </w:r>
-      <w:r>
-        <w:rPr>
-          <w:rFonts w:ascii="맑은 고딕" w:hAnsi="맑은 고딕" w:eastAsia="맑은 고딕"/>
-          <w:b w:val="0"/>
-          <w:sz w:val="17"/>
-          <w:u w:val="none"/>
-        </w:rPr>
-        <w:t xml:space="preserve"> Just as humans seek to be able to enjoy the characteristic goods of a human life, so a finch seeks a finch’s life and the whale a whale’s life. According to the CA, each sentient creature should have the opportunity to flourish in the form of life characteristic for that creature.</w:t>
-      </w:r>
-    </w:p>
-    <w:p>
-      <w:pPr>
-        <w:spacing w:before="0" w:after="0" w:line="269" w:lineRule="auto"/>
-        <w:ind w:left="180" w:hanging="180"/>
-        <w:snapToGrid w:val="0"/>
-      </w:pPr>
-      <w:r>
-        <w:rPr>
-          <w:rFonts w:ascii="맑은 고딕" w:hAnsi="맑은 고딕" w:eastAsia="맑은 고딕"/>
-          <w:b w:val="0"/>
-          <w:sz w:val="17"/>
-          <w:u w:val="none"/>
-        </w:rPr>
-        <w:t>① (A) – (B) – (C)</w:t>
-      </w:r>
-    </w:p>
-    <w:p>
-      <w:pPr>
-        <w:spacing w:before="0" w:after="0" w:line="269" w:lineRule="auto"/>
-        <w:ind w:left="180" w:hanging="180"/>
-        <w:snapToGrid w:val="0"/>
-      </w:pPr>
-      <w:r>
-        <w:rPr>
-          <w:rFonts w:ascii="맑은 고딕" w:hAnsi="맑은 고딕" w:eastAsia="맑은 고딕"/>
-          <w:b w:val="0"/>
-          <w:sz w:val="17"/>
-          <w:u w:val="none"/>
-        </w:rPr>
-        <w:t>② (A) – (C) – (B)</w:t>
-      </w:r>
-    </w:p>
-    <w:p>
-      <w:pPr>
-        <w:spacing w:before="0" w:after="0" w:line="269" w:lineRule="auto"/>
-        <w:ind w:left="180" w:hanging="180"/>
-        <w:snapToGrid w:val="0"/>
-      </w:pPr>
-      <w:r>
-        <w:rPr>
-          <w:rFonts w:ascii="맑은 고딕" w:hAnsi="맑은 고딕" w:eastAsia="맑은 고딕"/>
-          <w:b w:val="0"/>
-          <w:sz w:val="17"/>
-          <w:u w:val="none"/>
-        </w:rPr>
-        <w:t>③ (B) – (A) – (C)</w:t>
-      </w:r>
-    </w:p>
-    <w:p>
-      <w:pPr>
-        <w:spacing w:before="0" w:after="0" w:line="269" w:lineRule="auto"/>
-        <w:ind w:left="180" w:hanging="180"/>
-        <w:snapToGrid w:val="0"/>
-      </w:pPr>
-      <w:r>
-        <w:rPr>
-          <w:rFonts w:ascii="맑은 고딕" w:hAnsi="맑은 고딕" w:eastAsia="맑은 고딕"/>
-          <w:b w:val="0"/>
-          <w:sz w:val="17"/>
-          <w:u w:val="none"/>
-        </w:rPr>
-        <w:t>④ (B) – (C) – (A)</w:t>
-      </w:r>
-    </w:p>
-    <w:p>
-      <w:pPr>
-        <w:spacing w:before="0" w:after="0" w:line="269" w:lineRule="auto"/>
-        <w:ind w:left="180" w:hanging="180"/>
-        <w:snapToGrid w:val="0"/>
-      </w:pPr>
-      <w:r>
-        <w:rPr>
-          <w:rFonts w:ascii="맑은 고딕" w:hAnsi="맑은 고딕" w:eastAsia="맑은 고딕"/>
-          <w:b w:val="0"/>
-          <w:sz w:val="17"/>
-          <w:u w:val="none"/>
-        </w:rPr>
-        <w:t>⑤ (C) – (B) – (A)</w:t>
+        <w:t>① ①    ② ②    ③ ③    ④ ④    ⑤ ⑤</w:t>
       </w:r>
     </w:p>
     <w:p>
@@ -3984,7 +4055,7 @@
           <w:sz w:val="15"/>
           <w:u w:val="none"/>
         </w:rPr>
-        <w:t xml:space="preserve"> 정답 ④</w:t>
+        <w:t xml:space="preserve"> 정답 ② — (a) ○ (b) ✕ (c) ○ (d) ✕ (e) ✕</w:t>
       </w:r>
     </w:p>
     <w:p>
@@ -4009,7 +4080,7 @@
           <w:sz w:val="15"/>
           <w:u w:val="none"/>
         </w:rPr>
-        <w:t xml:space="preserve"> 정답 ⑤</w:t>
+        <w:t xml:space="preserve"> 정답 ③ — ⓐ as does → as do / ⓒ That → What / ⓔ sought → seeking</w:t>
       </w:r>
     </w:p>
     <w:p>
@@ -4034,7 +4105,7 @@
           <w:sz w:val="15"/>
           <w:u w:val="none"/>
         </w:rPr>
-        <w:t xml:space="preserve"> 정답 ①, ③</w:t>
+        <w:t xml:space="preserve"> 정답 ④ — likeness · irrelevant · flourish</w:t>
       </w:r>
     </w:p>
     <w:p>
@@ -4059,7 +4130,7 @@
           <w:sz w:val="15"/>
           <w:u w:val="none"/>
         </w:rPr>
-        <w:t xml:space="preserve"> 정답 ② (restrictions → privileges)</w:t>
+        <w:t xml:space="preserve"> 정답 ③</w:t>
       </w:r>
     </w:p>
     <w:p>
@@ -4084,7 +4155,7 @@
           <w:sz w:val="15"/>
           <w:u w:val="none"/>
         </w:rPr>
-        <w:t xml:space="preserve"> 정답 ② — (A) ✕ (B) ○ (C) ○ (D) ✕</w:t>
+        <w:t xml:space="preserve"> 정답 ⑤</w:t>
       </w:r>
     </w:p>
     <w:p>
@@ -4134,7 +4205,7 @@
           <w:sz w:val="15"/>
           <w:u w:val="none"/>
         </w:rPr>
-        <w:t xml:space="preserve"> 정답 ①</w:t>
+        <w:t xml:space="preserve"> 정답 ④</w:t>
       </w:r>
     </w:p>
     <w:p>
@@ -4159,7 +4230,7 @@
           <w:sz w:val="15"/>
           <w:u w:val="none"/>
         </w:rPr>
-        <w:t xml:space="preserve"> is their own forms of life that are relevant</w:t>
+        <w:t xml:space="preserve"> (1) relevance  (2) lazy  (3) flourishing</w:t>
       </w:r>
     </w:p>
     <w:p>
@@ -4184,7 +4255,7 @@
           <w:sz w:val="15"/>
           <w:u w:val="none"/>
         </w:rPr>
-        <w:t xml:space="preserve"> (A) ranking  (B) given  (C) suited</w:t>
+        <w:t xml:space="preserve"> Instead of lazily picturing animals as lesser humans, we should extend ourselves and learn.</w:t>
       </w:r>
     </w:p>
     <w:p>
@@ -4209,7 +4280,7 @@
           <w:sz w:val="15"/>
           <w:u w:val="none"/>
         </w:rPr>
-        <w:t xml:space="preserve"> 정답 ③ (B) – (A) – (C)</w:t>
+        <w:t xml:space="preserve"> 정답 ①</w:t>
       </w:r>
     </w:p>
     <w:p>
@@ -4250,7 +4321,7 @@
           <w:sz w:val="14"/>
           <w:u w:val="none"/>
         </w:rPr>
-        <w:t xml:space="preserve"> 원문 irrelevant를 관용 표현 beside the point(논점에서 벗어난)로 환언. </w:t>
+        <w:t xml:space="preserve"> </w:t>
       </w:r>
       <w:r>
         <w:rPr>
@@ -4259,7 +4330,7 @@
           <w:sz w:val="14"/>
           <w:u w:val="none"/>
         </w:rPr>
-        <w:t>①⑤ [필자가 배격하는 관점]</w:t>
+        <w:t>(c) [어법 decoy]</w:t>
       </w:r>
       <w:r>
         <w:rPr>
@@ -4268,7 +4339,7 @@
           <w:sz w:val="14"/>
           <w:u w:val="none"/>
         </w:rPr>
-        <w:t xml:space="preserve"> 인간을 기준·목표로 삼는 것이 바로 CA가 거부하는 ‘순위 매기기’. </w:t>
+        <w:t xml:space="preserve"> 틀려 보이지만 옳은 진술 — 이것까지 고르면 ④. </w:t>
       </w:r>
       <w:r>
         <w:rPr>
@@ -4277,7 +4348,7 @@
           <w:sz w:val="14"/>
           <w:u w:val="none"/>
         </w:rPr>
-        <w:t>② [한 끗]</w:t>
+        <w:t>(b) [연결어 함정]</w:t>
       </w:r>
       <w:r>
         <w:rPr>
@@ -4286,7 +4357,7 @@
           <w:sz w:val="14"/>
           <w:u w:val="none"/>
         </w:rPr>
-        <w:t xml:space="preserve"> 인간의 삶을 ‘참고’로 삼는 온건한 입장처럼 보이지만 simply(그야말로)와 맞지 않고, 뒤 문장이 ‘그들 자신의 삶’만을 기준으로 든다. </w:t>
+        <w:t xml:space="preserve"> 앞뒤 모두 CA의 주장이므로 대조가 아닌 첨가. </w:t>
       </w:r>
       <w:r>
         <w:rPr>
@@ -4295,7 +4366,7 @@
           <w:sz w:val="14"/>
           <w:u w:val="none"/>
         </w:rPr>
-        <w:t>③</w:t>
+        <w:t>(e)</w:t>
       </w:r>
       <w:r>
         <w:rPr>
@@ -4304,7 +4375,7 @@
           <w:sz w:val="14"/>
           <w:u w:val="none"/>
         </w:rPr>
-        <w:t xml:space="preserve"> 복잡성은 언급 없음.</w:t>
+        <w:t xml:space="preserve"> as much as(~만큼)를 비교 우열로 오독하면 옳다고 착각.</w:t>
       </w:r>
     </w:p>
     <w:p>
@@ -4329,7 +4400,7 @@
           <w:sz w:val="14"/>
           <w:u w:val="none"/>
         </w:rPr>
-        <w:t xml:space="preserve"> lazily와의 대조 → make the effort, ‘열등한 인간’으로 보지 않음 → on their own terms. </w:t>
+        <w:t xml:space="preserve"> </w:t>
       </w:r>
       <w:r>
         <w:rPr>
@@ -4338,7 +4409,7 @@
           <w:sz w:val="14"/>
           <w:u w:val="none"/>
         </w:rPr>
-        <w:t>① [축자 해석]</w:t>
+        <w:t>ⓐ [도치 수일치 함정]</w:t>
       </w:r>
       <w:r>
         <w:rPr>
@@ -4347,7 +4418,7 @@
           <w:sz w:val="14"/>
           <w:u w:val="none"/>
         </w:rPr>
-        <w:t xml:space="preserve"> extend를 공간의 확장으로 읽은 선지. </w:t>
+        <w:t xml:space="preserve"> as 뒤 주어가 동사 뒤로 가서 단수 CA에 맞추기 쉽다 — ④는 이것을 놓친 선지. </w:t>
       </w:r>
       <w:r>
         <w:rPr>
@@ -4356,7 +4427,7 @@
           <w:sz w:val="14"/>
           <w:u w:val="none"/>
         </w:rPr>
-        <w:t>② [한 끗]</w:t>
+        <w:t>ⓔ</w:t>
       </w:r>
       <w:r>
         <w:rPr>
@@ -4365,25 +4436,7 @@
           <w:sz w:val="14"/>
           <w:u w:val="none"/>
         </w:rPr>
-        <w:t xml:space="preserve"> 동물을 위하는 방향은 같지만 ‘인간과 똑같은 권리’는 다시 인간을 기준으로 삼는 것 — 글은 각자의 삶의 형태를 말한다. </w:t>
-      </w:r>
-      <w:r>
-        <w:rPr>
-          <w:rFonts w:ascii="맑은 고딕" w:hAnsi="맑은 고딕" w:eastAsia="맑은 고딕"/>
-          <w:b/>
-          <w:sz w:val="14"/>
-          <w:u w:val="none"/>
-        </w:rPr>
-        <w:t>③ [반대]</w:t>
-      </w:r>
-      <w:r>
-        <w:rPr>
-          <w:rFonts w:ascii="맑은 고딕" w:hAnsi="맑은 고딕" w:eastAsia="맑은 고딕"/>
-          <w:b w:val="0"/>
-          <w:sz w:val="14"/>
-          <w:u w:val="none"/>
-        </w:rPr>
-        <w:t xml:space="preserve"> 동물을 인간 쪽에 맞추는 것.</w:t>
+        <w:t xml:space="preserve"> 수동 sought 뒤에는 목적어(a life)가 올 수 없다.</w:t>
       </w:r>
     </w:p>
     <w:p>
@@ -4417,7 +4470,7 @@
           <w:sz w:val="14"/>
           <w:u w:val="none"/>
         </w:rPr>
-        <w:t>①③</w:t>
+        <w:t>⑤ [한 끗]</w:t>
       </w:r>
       <w:r>
         <w:rPr>
@@ -4426,7 +4479,7 @@
           <w:sz w:val="14"/>
           <w:u w:val="none"/>
         </w:rPr>
-        <w:t xml:space="preserve"> 그 동물 특유의 삶(헤엄·사냥 / 비행·무리)을 기준으로 삼음(ⓑⓒ). </w:t>
+        <w:t xml:space="preserve"> (A)(B)는 맞고 (C)만 flourishing — to부정사의 to를 전치사로 착각. </w:t>
       </w:r>
       <w:r>
         <w:rPr>
@@ -4435,7 +4488,7 @@
           <w:sz w:val="14"/>
           <w:u w:val="none"/>
         </w:rPr>
-        <w:t>②④ [유사성에 따른 특권]</w:t>
+        <w:t>② [반의어]</w:t>
       </w:r>
       <w:r>
         <w:rPr>
@@ -4444,25 +4497,7 @@
           <w:sz w:val="14"/>
           <w:u w:val="none"/>
         </w:rPr>
-        <w:t xml:space="preserve"> 동물을 위하는 일이지만 근거가 ‘인간과 닮음’ — CA가 거부하는 바로 그 접근(ⓐ 위반). 선의가 있어 보여 고르기 쉬운 선지. </w:t>
-      </w:r>
-      <w:r>
-        <w:rPr>
-          <w:rFonts w:ascii="맑은 고딕" w:hAnsi="맑은 고딕" w:eastAsia="맑은 고딕"/>
-          <w:b/>
-          <w:sz w:val="14"/>
-          <w:u w:val="none"/>
-        </w:rPr>
-        <w:t>⑤</w:t>
-      </w:r>
-      <w:r>
-        <w:rPr>
-          <w:rFonts w:ascii="맑은 고딕" w:hAnsi="맑은 고딕" w:eastAsia="맑은 고딕"/>
-          <w:b w:val="0"/>
-          <w:sz w:val="14"/>
-          <w:u w:val="none"/>
-        </w:rPr>
-        <w:t xml:space="preserve"> 동물을 ‘열등한 인간’으로 그려 인간의 삶을 입힌 경우.</w:t>
+        <w:t xml:space="preserve"> essential이면 What is relevant is their own forms of life와 충돌.</w:t>
       </w:r>
     </w:p>
     <w:p>
@@ -4487,7 +4522,7 @@
           <w:sz w:val="14"/>
           <w:u w:val="none"/>
         </w:rPr>
-        <w:t xml:space="preserve"> ‘우리 같은’ 동물에게 ‘제한’을 구한다는 것은 순위 매기기의 논리와 맞지 않는다 → </w:t>
+        <w:t xml:space="preserve"> </w:t>
       </w:r>
       <w:r>
         <w:rPr>
@@ -4496,7 +4531,7 @@
           <w:sz w:val="14"/>
           <w:u w:val="none"/>
         </w:rPr>
-        <w:t>privileges</w:t>
+        <w:t>③ [부정 반전]</w:t>
       </w:r>
       <w:r>
         <w:rPr>
@@ -4505,7 +4540,7 @@
           <w:sz w:val="14"/>
           <w:u w:val="none"/>
         </w:rPr>
-        <w:t xml:space="preserve">(특권). 문장 전체가 does not으로 부정되어 있어 방향을 놓치기 쉽다. </w:t>
+        <w:t xml:space="preserve"> irrelevant의 ir-를 놓치면 일치로 착각. </w:t>
       </w:r>
       <w:r>
         <w:rPr>
@@ -4514,7 +4549,7 @@
           <w:sz w:val="14"/>
           <w:u w:val="none"/>
         </w:rPr>
-        <w:t>⑤ [한 끗 함정]</w:t>
+        <w:t>④</w:t>
       </w:r>
       <w:r>
         <w:rPr>
@@ -4523,25 +4558,7 @@
           <w:sz w:val="14"/>
           <w:u w:val="none"/>
         </w:rPr>
-        <w:t xml:space="preserve"> 동물을 낮춰 보는 말이라 틀려 보이지만, 필자가 ‘그렇게 그리지 말라’고 한 내용이므로 lesser가 맞다. </w:t>
-      </w:r>
-      <w:r>
-        <w:rPr>
-          <w:rFonts w:ascii="맑은 고딕" w:hAnsi="맑은 고딕" w:eastAsia="맑은 고딕"/>
-          <w:b/>
-          <w:sz w:val="14"/>
-          <w:u w:val="none"/>
-        </w:rPr>
-        <w:t>④</w:t>
-      </w:r>
-      <w:r>
-        <w:rPr>
-          <w:rFonts w:ascii="맑은 고딕" w:hAnsi="맑은 고딕" w:eastAsia="맑은 고딕"/>
-          <w:b w:val="0"/>
-          <w:sz w:val="14"/>
-          <w:u w:val="none"/>
-        </w:rPr>
-        <w:t xml:space="preserve"> 바로 앞의 irrelevant와 대비.</w:t>
+        <w:t xml:space="preserve"> lazily picture(게으르게 상상하다) → ‘쉽게 상상하는 태도’의 환언 — 참.</w:t>
       </w:r>
     </w:p>
     <w:p>
@@ -4575,7 +4592,7 @@
           <w:sz w:val="14"/>
           <w:u w:val="none"/>
         </w:rPr>
-        <w:t>(A) ✕</w:t>
+        <w:t>② [역할 반전]</w:t>
       </w:r>
       <w:r>
         <w:rPr>
@@ -4584,7 +4601,7 @@
           <w:sz w:val="14"/>
           <w:u w:val="none"/>
         </w:rPr>
-        <w:t xml:space="preserve"> CA는 그런 이론들과 ‘달리’(Unlike) 유사성을 기준으로 삼지 않는다. </w:t>
+        <w:t xml:space="preserve"> 장미 기준은 ‘부주의한 정원사’의 방식 — [A]의 ‘인간 기준’에 대응하는 거부 대상. </w:t>
       </w:r>
       <w:r>
         <w:rPr>
@@ -4593,7 +4610,7 @@
           <w:sz w:val="14"/>
           <w:u w:val="none"/>
         </w:rPr>
-        <w:t>(B) ○</w:t>
+        <w:t>④</w:t>
       </w:r>
       <w:r>
         <w:rPr>
@@ -4602,43 +4619,7 @@
           <w:sz w:val="14"/>
           <w:u w:val="none"/>
         </w:rPr>
-        <w:t xml:space="preserve"> 앞의 neither와 짝 → nor. </w:t>
-      </w:r>
-      <w:r>
-        <w:rPr>
-          <w:rFonts w:ascii="맑은 고딕" w:hAnsi="맑은 고딕" w:eastAsia="맑은 고딕"/>
-          <w:b/>
-          <w:sz w:val="14"/>
-          <w:u w:val="none"/>
-        </w:rPr>
-        <w:t>(C) ○</w:t>
-      </w:r>
-      <w:r>
-        <w:rPr>
-          <w:rFonts w:ascii="맑은 고딕" w:hAnsi="맑은 고딕" w:eastAsia="맑은 고딕"/>
-          <w:b w:val="0"/>
-          <w:sz w:val="14"/>
-          <w:u w:val="none"/>
-        </w:rPr>
-        <w:t xml:space="preserve"> ‘기준은 인간이 아니라 그 동물 자신의 삶’의 환언. </w:t>
-      </w:r>
-      <w:r>
-        <w:rPr>
-          <w:rFonts w:ascii="맑은 고딕" w:hAnsi="맑은 고딕" w:eastAsia="맑은 고딕"/>
-          <w:b/>
-          <w:sz w:val="14"/>
-          <w:u w:val="none"/>
-        </w:rPr>
-        <w:t>(D) ✕</w:t>
-      </w:r>
-      <w:r>
-        <w:rPr>
-          <w:rFonts w:ascii="맑은 고딕" w:hAnsi="맑은 고딕" w:eastAsia="맑은 고딕"/>
-          <w:b w:val="0"/>
-          <w:sz w:val="14"/>
-          <w:u w:val="none"/>
-        </w:rPr>
-        <w:t xml:space="preserve"> 요구·주장의 동사 demand 뒤 that절은 (should) + 동사원형 → be가 옳다. 주어가 단수라고 is로 고치면 틀린다. → ⑤는 (D)에 속은 경우, ①은 (A)의 Unlike를 놓친 경우.</w:t>
+        <w:t xml:space="preserve"> lawyers라는 소재어에 끌린 선지.</w:t>
       </w:r>
     </w:p>
     <w:p>
@@ -4672,7 +4653,7 @@
           <w:sz w:val="14"/>
           <w:u w:val="none"/>
         </w:rPr>
-        <w:t>③ [정도 조작]</w:t>
+        <w:t>① [거부 대상 함정]</w:t>
       </w:r>
       <w:r>
         <w:rPr>
@@ -4681,7 +4662,7 @@
           <w:sz w:val="14"/>
           <w:u w:val="none"/>
         </w:rPr>
-        <w:t xml:space="preserve"> as much as(동등)를 more … than(우열)으로 바꿨다. 고래·코끼리가 ‘인간에 가까운 동물’로 떠올라 그럴듯해 보이는 함정 — 그것은 CA가 아니라 ‘다른 접근법들’의 관점이다. </w:t>
+        <w:t xml:space="preserve"> CA가 거부하는 기준(likeness to humans)을 그대로 환언. </w:t>
       </w:r>
       <w:r>
         <w:rPr>
@@ -4690,7 +4671,7 @@
           <w:sz w:val="14"/>
           <w:u w:val="none"/>
         </w:rPr>
-        <w:t>① [한 끗]</w:t>
+        <w:t>⑤</w:t>
       </w:r>
       <w:r>
         <w:rPr>
@@ -4699,25 +4680,7 @@
           <w:sz w:val="14"/>
           <w:u w:val="none"/>
         </w:rPr>
-        <w:t xml:space="preserve"> 글이 그 접근법에 반대한다고 해서 불일치가 아니다. </w:t>
-      </w:r>
-      <w:r>
-        <w:rPr>
-          <w:rFonts w:ascii="맑은 고딕" w:hAnsi="맑은 고딕" w:eastAsia="맑은 고딕"/>
-          <w:b/>
-          <w:sz w:val="14"/>
-          <w:u w:val="none"/>
-        </w:rPr>
-        <w:t>②</w:t>
-      </w:r>
-      <w:r>
-        <w:rPr>
-          <w:rFonts w:ascii="맑은 고딕" w:hAnsi="맑은 고딕" w:eastAsia="맑은 고딕"/>
-          <w:b w:val="0"/>
-          <w:sz w:val="14"/>
-          <w:u w:val="none"/>
-        </w:rPr>
-        <w:t xml:space="preserve"> does not matter → beside the point.</w:t>
+        <w:t xml:space="preserve"> whale·elephant ↔ finch·pig의 크기 대비에 끌린 선지.</w:t>
       </w:r>
     </w:p>
     <w:p>
@@ -4742,7 +4705,7 @@
           <w:sz w:val="14"/>
           <w:u w:val="none"/>
         </w:rPr>
-        <w:t xml:space="preserve"> (A) form of life characteristic for that creature → the kind of life natural to each. (B) likeness to humans → how closely they resemble us. </w:t>
+        <w:t xml:space="preserve"> </w:t>
       </w:r>
       <w:r>
         <w:rPr>
@@ -4751,7 +4714,7 @@
           <w:sz w:val="14"/>
           <w:u w:val="none"/>
         </w:rPr>
-        <w:t>③ [순서 역전]</w:t>
+        <w:t>④ [소재어 재사용 함정]</w:t>
       </w:r>
       <w:r>
         <w:rPr>
@@ -4760,25 +4723,7 @@
           <w:sz w:val="14"/>
           <w:u w:val="none"/>
         </w:rPr>
-        <w:t xml:space="preserve"> 두 표현은 맞지만 (A)(B)가 뒤바뀌어 rather than의 방향이 반대가 된다 — 요약문 구조까지 확인해야 한다. </w:t>
-      </w:r>
-      <w:r>
-        <w:rPr>
-          <w:rFonts w:ascii="맑은 고딕" w:hAnsi="맑은 고딕" w:eastAsia="맑은 고딕"/>
-          <w:b/>
-          <w:sz w:val="14"/>
-          <w:u w:val="none"/>
-        </w:rPr>
-        <w:t>② [한 끗]</w:t>
-      </w:r>
-      <w:r>
-        <w:rPr>
-          <w:rFonts w:ascii="맑은 고딕" w:hAnsi="맑은 고딕" w:eastAsia="맑은 고딕"/>
-          <w:b w:val="0"/>
-          <w:sz w:val="14"/>
-          <w:u w:val="none"/>
-        </w:rPr>
-        <w:t xml:space="preserve"> (A)는 맞지만 (B)의 ‘크기·힘’은 고래·코끼리에서 연상한 것일 뿐 글의 기준이 아니다.</w:t>
+        <w:t xml:space="preserve"> whale이 앞뒤에 나와 자연스러워 보이지만 CA의 관점과 무관. ④를 빼면 irrelevant → What is relevant의 대비가 바로 이어진다.</w:t>
       </w:r>
     </w:p>
     <w:p>
@@ -4803,7 +4748,7 @@
           <w:sz w:val="14"/>
           <w:u w:val="none"/>
         </w:rPr>
-        <w:t xml:space="preserve"> that is relevant ✕ — 원문의 is(주어 What절, 단수)를 그대로 옮기면 틀린다. that절의 주어 역할을 하는 것은 복수 forms. It are ✕. what을 남겨 It is what … ✕. [채점] It is + 강조어 1 · that 1 · are 수일치 1.</w:t>
+        <w:t xml:space="preserve"> (1) relevant ✕(명사 자리) · irrelevance ✕(no와 이중부정). (2) lazily ✕ — 명사 수식 형용사. (3) flourish ✕ — 전치사 뒤. [채점] 각 1점.</w:t>
       </w:r>
     </w:p>
     <w:p>
@@ -4837,7 +4782,7 @@
           <w:sz w:val="14"/>
           <w:u w:val="none"/>
         </w:rPr>
-        <w:t>(A)</w:t>
+        <w:t>Instead of lazily picture</w:t>
       </w:r>
       <w:r>
         <w:rPr>
@@ -4846,7 +4791,7 @@
           <w:sz w:val="14"/>
           <w:u w:val="none"/>
         </w:rPr>
-        <w:t xml:space="preserve"> 전치사 Instead of + 동명사, put in order → </w:t>
+        <w:t xml:space="preserve"> ✕ — 전치사 뒤 동사원형 불가. </w:t>
       </w:r>
       <w:r>
         <w:rPr>
@@ -4855,7 +4800,7 @@
           <w:sz w:val="14"/>
           <w:u w:val="none"/>
         </w:rPr>
-        <w:t>ranking</w:t>
+        <w:t>picturing lazily</w:t>
       </w:r>
       <w:r>
         <w:rPr>
@@ -4864,79 +4809,7 @@
           <w:sz w:val="14"/>
           <w:u w:val="none"/>
         </w:rPr>
-        <w:t xml:space="preserve">. </w:t>
-      </w:r>
-      <w:r>
-        <w:rPr>
-          <w:rFonts w:ascii="맑은 고딕" w:hAnsi="맑은 고딕" w:eastAsia="맑은 고딕"/>
-          <w:b/>
-          <w:sz w:val="14"/>
-          <w:u w:val="none"/>
-        </w:rPr>
-        <w:t>(B)</w:t>
-      </w:r>
-      <w:r>
-        <w:rPr>
-          <w:rFonts w:ascii="맑은 고딕" w:hAnsi="맑은 고딕" w:eastAsia="맑은 고딕"/>
-          <w:b w:val="0"/>
-          <w:sz w:val="14"/>
-          <w:u w:val="none"/>
-        </w:rPr>
-        <w:t xml:space="preserve"> insist that + S + (should) be + p.p., have the opportunity → be </w:t>
-      </w:r>
-      <w:r>
-        <w:rPr>
-          <w:rFonts w:ascii="맑은 고딕" w:hAnsi="맑은 고딕" w:eastAsia="맑은 고딕"/>
-          <w:b/>
-          <w:sz w:val="14"/>
-          <w:u w:val="none"/>
-        </w:rPr>
-        <w:t>given</w:t>
-      </w:r>
-      <w:r>
-        <w:rPr>
-          <w:rFonts w:ascii="맑은 고딕" w:hAnsi="맑은 고딕" w:eastAsia="맑은 고딕"/>
-          <w:b w:val="0"/>
-          <w:sz w:val="14"/>
-          <w:u w:val="none"/>
-        </w:rPr>
-        <w:t xml:space="preserve"> the chance(give–gave–given). </w:t>
-      </w:r>
-      <w:r>
-        <w:rPr>
-          <w:rFonts w:ascii="맑은 고딕" w:hAnsi="맑은 고딕" w:eastAsia="맑은 고딕"/>
-          <w:b/>
-          <w:sz w:val="14"/>
-          <w:u w:val="none"/>
-        </w:rPr>
-        <w:t>(C)</w:t>
-      </w:r>
-      <w:r>
-        <w:rPr>
-          <w:rFonts w:ascii="맑은 고딕" w:hAnsi="맑은 고딕" w:eastAsia="맑은 고딕"/>
-          <w:b w:val="0"/>
-          <w:sz w:val="14"/>
-          <w:u w:val="none"/>
-        </w:rPr>
-        <w:t xml:space="preserve"> a life를 뒤에서 수식, be suited to(~에 맞는) → </w:t>
-      </w:r>
-      <w:r>
-        <w:rPr>
-          <w:rFonts w:ascii="맑은 고딕" w:hAnsi="맑은 고딕" w:eastAsia="맑은 고딕"/>
-          <w:b/>
-          <w:sz w:val="14"/>
-          <w:u w:val="none"/>
-        </w:rPr>
-        <w:t>suited</w:t>
-      </w:r>
-      <w:r>
-        <w:rPr>
-          <w:rFonts w:ascii="맑은 고딕" w:hAnsi="맑은 고딕" w:eastAsia="맑은 고딕"/>
-          <w:b w:val="0"/>
-          <w:sz w:val="14"/>
-          <w:u w:val="none"/>
-        </w:rPr>
-        <w:t>(characteristic for → suited to). [채점] 각 1점, 어형 오류 0점.</w:t>
+        <w:t xml:space="preserve"> △ — 의미는 통하나 원문 어순(부사 + 동사) 유지가 기준. [채점] 동명사 1.5 / 어순 1 / 단어 수·철자 0.5.</w:t>
       </w:r>
     </w:p>
     <w:p>
@@ -4961,7 +4834,7 @@
           <w:sz w:val="14"/>
           <w:u w:val="none"/>
         </w:rPr>
-        <w:t xml:space="preserve"> ‘아닌 것’을 바로 받는 (B)가 먼저. (A)의 And는 (B)에 이어 덧붙이는 말이고, (A)가 내놓은 ‘그들 자신의 삶의 형태’를 (C)가 구체화하며 맺는다. </w:t>
+        <w:t xml:space="preserve"> </w:t>
       </w:r>
       <w:r>
         <w:rPr>
@@ -4979,7 +4852,7 @@
           <w:sz w:val="14"/>
           <w:u w:val="none"/>
         </w:rPr>
-        <w:t xml:space="preserve"> (B)의 the finch·the whale과 (C)의 a finch·the whale이 이어져 보이지만, (C)의 결론 문장 뒤에 And it argues …가 오면 흐름이 뒤집힌다.</w:t>
+        <w:t xml:space="preserve"> irrelevant 뒤에 두면 ‘무엇이 아닌가’가 What is relevant(무엇인가)를 끊는다.</w:t>
       </w:r>
     </w:p>
     <w:p>

--- a/shinmok1/pack/2510/H1MOGO25-10_34_SET.docx
+++ b/shinmok1/pack/2510/H1MOGO25-10_34_SET.docx
@@ -107,7 +107,7 @@
     </w:p>
     <w:p>
       <w:pPr>
-        <w:spacing w:before="0" w:after="20" w:line="360" w:lineRule="auto"/>
+        <w:spacing w:before="0" w:after="20" w:line="300" w:lineRule="auto"/>
         <w:jc w:val="both"/>
         <w:snapToGrid w:val="0"/>
       </w:pPr>
@@ -147,7 +147,7 @@
           <w:sz w:val="17"/>
           <w:u w:val="none"/>
         </w:rPr>
-        <w:t xml:space="preserve"> </w:t>
+        <w:t xml:space="preserve"> passionate about animal </w:t>
       </w:r>
       <w:r>
         <w:rPr>
@@ -163,20 +163,11 @@
       <w:r>
         <w:rPr>
           <w:rFonts w:ascii="맑은 고딕" w:hAnsi="맑은 고딕" w:eastAsia="맑은 고딕"/>
-          <w:b/>
-          <w:sz w:val="17"/>
-          <w:u w:val="none"/>
-        </w:rPr>
-        <w:t>[ passionate / indifferent ]</w:t>
-      </w:r>
-      <w:r>
-        <w:rPr>
-          <w:rFonts w:ascii="맑은 고딕" w:hAnsi="맑은 고딕" w:eastAsia="맑은 고딕"/>
           <w:b w:val="0"/>
           <w:sz w:val="17"/>
           <w:u w:val="none"/>
         </w:rPr>
-        <w:t xml:space="preserve"> about animal </w:t>
+        <w:t xml:space="preserve">j________ care about it? It is easy </w:t>
       </w:r>
       <w:r>
         <w:rPr>
@@ -192,11 +183,20 @@
       <w:r>
         <w:rPr>
           <w:rFonts w:ascii="맑은 고딕" w:hAnsi="맑은 고딕" w:eastAsia="맑은 고딕"/>
+          <w:b/>
+          <w:sz w:val="17"/>
+          <w:u w:val="none"/>
+        </w:rPr>
+        <w:t>[ to say / saying ]</w:t>
+      </w:r>
+      <w:r>
+        <w:rPr>
+          <w:rFonts w:ascii="맑은 고딕" w:hAnsi="맑은 고딕" w:eastAsia="맑은 고딕"/>
           <w:b w:val="0"/>
           <w:sz w:val="17"/>
           <w:u w:val="none"/>
         </w:rPr>
-        <w:t xml:space="preserve">j________ care about it? It is easy </w:t>
+        <w:t xml:space="preserve"> what it is not. The CA does not </w:t>
       </w:r>
       <w:r>
         <w:rPr>
@@ -212,20 +212,11 @@
       <w:r>
         <w:rPr>
           <w:rFonts w:ascii="맑은 고딕" w:hAnsi="맑은 고딕" w:eastAsia="맑은 고딕"/>
-          <w:b/>
-          <w:sz w:val="17"/>
-          <w:u w:val="none"/>
-        </w:rPr>
-        <w:t>[ to say / saying ]</w:t>
-      </w:r>
-      <w:r>
-        <w:rPr>
-          <w:rFonts w:ascii="맑은 고딕" w:hAnsi="맑은 고딕" w:eastAsia="맑은 고딕"/>
           <w:b w:val="0"/>
           <w:sz w:val="17"/>
           <w:u w:val="none"/>
         </w:rPr>
-        <w:t xml:space="preserve"> what it is not. The CA does not rank animals by </w:t>
+        <w:t xml:space="preserve">r________ animals by </w:t>
       </w:r>
       <w:r>
         <w:rPr>
@@ -245,7 +236,7 @@
           <w:sz w:val="17"/>
           <w:u w:val="none"/>
         </w:rPr>
-        <w:t xml:space="preserve">l________ to humans or </w:t>
+        <w:t xml:space="preserve">________(like) to humans or seek special </w:t>
       </w:r>
       <w:r>
         <w:rPr>
@@ -261,20 +252,11 @@
       <w:r>
         <w:rPr>
           <w:rFonts w:ascii="맑은 고딕" w:hAnsi="맑은 고딕" w:eastAsia="맑은 고딕"/>
-          <w:b/>
-          <w:sz w:val="17"/>
-          <w:u w:val="none"/>
-        </w:rPr>
-        <w:t>[ seek / seeks ]</w:t>
-      </w:r>
-      <w:r>
-        <w:rPr>
-          <w:rFonts w:ascii="맑은 고딕" w:hAnsi="맑은 고딕" w:eastAsia="맑은 고딕"/>
           <w:b w:val="0"/>
           <w:sz w:val="17"/>
           <w:u w:val="none"/>
         </w:rPr>
-        <w:t xml:space="preserve"> special privileges for those </w:t>
+        <w:t xml:space="preserve">________(privilege) for those </w:t>
       </w:r>
       <w:r>
         <w:rPr>
@@ -323,7 +305,7 @@
           <w:sz w:val="17"/>
           <w:u w:val="none"/>
         </w:rPr>
-        <w:t>[ do / does ]</w:t>
+        <w:t>[ do / are ]</w:t>
       </w:r>
       <w:r>
         <w:rPr>
@@ -332,7 +314,7 @@
           <w:sz w:val="17"/>
           <w:u w:val="none"/>
         </w:rPr>
-        <w:t xml:space="preserve"> some other popular theoretical approaches. The CA has concern for the </w:t>
+        <w:t xml:space="preserve"> some other popular theoretical approaches. The CA has </w:t>
       </w:r>
       <w:r>
         <w:rPr>
@@ -348,11 +330,20 @@
       <w:r>
         <w:rPr>
           <w:rFonts w:ascii="맑은 고딕" w:hAnsi="맑은 고딕" w:eastAsia="맑은 고딕"/>
+          <w:b/>
+          <w:sz w:val="17"/>
+          <w:u w:val="none"/>
+        </w:rPr>
+        <w:t>[ concern / contempt ]</w:t>
+      </w:r>
+      <w:r>
+        <w:rPr>
+          <w:rFonts w:ascii="맑은 고딕" w:hAnsi="맑은 고딕" w:eastAsia="맑은 고딕"/>
           <w:b w:val="0"/>
           <w:sz w:val="17"/>
           <w:u w:val="none"/>
         </w:rPr>
-        <w:t xml:space="preserve">f________ and the pig as much as the whale and the elephant. And it argues that the human form of life is simply </w:t>
+        <w:t xml:space="preserve"> for the finch and the pig as much as the whale and the elephant. And it argues that the human form of life is simply </w:t>
       </w:r>
       <w:r>
         <w:rPr>
@@ -381,7 +372,7 @@
           <w:sz w:val="17"/>
           <w:u w:val="none"/>
         </w:rPr>
-        <w:t xml:space="preserve"> when we think about </w:t>
+        <w:t xml:space="preserve"> when we think about what each type of animal needs and </w:t>
       </w:r>
       <w:r>
         <w:rPr>
@@ -397,20 +388,11 @@
       <w:r>
         <w:rPr>
           <w:rFonts w:ascii="맑은 고딕" w:hAnsi="맑은 고딕" w:eastAsia="맑은 고딕"/>
-          <w:b/>
-          <w:sz w:val="17"/>
-          <w:u w:val="none"/>
-        </w:rPr>
-        <w:t>[ what / that ]</w:t>
-      </w:r>
-      <w:r>
-        <w:rPr>
-          <w:rFonts w:ascii="맑은 고딕" w:hAnsi="맑은 고딕" w:eastAsia="맑은 고딕"/>
           <w:b w:val="0"/>
           <w:sz w:val="17"/>
           <w:u w:val="none"/>
         </w:rPr>
-        <w:t xml:space="preserve"> each type of animal needs and </w:t>
+        <w:t xml:space="preserve">________(deserve). What is relevant </w:t>
       </w:r>
       <w:r>
         <w:rPr>
@@ -426,11 +408,20 @@
       <w:r>
         <w:rPr>
           <w:rFonts w:ascii="맑은 고딕" w:hAnsi="맑은 고딕" w:eastAsia="맑은 고딕"/>
+          <w:b/>
+          <w:sz w:val="17"/>
+          <w:u w:val="none"/>
+        </w:rPr>
+        <w:t>[ is / are ]</w:t>
+      </w:r>
+      <w:r>
+        <w:rPr>
+          <w:rFonts w:ascii="맑은 고딕" w:hAnsi="맑은 고딕" w:eastAsia="맑은 고딕"/>
           <w:b w:val="0"/>
           <w:sz w:val="17"/>
           <w:u w:val="none"/>
         </w:rPr>
-        <w:t xml:space="preserve">________(deserve). What is relevant </w:t>
+        <w:t xml:space="preserve"> their own </w:t>
       </w:r>
       <w:r>
         <w:rPr>
@@ -446,20 +437,11 @@
       <w:r>
         <w:rPr>
           <w:rFonts w:ascii="맑은 고딕" w:hAnsi="맑은 고딕" w:eastAsia="맑은 고딕"/>
-          <w:b/>
-          <w:sz w:val="17"/>
-          <w:u w:val="none"/>
-        </w:rPr>
-        <w:t>[ is / are ]</w:t>
-      </w:r>
-      <w:r>
-        <w:rPr>
-          <w:rFonts w:ascii="맑은 고딕" w:hAnsi="맑은 고딕" w:eastAsia="맑은 고딕"/>
           <w:b w:val="0"/>
           <w:sz w:val="17"/>
           <w:u w:val="none"/>
         </w:rPr>
-        <w:t xml:space="preserve"> their own forms of life. Just as humans seek </w:t>
+        <w:t xml:space="preserve">f________ of life. Just as humans seek to be able to enjoy the </w:t>
       </w:r>
       <w:r>
         <w:rPr>
@@ -475,20 +457,11 @@
       <w:r>
         <w:rPr>
           <w:rFonts w:ascii="맑은 고딕" w:hAnsi="맑은 고딕" w:eastAsia="맑은 고딕"/>
-          <w:b/>
-          <w:sz w:val="17"/>
-          <w:u w:val="none"/>
-        </w:rPr>
-        <w:t>[ to be / being ]</w:t>
-      </w:r>
-      <w:r>
-        <w:rPr>
-          <w:rFonts w:ascii="맑은 고딕" w:hAnsi="맑은 고딕" w:eastAsia="맑은 고딕"/>
           <w:b w:val="0"/>
           <w:sz w:val="17"/>
           <w:u w:val="none"/>
         </w:rPr>
-        <w:t xml:space="preserve"> able to enjoy the </w:t>
+        <w:t xml:space="preserve">c________ goods of a human life, </w:t>
       </w:r>
       <w:r>
         <w:rPr>
@@ -504,11 +477,20 @@
       <w:r>
         <w:rPr>
           <w:rFonts w:ascii="맑은 고딕" w:hAnsi="맑은 고딕" w:eastAsia="맑은 고딕"/>
+          <w:b/>
+          <w:sz w:val="17"/>
+          <w:u w:val="none"/>
+        </w:rPr>
+        <w:t>[ so / such ]</w:t>
+      </w:r>
+      <w:r>
+        <w:rPr>
+          <w:rFonts w:ascii="맑은 고딕" w:hAnsi="맑은 고딕" w:eastAsia="맑은 고딕"/>
           <w:b w:val="0"/>
           <w:sz w:val="17"/>
           <w:u w:val="none"/>
         </w:rPr>
-        <w:t xml:space="preserve">________(character) goods of a human life, so a finch seeks a finch’s life and the whale a whale’s life. We should extend ourselves and learn, not </w:t>
+        <w:t xml:space="preserve"> a finch seeks a finch’s life and the whale a whale’s life. We should extend ourselves and learn, not </w:t>
       </w:r>
       <w:r>
         <w:rPr>
@@ -524,11 +506,20 @@
       <w:r>
         <w:rPr>
           <w:rFonts w:ascii="맑은 고딕" w:hAnsi="맑은 고딕" w:eastAsia="맑은 고딕"/>
+          <w:b/>
+          <w:sz w:val="17"/>
+          <w:u w:val="none"/>
+        </w:rPr>
+        <w:t>[ lazily / lazy ]</w:t>
+      </w:r>
+      <w:r>
+        <w:rPr>
+          <w:rFonts w:ascii="맑은 고딕" w:hAnsi="맑은 고딕" w:eastAsia="맑은 고딕"/>
           <w:b w:val="0"/>
           <w:sz w:val="17"/>
           <w:u w:val="none"/>
         </w:rPr>
-        <w:t xml:space="preserve">________(lazy) picture animals as </w:t>
+        <w:t xml:space="preserve"> picture animals as </w:t>
       </w:r>
       <w:r>
         <w:rPr>
@@ -606,7 +597,7 @@
           <w:sz w:val="17"/>
           <w:u w:val="none"/>
         </w:rPr>
-        <w:t xml:space="preserve">________(sense) creature should have the </w:t>
+        <w:t xml:space="preserve">s________ creature should have the opportunity to </w:t>
       </w:r>
       <w:r>
         <w:rPr>
@@ -622,11 +613,20 @@
       <w:r>
         <w:rPr>
           <w:rFonts w:ascii="맑은 고딕" w:hAnsi="맑은 고딕" w:eastAsia="맑은 고딕"/>
+          <w:b/>
+          <w:sz w:val="17"/>
+          <w:u w:val="none"/>
+        </w:rPr>
+        <w:t>[ flourish / flourishing ]</w:t>
+      </w:r>
+      <w:r>
+        <w:rPr>
+          <w:rFonts w:ascii="맑은 고딕" w:hAnsi="맑은 고딕" w:eastAsia="맑은 고딕"/>
           <w:b w:val="0"/>
           <w:sz w:val="17"/>
           <w:u w:val="none"/>
         </w:rPr>
-        <w:t xml:space="preserve">o________ to </w:t>
+        <w:t xml:space="preserve"> in the form of life </w:t>
       </w:r>
       <w:r>
         <w:rPr>
@@ -646,7 +646,7 @@
           <w:sz w:val="17"/>
           <w:u w:val="none"/>
         </w:rPr>
-        <w:t>f________ in the form of life characteristic for that creature.</w:t>
+        <w:t>________(character) for that creature.</w:t>
       </w:r>
     </w:p>
     <w:p>
@@ -698,7 +698,7 @@
           <w:sz w:val="17"/>
           <w:u w:val="none"/>
         </w:rPr>
-        <w:t xml:space="preserve">…, as </w:t>
+        <w:t xml:space="preserve">… and why would lawyers </w:t>
       </w:r>
       <w:r>
         <w:rPr>
@@ -707,7 +707,7 @@
           <w:sz w:val="17"/>
           <w:u w:val="single"/>
         </w:rPr>
-        <w:t>do some other popular theoretical approaches</w:t>
+        <w:t>passionate about</w:t>
       </w:r>
       <w:r>
         <w:rPr>
@@ -716,7 +716,7 @@
           <w:sz w:val="17"/>
           <w:u w:val="none"/>
         </w:rPr>
-        <w:t xml:space="preserve">.  → 제시 교정: </w:t>
+        <w:t xml:space="preserve"> animal justice care about it?  → 제시 교정: </w:t>
       </w:r>
       <w:r>
         <w:rPr>
@@ -725,7 +725,7 @@
           <w:sz w:val="17"/>
           <w:u w:val="none"/>
         </w:rPr>
-        <w:t>some other popular theoretical approaches do</w:t>
+        <w:t>who are passionate about</w:t>
       </w:r>
       <w:r>
         <w:rPr>
@@ -760,7 +760,7 @@
           <w:sz w:val="17"/>
           <w:u w:val="none"/>
         </w:rPr>
-        <w:t xml:space="preserve">…, so a finch seeks a finch’s life and the whale </w:t>
+        <w:t xml:space="preserve">… for those considered most “like us,” as </w:t>
       </w:r>
       <w:r>
         <w:rPr>
@@ -769,7 +769,7 @@
           <w:sz w:val="17"/>
           <w:u w:val="single"/>
         </w:rPr>
-        <w:t>a whale’s life</w:t>
+        <w:t>do</w:t>
       </w:r>
       <w:r>
         <w:rPr>
@@ -778,7 +778,7 @@
           <w:sz w:val="17"/>
           <w:u w:val="none"/>
         </w:rPr>
-        <w:t xml:space="preserve">.  → 제시 교정: </w:t>
+        <w:t xml:space="preserve"> some other popular theoretical approaches.  → 제시 교정: </w:t>
       </w:r>
       <w:r>
         <w:rPr>
@@ -787,7 +787,7 @@
           <w:sz w:val="17"/>
           <w:u w:val="none"/>
         </w:rPr>
-        <w:t>seeks a whale’s life</w:t>
+        <w:t>are</w:t>
       </w:r>
       <w:r>
         <w:rPr>
@@ -822,7 +822,7 @@
           <w:sz w:val="17"/>
           <w:u w:val="none"/>
         </w:rPr>
-        <w:t xml:space="preserve">… not lazily picture animals as lesser humans, </w:t>
+        <w:t xml:space="preserve">We should extend ourselves and learn, </w:t>
       </w:r>
       <w:r>
         <w:rPr>
@@ -831,7 +831,7 @@
           <w:sz w:val="17"/>
           <w:u w:val="single"/>
         </w:rPr>
-        <w:t>seeking</w:t>
+        <w:t>not lazily picture</w:t>
       </w:r>
       <w:r>
         <w:rPr>
@@ -840,7 +840,7 @@
           <w:sz w:val="17"/>
           <w:u w:val="none"/>
         </w:rPr>
-        <w:t xml:space="preserve"> a life sort of like our own.  → 제시 교정: </w:t>
+        <w:t xml:space="preserve"> animals as lesser humans, seeking a life sort of like our own.  → 제시 교정: </w:t>
       </w:r>
       <w:r>
         <w:rPr>
@@ -849,7 +849,7 @@
           <w:sz w:val="17"/>
           <w:u w:val="none"/>
         </w:rPr>
-        <w:t>sought</w:t>
+        <w:t>rather than lazily picturing</w:t>
       </w:r>
       <w:r>
         <w:rPr>
@@ -910,7 +910,7 @@
           <w:sz w:val="17"/>
           <w:u w:val="none"/>
         </w:rPr>
-        <w:t>CA는 동물들을 인간과의 유사성으로 순위를 매기지 않는다.</w:t>
+        <w:t>인간이 인간다운 삶의 특징적인 좋은 것들을 누릴 수 있기를 추구하듯이, 핀치는 핀치의 삶을, 고래는 고래의 삶을 추구한다.</w:t>
       </w:r>
     </w:p>
     <w:p>
@@ -927,7 +927,7 @@
           <w:sz w:val="17"/>
           <w:u w:val="none"/>
         </w:rPr>
-        <w:t>the CA / does / rank / animals / by / likeness / to humans / like</w:t>
+        <w:t>humans / to be able to / seek / just as / enjoy / the characteristic goods / of a human life / a finch / the whale / a finch’s life / a whale’s life / seek / and / such</w:t>
       </w:r>
     </w:p>
     <w:p>
@@ -962,7 +962,7 @@
           <w:sz w:val="17"/>
           <w:u w:val="none"/>
         </w:rPr>
-        <w:t>CA에 따르면, 각 지각 있는 생명체는 그 생명체 특유의 삶의 형태로 번성할 기회를 가져야 한다.</w:t>
+        <w:t>CA에 따르면, 지각 있는 생물은 저마다 그 생물에게 특징적인 삶의 형태 속에서 번성할 기회를 가져야 한다.</w:t>
       </w:r>
     </w:p>
     <w:p>
@@ -979,7 +979,7 @@
           <w:sz w:val="17"/>
           <w:u w:val="none"/>
         </w:rPr>
-        <w:t>according to / the CA / each / sentient creature / should / have / opportunity / to flourish / in the form of life / characteristic / for that creature / flourishing</w:t>
+        <w:t>the CA / flourish / each / according to / have / sentient creature / the opportunity / should / in the form of life / characteristic / for that creature / which</w:t>
       </w:r>
     </w:p>
     <w:p>
@@ -1040,7 +1040,7 @@
           <w:sz w:val="17"/>
           <w:u w:val="none"/>
         </w:rPr>
-        <w:t>인간이 인간 삶의 특징적인 선(善)을 누릴 수 있기를 추구하듯이, 핀치는 핀치의 삶을 추구한다.</w:t>
+        <w:t>CA는 고래와 코끼리만큼이나 핀치와 돼지에게도 관심을 둔다.</w:t>
       </w:r>
     </w:p>
     <w:p>
@@ -1057,7 +1057,7 @@
           <w:sz w:val="17"/>
           <w:u w:val="none"/>
         </w:rPr>
-        <w:t>just as / humans / seek / to be able to / enjoy / the characteristic goods / of a human life / so / a finch / seek / a finch’s life</w:t>
+        <w:t>have / for / the CA / the finch and the pig / as much as / concern / the whale and the elephant</w:t>
       </w:r>
     </w:p>
     <w:p>
@@ -1118,7 +1118,7 @@
           <w:sz w:val="17"/>
           <w:u w:val="none"/>
         </w:rPr>
-        <w:t xml:space="preserve">why would lawyers … care about </w:t>
+        <w:t xml:space="preserve">… why would lawyers passionate about animal justice care about </w:t>
       </w:r>
       <w:r>
         <w:rPr>
@@ -1162,7 +1162,7 @@
           <w:sz w:val="17"/>
           <w:u w:val="none"/>
         </w:rPr>
-        <w:t xml:space="preserve">special privileges for </w:t>
+        <w:t xml:space="preserve">seek special privileges for </w:t>
       </w:r>
       <w:r>
         <w:rPr>
@@ -1180,7 +1180,7 @@
           <w:sz w:val="17"/>
           <w:u w:val="none"/>
         </w:rPr>
-        <w:t xml:space="preserve"> considered most “like us” — those가 가리키는 말(1단어): ______________</w:t>
+        <w:t xml:space="preserve"> considered most “like us” — those가 가리키는 말을 우리말로: ____________________________________________</w:t>
       </w:r>
     </w:p>
     <w:p>
@@ -1250,7 +1250,7 @@
           <w:sz w:val="17"/>
           <w:u w:val="none"/>
         </w:rPr>
-        <w:t xml:space="preserve">We should </w:t>
+        <w:t xml:space="preserve">in the form of life characteristic for </w:t>
       </w:r>
       <w:r>
         <w:rPr>
@@ -1259,7 +1259,7 @@
           <w:sz w:val="17"/>
           <w:u w:val="none"/>
         </w:rPr>
-        <w:t>extend ourselves</w:t>
+        <w:t>that creature</w:t>
       </w:r>
       <w:r>
         <w:rPr>
@@ -1268,7 +1268,7 @@
           <w:sz w:val="17"/>
           <w:u w:val="none"/>
         </w:rPr>
-        <w:t xml:space="preserve"> and learn — 필자가 요구하는 태도를 우리말로: ______________________________________</w:t>
+        <w:t xml:space="preserve"> — that creature가 가리키는 말을 본문에서(3단어): ______________________</w:t>
       </w:r>
     </w:p>
     <w:p>
@@ -1299,7 +1299,7 @@
     </w:p>
     <w:p>
       <w:pPr>
-        <w:spacing w:before="0" w:after="20" w:line="360" w:lineRule="auto"/>
+        <w:spacing w:before="0" w:after="20" w:line="300" w:lineRule="auto"/>
         <w:jc w:val="both"/>
         <w:snapToGrid w:val="0"/>
       </w:pPr>
@@ -1310,7 +1310,7 @@
           <w:sz w:val="17"/>
           <w:u w:val="none"/>
         </w:rPr>
-        <w:t xml:space="preserve">Good teachers apply a similar idea to their students. A teacher who </w:t>
+        <w:t xml:space="preserve">A similar lesson applies to how we judge other languages. English speakers sometimes treat a language as ‘simple’ </w:t>
       </w:r>
       <w:r>
         <w:rPr>
@@ -1330,7 +1330,7 @@
           <w:sz w:val="17"/>
           <w:u w:val="none"/>
         </w:rPr>
-        <w:t>[ measures / measure ]</w:t>
+        <w:t>[ because / because of ]</w:t>
       </w:r>
       <w:r>
         <w:rPr>
@@ -1339,7 +1339,7 @@
           <w:sz w:val="17"/>
           <w:u w:val="none"/>
         </w:rPr>
-        <w:t xml:space="preserve"> every child against the best reader in the class will find most of them lacking. A teacher who asks what each child </w:t>
+        <w:t xml:space="preserve"> it lacks the articles or tenses </w:t>
       </w:r>
       <w:r>
         <w:rPr>
@@ -1359,7 +1359,7 @@
           <w:sz w:val="17"/>
           <w:u w:val="none"/>
         </w:rPr>
-        <w:t>[ needs / need ]</w:t>
+        <w:t>[ that / what ]</w:t>
       </w:r>
       <w:r>
         <w:rPr>
@@ -1368,7 +1368,7 @@
           <w:sz w:val="17"/>
           <w:u w:val="none"/>
         </w:rPr>
-        <w:t xml:space="preserve"> in order to grow sees a class full of different talents, each of </w:t>
+        <w:t xml:space="preserve"> English has. Yet a language is not a poor copy of English; it is a complete system with its own strengths, some of </w:t>
       </w:r>
       <w:r>
         <w:rPr>
@@ -1397,7 +1397,7 @@
           <w:sz w:val="17"/>
           <w:u w:val="none"/>
         </w:rPr>
-        <w:t xml:space="preserve"> deserves room to develop.</w:t>
+        <w:t xml:space="preserve"> English cannot easily express. To understand it, we must learn its rules on their own terms rather than measure it against our own.</w:t>
       </w:r>
     </w:p>
     <w:p>
@@ -1449,7 +1449,7 @@
           <w:sz w:val="17"/>
           <w:u w:val="none"/>
         </w:rPr>
-        <w:t>The CA judges what an animal deserves by its own form of life, not by how s____________ it is to humans.</w:t>
+        <w:t>The CA judges what each animal needs by its own form of life, not by how closely it r____________ humans.</w:t>
       </w:r>
     </w:p>
     <w:p>
@@ -1533,43 +1533,7 @@
           <w:sz w:val="17"/>
           <w:u w:val="none"/>
         </w:rPr>
-        <w:t>What is the Capabilities Approach (CA), and why would lawyers passionate about animal justice care about it? It is easy to say what it is not. The CA does not rank animals by likeness to humans or seek special privileges for those ⓐ</w:t>
-      </w:r>
-      <w:r>
-        <w:rPr>
-          <w:rFonts w:ascii="맑은 고딕" w:hAnsi="맑은 고딕" w:eastAsia="맑은 고딕"/>
-          <w:b w:val="0"/>
-          <w:sz w:val="17"/>
-          <w:u w:val="single"/>
-        </w:rPr>
-        <w:t>considered</w:t>
-      </w:r>
-      <w:r>
-        <w:rPr>
-          <w:rFonts w:ascii="맑은 고딕" w:hAnsi="맑은 고딕" w:eastAsia="맑은 고딕"/>
-          <w:b w:val="0"/>
-          <w:sz w:val="17"/>
-          <w:u w:val="none"/>
-        </w:rPr>
-        <w:t xml:space="preserve"> most “like us,” as do some other popular theoretical approaches. The CA has concern for the finch and the pig as much as the whale and the elephant. (A) ________, it argues that the human form of life is simply ⓑ</w:t>
-      </w:r>
-      <w:r>
-        <w:rPr>
-          <w:rFonts w:ascii="맑은 고딕" w:hAnsi="맑은 고딕" w:eastAsia="맑은 고딕"/>
-          <w:b w:val="0"/>
-          <w:sz w:val="17"/>
-          <w:u w:val="single"/>
-        </w:rPr>
-        <w:t>irrelevant</w:t>
-      </w:r>
-      <w:r>
-        <w:rPr>
-          <w:rFonts w:ascii="맑은 고딕" w:hAnsi="맑은 고딕" w:eastAsia="맑은 고딕"/>
-          <w:b w:val="0"/>
-          <w:sz w:val="17"/>
-          <w:u w:val="none"/>
-        </w:rPr>
-        <w:t xml:space="preserve"> when we think about what each type of animal needs and deserves. What is relevant is their own forms of life. Just as humans seek to be able to enjoy the characteristic goods of a human life, so a finch seeks a finch’s life and the whale a whale’s life. We should extend ourselves and learn, not lazily picture animals as lesser humans, seeking a life sort of like our own. According to the CA, each sentient creature should have the opportunity to flourish in the form of life characteristic for that creature.</w:t>
+        <w:t>What exactly is the Capabilities Approach (CA), and why should lawyers who care deeply about justice for animals pay attention to it? Saying what it is not is the easy part. Unlike some other popular theories, the CA neither grades animals by how closely they resemble human beings nor reserves special rights for those (ⓐ) [judged / judging] most ‘human-like.’ It cares about the finch and the pig no less than about the whale and the elephant. It also holds that the human way of living is simply beside the point when we ask what each kind of animal needs and is owed. What counts is the way of life that belongs to each species. Just as people want the freedom to enjoy the goods typical of a human life, a finch wants a finch’s life and a whale a whale’s. Our task is to stretch our understanding and learn, instead of lazily imagining animals as inferior humans chasing a life roughly like ours. On the CA, every creature that can feel should be given the chance to thrive in the form of life that is natural to it.</w:t>
       </w:r>
     </w:p>
     <w:p>
@@ -1615,7 +1579,7 @@
           <w:sz w:val="17"/>
           <w:u w:val="none"/>
         </w:rPr>
-        <w:t>(a) The CA does not give special privileges to animals that seem most similar to humans.</w:t>
+        <w:t>(A) The finch and the pig are mentioned as examples of animals that the CA values no less than large, impressive ones.</w:t>
       </w:r>
     </w:p>
     <w:p>
@@ -1638,7 +1602,7 @@
           <w:sz w:val="17"/>
           <w:u w:val="none"/>
         </w:rPr>
-        <w:t>(b) The appropriate expression for (A) is ‘In contrast’.</w:t>
+        <w:t>(B) ‘judging’ is the right choice for (ⓐ), because the animals are the ones doing the judging.</w:t>
       </w:r>
     </w:p>
     <w:p>
@@ -1661,7 +1625,94 @@
           <w:sz w:val="17"/>
           <w:u w:val="none"/>
         </w:rPr>
-        <w:t>(c) In ⓐ, ‘considered’ modifies ‘those’ and can be rewritten as ‘who are considered’.</w:t>
+        <w:t>(C) The sentence ‘What counts is the way of life that belongs to each species.’ means that what matters is how closely an animal’s life resembles ours.</w:t>
+      </w:r>
+    </w:p>
+    <w:p>
+      <w:pPr>
+        <w:spacing w:before="0" w:after="60" w:line="288" w:lineRule="auto"/>
+        <w:ind w:left="40"/>
+        <w:snapToGrid w:val="0"/>
+        <w:pBdr>
+          <w:top w:val="single" w:sz="4" w:space="2" w:color="9B6BD0"/>
+          <w:left w:val="single" w:sz="4" w:space="2" w:color="9B6BD0"/>
+          <w:bottom w:val="single" w:sz="4" w:space="2" w:color="9B6BD0"/>
+          <w:right w:val="single" w:sz="4" w:space="2" w:color="9B6BD0"/>
+        </w:pBdr>
+        <w:shd w:val="clear" w:color="auto" w:fill="FAF5FF"/>
+      </w:pPr>
+      <w:r>
+        <w:rPr>
+          <w:rFonts w:ascii="맑은 고딕" w:hAnsi="맑은 고딕" w:eastAsia="맑은 고딕"/>
+          <w:b w:val="0"/>
+          <w:sz w:val="17"/>
+          <w:u w:val="none"/>
+        </w:rPr>
+        <w:t>(D) In the summary ‘Each creature deserves the chance to live the kind of life that is natural to it’, the verb ‘deserves’ agrees with its subject.</w:t>
+      </w:r>
+    </w:p>
+    <w:p>
+      <w:pPr>
+        <w:spacing w:before="0" w:after="20" w:line="276" w:lineRule="auto"/>
+        <w:ind w:left="80"/>
+        <w:snapToGrid w:val="0"/>
+      </w:pPr>
+      <w:r>
+        <w:rPr>
+          <w:rFonts w:ascii="맑은 고딕" w:hAnsi="맑은 고딕" w:eastAsia="맑은 고딕"/>
+          <w:b w:val="0"/>
+          <w:sz w:val="17"/>
+          <w:u w:val="none"/>
+        </w:rPr>
+        <w:t>① (A), (D)    ② (B), (C)    ③ (B), (D)    ④ (A), (B), (C)    ⑤ (C), (D)</w:t>
+      </w:r>
+    </w:p>
+    <w:p>
+      <w:pPr>
+        <w:keepNext/>
+        <w:spacing w:before="80" w:after="20" w:line="276" w:lineRule="auto"/>
+        <w:snapToGrid w:val="0"/>
+      </w:pPr>
+      <w:r>
+        <w:rPr>
+          <w:rFonts w:ascii="맑은 고딕" w:hAnsi="맑은 고딕" w:eastAsia="맑은 고딕"/>
+          <w:b/>
+          <w:sz w:val="17"/>
+          <w:u w:val="none"/>
+        </w:rPr>
+        <w:t>34-2.</w:t>
+      </w:r>
+      <w:r>
+        <w:rPr>
+          <w:rFonts w:ascii="맑은 고딕" w:hAnsi="맑은 고딕" w:eastAsia="맑은 고딕"/>
+          <w:b w:val="0"/>
+          <w:sz w:val="17"/>
+          <w:u w:val="none"/>
+        </w:rPr>
+        <w:t xml:space="preserve"> 윗글의 ‘역량 접근법(CA)’에 부합하는 사례만을 &lt;보기&gt;에서 있는 대로 고른 것은? [3.3점]</w:t>
+      </w:r>
+    </w:p>
+    <w:p>
+      <w:pPr>
+        <w:spacing w:before="0" w:after="60" w:line="288" w:lineRule="auto"/>
+        <w:ind w:left="40"/>
+        <w:snapToGrid w:val="0"/>
+        <w:pBdr>
+          <w:top w:val="single" w:sz="4" w:space="2" w:color="999999"/>
+          <w:left w:val="single" w:sz="4" w:space="2" w:color="999999"/>
+          <w:bottom w:val="single" w:sz="4" w:space="2" w:color="999999"/>
+          <w:right w:val="single" w:sz="4" w:space="2" w:color="999999"/>
+        </w:pBdr>
+        <w:shd w:val="clear" w:color="auto" w:fill="F6F3EA"/>
+      </w:pPr>
+      <w:r>
+        <w:rPr>
+          <w:rFonts w:ascii="맑은 고딕" w:hAnsi="맑은 고딕" w:eastAsia="맑은 고딕"/>
+          <w:b w:val="0"/>
+          <w:sz w:val="17"/>
+          <w:u w:val="none"/>
+        </w:rPr>
+        <w:t>Unlike some other popular theories, the CA neither grades animals by how closely they resemble human beings nor reserves special rights for those judged most ‘human-like.’ It cares about the finch and the pig no less than about the whale and the elephant. What counts is the way of life that belongs to each species. On the CA, every creature that can feel should be given the chance to thrive in the form of life that is natural to it.</w:t>
       </w:r>
     </w:p>
     <w:p>
@@ -1680,11 +1731,103 @@
       <w:r>
         <w:rPr>
           <w:rFonts w:ascii="맑은 고딕" w:hAnsi="맑은 고딕" w:eastAsia="맑은 고딕"/>
+          <w:b/>
+          <w:sz w:val="17"/>
+          <w:u w:val="none"/>
+        </w:rPr>
+        <w:t>&lt;보 기&gt;</w:t>
+      </w:r>
+    </w:p>
+    <w:p>
+      <w:pPr>
+        <w:spacing w:before="0" w:after="0" w:line="288" w:lineRule="auto"/>
+        <w:ind w:left="40"/>
+        <w:snapToGrid w:val="0"/>
+        <w:pBdr>
+          <w:top w:val="single" w:sz="4" w:space="2" w:color="9B6BD0"/>
+          <w:left w:val="single" w:sz="4" w:space="2" w:color="9B6BD0"/>
+          <w:bottom w:val="single" w:sz="4" w:space="2" w:color="9B6BD0"/>
+          <w:right w:val="single" w:sz="4" w:space="2" w:color="9B6BD0"/>
+        </w:pBdr>
+        <w:shd w:val="clear" w:color="auto" w:fill="FAF5FF"/>
+      </w:pPr>
+      <w:r>
+        <w:rPr>
+          <w:rFonts w:ascii="맑은 고딕" w:hAnsi="맑은 고딕" w:eastAsia="맑은 고딕"/>
           <w:b w:val="0"/>
           <w:sz w:val="17"/>
           <w:u w:val="none"/>
         </w:rPr>
-        <w:t>(d) In the context, ⓑ ‘irrelevant’ can be replaced by ‘central’.</w:t>
+        <w:t>(a) A sanctuary designs its bat enclosure around echolocation and night flight, rather than around what would please a human visitor.</w:t>
+      </w:r>
+    </w:p>
+    <w:p>
+      <w:pPr>
+        <w:spacing w:before="0" w:after="0" w:line="288" w:lineRule="auto"/>
+        <w:ind w:left="40"/>
+        <w:snapToGrid w:val="0"/>
+        <w:pBdr>
+          <w:top w:val="single" w:sz="4" w:space="2" w:color="9B6BD0"/>
+          <w:left w:val="single" w:sz="4" w:space="2" w:color="9B6BD0"/>
+          <w:bottom w:val="single" w:sz="4" w:space="2" w:color="9B6BD0"/>
+          <w:right w:val="single" w:sz="4" w:space="2" w:color="9B6BD0"/>
+        </w:pBdr>
+        <w:shd w:val="clear" w:color="auto" w:fill="FAF5FF"/>
+      </w:pPr>
+      <w:r>
+        <w:rPr>
+          <w:rFonts w:ascii="맑은 고딕" w:hAnsi="맑은 고딕" w:eastAsia="맑은 고딕"/>
+          <w:b w:val="0"/>
+          <w:sz w:val="17"/>
+          <w:u w:val="none"/>
+        </w:rPr>
+        <w:t>(b) A charity funds programs for elephants and dolphins first because they seem the most intelligent and human-like.</w:t>
+      </w:r>
+    </w:p>
+    <w:p>
+      <w:pPr>
+        <w:spacing w:before="0" w:after="0" w:line="288" w:lineRule="auto"/>
+        <w:ind w:left="40"/>
+        <w:snapToGrid w:val="0"/>
+        <w:pBdr>
+          <w:top w:val="single" w:sz="4" w:space="2" w:color="9B6BD0"/>
+          <w:left w:val="single" w:sz="4" w:space="2" w:color="9B6BD0"/>
+          <w:bottom w:val="single" w:sz="4" w:space="2" w:color="9B6BD0"/>
+          <w:right w:val="single" w:sz="4" w:space="2" w:color="9B6BD0"/>
+        </w:pBdr>
+        <w:shd w:val="clear" w:color="auto" w:fill="FAF5FF"/>
+      </w:pPr>
+      <w:r>
+        <w:rPr>
+          <w:rFonts w:ascii="맑은 고딕" w:hAnsi="맑은 고딕" w:eastAsia="맑은 고딕"/>
+          <w:b w:val="0"/>
+          <w:sz w:val="17"/>
+          <w:u w:val="none"/>
+        </w:rPr>
+        <w:t>(c) A zoo gives its pigs mud, room to root around, and companions, on the grounds that this is what a pig’s life consists of.</w:t>
+      </w:r>
+    </w:p>
+    <w:p>
+      <w:pPr>
+        <w:spacing w:before="0" w:after="0" w:line="288" w:lineRule="auto"/>
+        <w:ind w:left="40"/>
+        <w:snapToGrid w:val="0"/>
+        <w:pBdr>
+          <w:top w:val="single" w:sz="4" w:space="2" w:color="9B6BD0"/>
+          <w:left w:val="single" w:sz="4" w:space="2" w:color="9B6BD0"/>
+          <w:bottom w:val="single" w:sz="4" w:space="2" w:color="9B6BD0"/>
+          <w:right w:val="single" w:sz="4" w:space="2" w:color="9B6BD0"/>
+        </w:pBdr>
+        <w:shd w:val="clear" w:color="auto" w:fill="FAF5FF"/>
+      </w:pPr>
+      <w:r>
+        <w:rPr>
+          <w:rFonts w:ascii="맑은 고딕" w:hAnsi="맑은 고딕" w:eastAsia="맑은 고딕"/>
+          <w:b w:val="0"/>
+          <w:sz w:val="17"/>
+          <w:u w:val="none"/>
+        </w:rPr>
+        <w:t>(d) A city protects its songbirds mainly because their singing makes the residents feel cheerful.</w:t>
       </w:r>
     </w:p>
     <w:p>
@@ -1707,7 +1850,7 @@
           <w:sz w:val="17"/>
           <w:u w:val="none"/>
         </w:rPr>
-        <w:t>(e) According to the CA, a finch deserves less concern than a whale.</w:t>
+        <w:t>(e) A laboratory argues that fish cannot feel anything and therefore need no consideration at all.</w:t>
       </w:r>
     </w:p>
     <w:p>
@@ -1723,7 +1866,7 @@
           <w:sz w:val="17"/>
           <w:u w:val="none"/>
         </w:rPr>
-        <w:t>① (a), (c)    ② (b), (d), (e)    ③ (b), (e)    ④ (a), (d), (e)    ⑤ (c), (d)</w:t>
+        <w:t>① (a), (c)    ② (a), (d)    ③ (b), (e)    ④ (a), (c), (d)    ⑤ (c), (e)</w:t>
       </w:r>
     </w:p>
     <w:p>
@@ -1739,7 +1882,7 @@
           <w:sz w:val="17"/>
           <w:u w:val="none"/>
         </w:rPr>
-        <w:t>34-2.</w:t>
+        <w:t>34-3.</w:t>
       </w:r>
       <w:r>
         <w:rPr>
@@ -1748,7 +1891,7 @@
           <w:sz w:val="17"/>
           <w:u w:val="none"/>
         </w:rPr>
-        <w:t xml:space="preserve"> 다음 글의 밑줄 친 ⓐ ~ ⓕ 중, 어법상 </w:t>
+        <w:t xml:space="preserve"> 윗글의 밑줄 친 </w:t>
       </w:r>
       <w:r>
         <w:rPr>
@@ -1757,7 +1900,7 @@
           <w:sz w:val="17"/>
           <w:u w:val="single"/>
         </w:rPr>
-        <w:t>틀린</w:t>
+        <w:t>It is easy to say what it is not</w:t>
       </w:r>
       <w:r>
         <w:rPr>
@@ -1766,7 +1909,7 @@
           <w:sz w:val="17"/>
           <w:u w:val="none"/>
         </w:rPr>
-        <w:t xml:space="preserve"> 것을 모두 고른 것은? [3.1점]</w:t>
+        <w:t>이 의미하는 바로 가장 적절한 것은? [2.9점]</w:t>
       </w:r>
     </w:p>
     <w:p>
@@ -1789,7 +1932,7 @@
           <w:sz w:val="17"/>
           <w:u w:val="none"/>
         </w:rPr>
-        <w:t>What is the Capabilities Approach (CA), and why would lawyers passionate about animal justice care about it? It is easy to say what it is not. The CA does not rank animals by likeness to humans or seek special privileges for those considered most “like us,” ⓐ</w:t>
+        <w:t xml:space="preserve">What is the Capabilities Approach (CA), and why would lawyers passionate about animal justice care about it? </w:t>
       </w:r>
       <w:r>
         <w:rPr>
@@ -1798,7 +1941,7 @@
           <w:sz w:val="17"/>
           <w:u w:val="single"/>
         </w:rPr>
-        <w:t>as does</w:t>
+        <w:t>It is easy to say what it is not</w:t>
       </w:r>
       <w:r>
         <w:rPr>
@@ -1807,17 +1950,31 @@
           <w:sz w:val="17"/>
           <w:u w:val="none"/>
         </w:rPr>
-        <w:t xml:space="preserve"> some other popular theoretical approaches. The CA has concern for the finch and the pig as much as the whale and the elephant. And it argues that the human form of life is simply irrelevant when we think about ⓑ</w:t>
-      </w:r>
+        <w:t>. The CA does not rank animals by likeness to humans or seek special privileges for those considered most “like us,” as do some other popular theoretical approaches. The CA has concern for the finch and the pig as much as the whale and the elephant. And it argues that the human form of life is simply irrelevant when we think about what each type of animal needs and deserves.</w:t>
+      </w:r>
+    </w:p>
+    <w:p>
+      <w:pPr>
+        <w:spacing w:before="0" w:after="0" w:line="269" w:lineRule="auto"/>
+        <w:ind w:left="180" w:hanging="180"/>
+        <w:snapToGrid w:val="0"/>
+      </w:pPr>
       <w:r>
         <w:rPr>
           <w:rFonts w:ascii="맑은 고딕" w:hAnsi="맑은 고딕" w:eastAsia="맑은 고딕"/>
           <w:b w:val="0"/>
           <w:sz w:val="17"/>
-          <w:u w:val="single"/>
-        </w:rPr>
-        <w:t>what</w:t>
-      </w:r>
+          <w:u w:val="none"/>
+        </w:rPr>
+        <w:t>① The CA has so far failed to explain what it actually stands for.</w:t>
+      </w:r>
+    </w:p>
+    <w:p>
+      <w:pPr>
+        <w:spacing w:before="0" w:after="0" w:line="269" w:lineRule="auto"/>
+        <w:ind w:left="180" w:hanging="180"/>
+        <w:snapToGrid w:val="0"/>
+      </w:pPr>
       <w:r>
         <w:rPr>
           <w:rFonts w:ascii="맑은 고딕" w:hAnsi="맑은 고딕" w:eastAsia="맑은 고딕"/>
@@ -1825,17 +1982,31 @@
           <w:sz w:val="17"/>
           <w:u w:val="none"/>
         </w:rPr>
-        <w:t xml:space="preserve"> each type of animal needs and deserves. ⓒ</w:t>
-      </w:r>
+        <w:t>② Lawyers reject the CA easily because it offers no positive content of its own.</w:t>
+      </w:r>
+    </w:p>
+    <w:p>
+      <w:pPr>
+        <w:spacing w:before="0" w:after="0" w:line="269" w:lineRule="auto"/>
+        <w:ind w:left="180" w:hanging="180"/>
+        <w:snapToGrid w:val="0"/>
+      </w:pPr>
       <w:r>
         <w:rPr>
           <w:rFonts w:ascii="맑은 고딕" w:hAnsi="맑은 고딕" w:eastAsia="맑은 고딕"/>
           <w:b w:val="0"/>
           <w:sz w:val="17"/>
-          <w:u w:val="single"/>
-        </w:rPr>
-        <w:t>That</w:t>
-      </w:r>
+          <w:u w:val="none"/>
+        </w:rPr>
+        <w:t>③ The CA is easier to define by contrast with other approaches than by a direct description.</w:t>
+      </w:r>
+    </w:p>
+    <w:p>
+      <w:pPr>
+        <w:spacing w:before="0" w:after="0" w:line="269" w:lineRule="auto"/>
+        <w:ind w:left="180" w:hanging="180"/>
+        <w:snapToGrid w:val="0"/>
+      </w:pPr>
       <w:r>
         <w:rPr>
           <w:rFonts w:ascii="맑은 고딕" w:hAnsi="맑은 고딕" w:eastAsia="맑은 고딕"/>
@@ -1843,77 +2014,23 @@
           <w:sz w:val="17"/>
           <w:u w:val="none"/>
         </w:rPr>
-        <w:t xml:space="preserve"> is relevant is their own forms of life. Just as humans seek to be able to enjoy the characteristic goods of a human life, ⓓ</w:t>
-      </w:r>
+        <w:t>④ Most people already know what the CA is, so no further explanation is needed.</w:t>
+      </w:r>
+    </w:p>
+    <w:p>
+      <w:pPr>
+        <w:spacing w:before="0" w:after="0" w:line="269" w:lineRule="auto"/>
+        <w:ind w:left="180" w:hanging="180"/>
+        <w:snapToGrid w:val="0"/>
+      </w:pPr>
       <w:r>
         <w:rPr>
           <w:rFonts w:ascii="맑은 고딕" w:hAnsi="맑은 고딕" w:eastAsia="맑은 고딕"/>
           <w:b w:val="0"/>
           <w:sz w:val="17"/>
-          <w:u w:val="single"/>
-        </w:rPr>
-        <w:t>so</w:t>
-      </w:r>
-      <w:r>
-        <w:rPr>
-          <w:rFonts w:ascii="맑은 고딕" w:hAnsi="맑은 고딕" w:eastAsia="맑은 고딕"/>
-          <w:b w:val="0"/>
-          <w:sz w:val="17"/>
-          <w:u w:val="none"/>
-        </w:rPr>
-        <w:t xml:space="preserve"> a finch seeks a finch’s life and the whale a whale’s life. We should extend ourselves and learn, not lazily picture animals as lesser humans, ⓔ</w:t>
-      </w:r>
-      <w:r>
-        <w:rPr>
-          <w:rFonts w:ascii="맑은 고딕" w:hAnsi="맑은 고딕" w:eastAsia="맑은 고딕"/>
-          <w:b w:val="0"/>
-          <w:sz w:val="17"/>
-          <w:u w:val="single"/>
-        </w:rPr>
-        <w:t>sought</w:t>
-      </w:r>
-      <w:r>
-        <w:rPr>
-          <w:rFonts w:ascii="맑은 고딕" w:hAnsi="맑은 고딕" w:eastAsia="맑은 고딕"/>
-          <w:b w:val="0"/>
-          <w:sz w:val="17"/>
-          <w:u w:val="none"/>
-        </w:rPr>
-        <w:t xml:space="preserve"> a life sort of like our own. According to the CA, each sentient creature should have the opportunity ⓕ</w:t>
-      </w:r>
-      <w:r>
-        <w:rPr>
-          <w:rFonts w:ascii="맑은 고딕" w:hAnsi="맑은 고딕" w:eastAsia="맑은 고딕"/>
-          <w:b w:val="0"/>
-          <w:sz w:val="17"/>
-          <w:u w:val="single"/>
-        </w:rPr>
-        <w:t>to flourish</w:t>
-      </w:r>
-      <w:r>
-        <w:rPr>
-          <w:rFonts w:ascii="맑은 고딕" w:hAnsi="맑은 고딕" w:eastAsia="맑은 고딕"/>
-          <w:b w:val="0"/>
-          <w:sz w:val="17"/>
-          <w:u w:val="none"/>
-        </w:rPr>
-        <w:t xml:space="preserve"> in the form of life characteristic for that creature.</w:t>
-      </w:r>
-    </w:p>
-    <w:p>
-      <w:pPr>
-        <w:spacing w:before="0" w:after="20" w:line="276" w:lineRule="auto"/>
-        <w:ind w:left="80"/>
-        <w:snapToGrid w:val="0"/>
-      </w:pPr>
-      <w:r>
-        <w:rPr>
-          <w:rFonts w:ascii="맑은 고딕" w:hAnsi="맑은 고딕" w:eastAsia="맑은 고딕"/>
-          <w:b w:val="0"/>
-          <w:sz w:val="17"/>
-          <w:u w:val="none"/>
-        </w:rPr>
-        <w:t>① ⓐ, ⓓ    ② ⓑ, ⓒ, ⓕ    ③ ⓐ, ⓒ, ⓔ    ④ ⓒ, ⓔ    ⑤ ⓑ, ⓓ, ⓕ</w:t>
+          <w:u w:val="none"/>
+        </w:rPr>
+        <w:t>⑤ The CA is simpler to understand than any other theory of animal justice.</w:t>
       </w:r>
     </w:p>
     <w:p>
@@ -1929,7 +2046,7 @@
           <w:sz w:val="17"/>
           <w:u w:val="none"/>
         </w:rPr>
-        <w:t>34-3.</w:t>
+        <w:t>34-4.</w:t>
       </w:r>
       <w:r>
         <w:rPr>
@@ -1938,7 +2055,7 @@
           <w:sz w:val="17"/>
           <w:u w:val="none"/>
         </w:rPr>
-        <w:t xml:space="preserve"> 다음 글의 (A), (B), (C)의 각 괄호 안에서 문맥과 어법에 맞는 표현으로 가장 적절한 것은? [3.0점]</w:t>
+        <w:t xml:space="preserve"> 다음 글의 내용을 한 문장으로 요약하고자 한다. 빈칸 (A), (B)에 들어갈 말로 가장 적절한 것은? [3.0점]</w:t>
       </w:r>
     </w:p>
     <w:p>
@@ -1961,7 +2078,30 @@
           <w:sz w:val="17"/>
           <w:u w:val="none"/>
         </w:rPr>
-        <w:t>What is the Capabilities Approach (CA), and why would lawyers passionate about animal justice care about it? It is easy to say what it is not. The CA does not rank animals by (A) [likeness / difference] to humans or seek special privileges for those considered most “like us,” as do some other popular theoretical approaches. The CA has concern for the finch and the pig as much as the whale and the elephant. And it argues that the human form of life is simply (B) [irrelevant / essential] when we think about what each type of animal needs and deserves. What is relevant is their own forms of life. Just as humans seek to be able to enjoy the characteristic goods of a human life, so a finch seeks a finch’s life and the whale a whale’s life. We should extend ourselves and learn, not lazily picture animals as lesser humans, seeking a life sort of like our own. According to the CA, each sentient creature should have the opportunity to (C) [flourish / flourishing] in the form of life characteristic for that creature.</w:t>
+        <w:t>What exactly is the Capabilities Approach (CA), and why should lawyers who care deeply about justice for animals pay attention to it? Saying what it is not is the easy part. Unlike some other popular theories, the CA neither grades animals by how closely they resemble human beings nor reserves special rights for those judged most ‘human-like.’ It cares about the finch and the pig no less than about the whale and the elephant. It also holds that the human way of living is simply beside the point when we ask what each kind of animal needs and is owed. What counts is the way of life that belongs to each species. Just as people want the freedom to enjoy the goods typical of a human life, a finch wants a finch’s life and a whale a whale’s. Our task is to stretch our understanding and learn, instead of lazily imagining animals as inferior humans chasing a life roughly like ours. On the CA, every creature that can feel should be given the chance to thrive in the form of life that is natural to it.</w:t>
+      </w:r>
+    </w:p>
+    <w:p>
+      <w:pPr>
+        <w:spacing w:before="0" w:after="60" w:line="288" w:lineRule="auto"/>
+        <w:ind w:left="40"/>
+        <w:snapToGrid w:val="0"/>
+        <w:pBdr>
+          <w:top w:val="single" w:sz="4" w:space="2" w:color="C99B4E"/>
+          <w:left w:val="single" w:sz="4" w:space="2" w:color="C99B4E"/>
+          <w:bottom w:val="single" w:sz="4" w:space="2" w:color="C99B4E"/>
+          <w:right w:val="single" w:sz="4" w:space="2" w:color="C99B4E"/>
+        </w:pBdr>
+        <w:shd w:val="clear" w:color="auto" w:fill="FFF8E1"/>
+      </w:pPr>
+      <w:r>
+        <w:rPr>
+          <w:rFonts w:ascii="맑은 고딕" w:hAnsi="맑은 고딕" w:eastAsia="맑은 고딕"/>
+          <w:b w:val="0"/>
+          <w:sz w:val="17"/>
+          <w:u w:val="none"/>
+        </w:rPr>
+        <w:t>Unlike approaches that (A) ________ animals by how closely they resemble humans, the CA holds that each creature should be able to flourish according to its own (B) ________ form of life.</w:t>
       </w:r>
     </w:p>
     <w:p>
@@ -1977,7 +2117,7 @@
           <w:sz w:val="17"/>
           <w:u w:val="none"/>
         </w:rPr>
-        <w:t>① (A) difference  (B) irrelevant  (C) flourish</w:t>
+        <w:t>① (A) protect  (B) characteristic</w:t>
       </w:r>
     </w:p>
     <w:p>
@@ -1993,7 +2133,7 @@
           <w:sz w:val="17"/>
           <w:u w:val="none"/>
         </w:rPr>
-        <w:t>② (A) likeness  (B) essential  (C) flourishing</w:t>
+        <w:t>② (A) rank  (B) human</w:t>
       </w:r>
     </w:p>
     <w:p>
@@ -2009,7 +2149,7 @@
           <w:sz w:val="17"/>
           <w:u w:val="none"/>
         </w:rPr>
-        <w:t>③ (A) difference  (B) essential  (C) flourish</w:t>
+        <w:t>③ (A) rank  (B) superior</w:t>
       </w:r>
     </w:p>
     <w:p>
@@ -2025,7 +2165,7 @@
           <w:sz w:val="17"/>
           <w:u w:val="none"/>
         </w:rPr>
-        <w:t>④ (A) likeness  (B) irrelevant  (C) flourish</w:t>
+        <w:t>④ (A) rank  (B) characteristic</w:t>
       </w:r>
     </w:p>
     <w:p>
@@ -2041,7 +2181,7 @@
           <w:sz w:val="17"/>
           <w:u w:val="none"/>
         </w:rPr>
-        <w:t>⑤ (A) likeness  (B) irrelevant  (C) flourishing</w:t>
+        <w:t>⑤ (A) ignore  (B) characteristic</w:t>
       </w:r>
     </w:p>
     <w:p>
@@ -2057,7 +2197,7 @@
           <w:sz w:val="17"/>
           <w:u w:val="none"/>
         </w:rPr>
-        <w:t>34-4.</w:t>
+        <w:t>34-5.</w:t>
       </w:r>
       <w:r>
         <w:rPr>
@@ -2066,7 +2206,7 @@
           <w:sz w:val="17"/>
           <w:u w:val="none"/>
         </w:rPr>
-        <w:t xml:space="preserve"> 윗글의 내용과 일치하지 </w:t>
+        <w:t xml:space="preserve"> According to the passage, which of the following is </w:t>
       </w:r>
       <w:r>
         <w:rPr>
@@ -2075,7 +2215,7 @@
           <w:sz w:val="17"/>
           <w:u w:val="single"/>
         </w:rPr>
-        <w:t>않는</w:t>
+        <w:t>NOT</w:t>
       </w:r>
       <w:r>
         <w:rPr>
@@ -2084,7 +2224,7 @@
           <w:sz w:val="17"/>
           <w:u w:val="none"/>
         </w:rPr>
-        <w:t xml:space="preserve"> 것은? [2.8점]</w:t>
+        <w:t xml:space="preserve"> true? [2.8점]</w:t>
       </w:r>
     </w:p>
     <w:p>
@@ -2107,7 +2247,7 @@
           <w:sz w:val="17"/>
           <w:u w:val="none"/>
         </w:rPr>
-        <w:t>What is the Capabilities Approach (CA), and why would lawyers passionate about animal justice care about it? It is easy to say what it is not. The CA does not rank animals by likeness to humans or seek special privileges for those considered most “like us,” as do some other popular theoretical approaches. The CA has concern for the finch and the pig as much as the whale and the elephant. And it argues that the human form of life is simply irrelevant when we think about what each type of animal needs and deserves. What is relevant is their own forms of life. Just as humans seek to be able to enjoy the characteristic goods of a human life, so a finch seeks a finch’s life and the whale a whale’s life. We should extend ourselves and learn, not lazily picture animals as lesser humans, seeking a life sort of like our own. According to the CA, each sentient creature should have the opportunity to flourish in the form of life characteristic for that creature.</w:t>
+        <w:t>What exactly is the Capabilities Approach (CA), and why should lawyers who care deeply about justice for animals pay attention to it? Saying what it is not is the easy part. Unlike some other popular theories, the CA neither grades animals by how closely they resemble human beings nor reserves special rights for those judged most ‘human-like.’ It cares about the finch and the pig no less than about the whale and the elephant. It also holds that the human way of living is simply beside the point when we ask what each kind of animal needs and is owed. What counts is the way of life that belongs to each species. Just as people want the freedom to enjoy the goods typical of a human life, a finch wants a finch’s life and a whale a whale’s. Our task is to stretch our understanding and learn, instead of lazily imagining animals as inferior humans chasing a life roughly like ours. On the CA, every creature that can feel should be given the chance to thrive in the form of life that is natural to it.</w:t>
       </w:r>
     </w:p>
     <w:p>
@@ -2123,7 +2263,7 @@
           <w:sz w:val="17"/>
           <w:u w:val="none"/>
         </w:rPr>
-        <w:t>① CA는 동물을 인간과 닮은 정도에 따라 서열화하지 않는다.</w:t>
+        <w:t>① The CA refuses to give special treatment to the animals that seem most like humans.</w:t>
       </w:r>
     </w:p>
     <w:p>
@@ -2139,7 +2279,7 @@
           <w:sz w:val="17"/>
           <w:u w:val="none"/>
         </w:rPr>
-        <w:t>② CA는 핀치와 돼지에게도 고래·코끼리만큼 관심을 둔다.</w:t>
+        <w:t>② The CA cares about a small bird as much as it cares about a whale.</w:t>
       </w:r>
     </w:p>
     <w:p>
@@ -2155,7 +2295,7 @@
           <w:sz w:val="17"/>
           <w:u w:val="none"/>
         </w:rPr>
-        <w:t>③ 동물이 필요로 하는 것을 생각할 때 인간의 삶의 형태가 기준이 되어야 한다.</w:t>
+        <w:t>③ The writer warns against imagining animals as lesser versions of ourselves.</w:t>
       </w:r>
     </w:p>
     <w:p>
@@ -2171,7 +2311,7 @@
           <w:sz w:val="17"/>
           <w:u w:val="none"/>
         </w:rPr>
-        <w:t>④ 필자는 동물을 열등한 인간으로 쉽게 상상하는 태도를 경계한다.</w:t>
+        <w:t>④ The CA holds that every creature capable of feeling should get the chance to flourish in its own way.</w:t>
       </w:r>
     </w:p>
     <w:p>
@@ -2187,7 +2327,7 @@
           <w:sz w:val="17"/>
           <w:u w:val="none"/>
         </w:rPr>
-        <w:t>⑤ CA에 따르면 감각이 있는 생명체는 각자의 삶의 형태로 번성할 기회를 가져야 한다.</w:t>
+        <w:t>⑤ According to the CA, the human way of life is the standard for judging what other animals need.</w:t>
       </w:r>
     </w:p>
     <w:p>
@@ -2203,7 +2343,7 @@
           <w:sz w:val="17"/>
           <w:u w:val="none"/>
         </w:rPr>
-        <w:t>34-5.</w:t>
+        <w:t>34-6.</w:t>
       </w:r>
       <w:r>
         <w:rPr>
@@ -2212,7 +2352,25 @@
           <w:sz w:val="17"/>
           <w:u w:val="none"/>
         </w:rPr>
-        <w:t xml:space="preserve"> [A]와 [B]를 읽고 이해한 것으로 가장 적절한 것은? [3.2점]</w:t>
+        <w:t xml:space="preserve"> 다음 글을 읽고 답할 수 </w:t>
+      </w:r>
+      <w:r>
+        <w:rPr>
+          <w:rFonts w:ascii="맑은 고딕" w:hAnsi="맑은 고딕" w:eastAsia="맑은 고딕"/>
+          <w:b w:val="0"/>
+          <w:sz w:val="17"/>
+          <w:u w:val="single"/>
+        </w:rPr>
+        <w:t>없는</w:t>
+      </w:r>
+      <w:r>
+        <w:rPr>
+          <w:rFonts w:ascii="맑은 고딕" w:hAnsi="맑은 고딕" w:eastAsia="맑은 고딕"/>
+          <w:b w:val="0"/>
+          <w:sz w:val="17"/>
+          <w:u w:val="none"/>
+        </w:rPr>
+        <w:t xml:space="preserve"> 질문은? [2.8점]</w:t>
       </w:r>
     </w:p>
     <w:p>
@@ -2235,30 +2393,7 @@
           <w:sz w:val="17"/>
           <w:u w:val="none"/>
         </w:rPr>
-        <w:t>[A] The human form of life is simply irrelevant when we think about what each type of animal needs and deserves. What is relevant is their own forms of life. Just as humans seek to be able to enjoy the characteristic goods of a human life, so a finch seeks a finch’s life and the whale a whale’s life.</w:t>
-      </w:r>
-    </w:p>
-    <w:p>
-      <w:pPr>
-        <w:spacing w:before="0" w:after="60" w:line="288" w:lineRule="auto"/>
-        <w:ind w:left="40"/>
-        <w:snapToGrid w:val="0"/>
-        <w:pBdr>
-          <w:top w:val="single" w:sz="4" w:space="2" w:color="6B7FB8"/>
-          <w:left w:val="single" w:sz="4" w:space="2" w:color="6B7FB8"/>
-          <w:bottom w:val="single" w:sz="4" w:space="2" w:color="6B7FB8"/>
-          <w:right w:val="single" w:sz="4" w:space="2" w:color="6B7FB8"/>
-        </w:pBdr>
-        <w:shd w:val="clear" w:color="auto" w:fill="EEF2FF"/>
-      </w:pPr>
-      <w:r>
-        <w:rPr>
-          <w:rFonts w:ascii="맑은 고딕" w:hAnsi="맑은 고딕" w:eastAsia="맑은 고딕"/>
-          <w:b w:val="0"/>
-          <w:sz w:val="17"/>
-          <w:u w:val="none"/>
-        </w:rPr>
-        <w:t>[B] A careless gardener waters every plant in the same way, as if all of them were roses. A good gardener first asks what each plant is. A cactus thrives in dry sand, while a fern needs shade and damp soil. Caring well for a plant means giving it the conditions its own kind of life requires.</w:t>
+        <w:t>What exactly is the Capabilities Approach (CA), and why should lawyers who care deeply about justice for animals pay attention to it? Saying what it is not is the easy part. Unlike some other popular theories, the CA neither grades animals by how closely they resemble human beings nor reserves special rights for those judged most ‘human-like.’ It cares about the finch and the pig no less than about the whale and the elephant. It also holds that the human way of living is simply beside the point when we ask what each kind of animal needs and is owed. What counts is the way of life that belongs to each species. Just as people want the freedom to enjoy the goods typical of a human life, a finch wants a finch’s life and a whale a whale’s. Our task is to stretch our understanding and learn, instead of lazily imagining animals as inferior humans chasing a life roughly like ours. On the CA, every creature that can feel should be given the chance to thrive in the form of life that is natural to it.</w:t>
       </w:r>
     </w:p>
     <w:p>
@@ -2274,7 +2409,7 @@
           <w:sz w:val="17"/>
           <w:u w:val="none"/>
         </w:rPr>
-        <w:t>① [A] ranks animals by their intelligence, while [B] ranks plants by their beauty.</w:t>
+        <w:t>① Which countries have written the CA into their animal-protection laws?</w:t>
       </w:r>
     </w:p>
     <w:p>
@@ -2290,7 +2425,7 @@
           <w:sz w:val="17"/>
           <w:u w:val="none"/>
         </w:rPr>
-        <w:t>② [B] suggests that roses should be the model for caring for all plants.</w:t>
+        <w:t>② Which animals does the CA value as much as whales and elephants?</w:t>
       </w:r>
     </w:p>
     <w:p>
@@ -2306,7 +2441,7 @@
           <w:sz w:val="17"/>
           <w:u w:val="none"/>
         </w:rPr>
-        <w:t>③ Both texts argue that humans should stop caring for other living things.</w:t>
+        <w:t>③ What does the CA consider irrelevant when judging what an animal needs?</w:t>
       </w:r>
     </w:p>
     <w:p>
@@ -2322,7 +2457,7 @@
           <w:sz w:val="17"/>
           <w:u w:val="none"/>
         </w:rPr>
-        <w:t>④ [A] focuses on animals’ rights in law, while [B] focuses on farming methods.</w:t>
+        <w:t>④ How does the CA differ from some other popular theories?</w:t>
       </w:r>
     </w:p>
     <w:p>
@@ -2338,7 +2473,7 @@
           <w:sz w:val="17"/>
           <w:u w:val="none"/>
         </w:rPr>
-        <w:t>⑤ Both texts say that good care depends on the needs of each kind of life, not on a single standard.</w:t>
+        <w:t>⑤ What does the CA say every creature that can feel should be given?</w:t>
       </w:r>
     </w:p>
     <w:p>
@@ -2354,7 +2489,7 @@
           <w:sz w:val="17"/>
           <w:u w:val="none"/>
         </w:rPr>
-        <w:t>34-6.</w:t>
+        <w:t>34-7.</w:t>
       </w:r>
       <w:r>
         <w:rPr>
@@ -2363,7 +2498,25 @@
           <w:sz w:val="17"/>
           <w:u w:val="none"/>
         </w:rPr>
-        <w:t xml:space="preserve"> 다음 빈칸에 들어갈 말로 가장 적절한 것은? [2.9점]</w:t>
+        <w:t xml:space="preserve"> 다음 글의 밑줄 친 ⓐ ~ ⓕ 중, 어법상 </w:t>
+      </w:r>
+      <w:r>
+        <w:rPr>
+          <w:rFonts w:ascii="맑은 고딕" w:hAnsi="맑은 고딕" w:eastAsia="맑은 고딕"/>
+          <w:b w:val="0"/>
+          <w:sz w:val="17"/>
+          <w:u w:val="single"/>
+        </w:rPr>
+        <w:t>틀린</w:t>
+      </w:r>
+      <w:r>
+        <w:rPr>
+          <w:rFonts w:ascii="맑은 고딕" w:hAnsi="맑은 고딕" w:eastAsia="맑은 고딕"/>
+          <w:b w:val="0"/>
+          <w:sz w:val="17"/>
+          <w:u w:val="none"/>
+        </w:rPr>
+        <w:t xml:space="preserve"> 것을 모두 고른 것은? [3.1점]</w:t>
       </w:r>
     </w:p>
     <w:p>
@@ -2386,13 +2539,121 @@
           <w:sz w:val="17"/>
           <w:u w:val="none"/>
         </w:rPr>
-        <w:t>What is the Capabilities Approach (CA), and why would lawyers passionate about animal justice care about it? It is easy to say what it is not. The CA does not rank animals by likeness to humans or seek special privileges for those considered most “like us,” as do some other popular theoretical approaches. The CA has concern for the finch and the pig as much as the whale and the elephant. And it argues that the human form of life is simply irrelevant when we think about what each type of animal needs and deserves. What is relevant is ________________. Just as humans seek to be able to enjoy the characteristic goods of a human life, so a finch seeks a finch’s life and the whale a whale’s life. We should extend ourselves and learn, not lazily picture animals as lesser humans, seeking a life sort of like our own. According to the CA, each sentient creature should have the opportunity to flourish in the form of life characteristic for that creature.</w:t>
+        <w:t>What is the Capabilities Approach (CA), and why ⓐ</w:t>
+      </w:r>
+      <w:r>
+        <w:rPr>
+          <w:rFonts w:ascii="맑은 고딕" w:hAnsi="맑은 고딕" w:eastAsia="맑은 고딕"/>
+          <w:b w:val="0"/>
+          <w:sz w:val="17"/>
+          <w:u w:val="single"/>
+        </w:rPr>
+        <w:t>would</w:t>
+      </w:r>
+      <w:r>
+        <w:rPr>
+          <w:rFonts w:ascii="맑은 고딕" w:hAnsi="맑은 고딕" w:eastAsia="맑은 고딕"/>
+          <w:b w:val="0"/>
+          <w:sz w:val="17"/>
+          <w:u w:val="none"/>
+        </w:rPr>
+        <w:t xml:space="preserve"> lawyers passionate about animal justice care about it? It is easy to say what it is not. The CA does not rank animals by likeness to humans or seek special privileges for those ⓑ</w:t>
+      </w:r>
+      <w:r>
+        <w:rPr>
+          <w:rFonts w:ascii="맑은 고딕" w:hAnsi="맑은 고딕" w:eastAsia="맑은 고딕"/>
+          <w:b w:val="0"/>
+          <w:sz w:val="17"/>
+          <w:u w:val="single"/>
+        </w:rPr>
+        <w:t>considering</w:t>
+      </w:r>
+      <w:r>
+        <w:rPr>
+          <w:rFonts w:ascii="맑은 고딕" w:hAnsi="맑은 고딕" w:eastAsia="맑은 고딕"/>
+          <w:b w:val="0"/>
+          <w:sz w:val="17"/>
+          <w:u w:val="none"/>
+        </w:rPr>
+        <w:t xml:space="preserve"> most “like us,” as ⓒ</w:t>
+      </w:r>
+      <w:r>
+        <w:rPr>
+          <w:rFonts w:ascii="맑은 고딕" w:hAnsi="맑은 고딕" w:eastAsia="맑은 고딕"/>
+          <w:b w:val="0"/>
+          <w:sz w:val="17"/>
+          <w:u w:val="single"/>
+        </w:rPr>
+        <w:t>do</w:t>
+      </w:r>
+      <w:r>
+        <w:rPr>
+          <w:rFonts w:ascii="맑은 고딕" w:hAnsi="맑은 고딕" w:eastAsia="맑은 고딕"/>
+          <w:b w:val="0"/>
+          <w:sz w:val="17"/>
+          <w:u w:val="none"/>
+        </w:rPr>
+        <w:t xml:space="preserve"> some other popular theoretical approaches. The CA has concern for the finch and the pig as much as the whale and the elephant. And it argues that the human form of life is simply irrelevant when we think about what each type of animal needs and deserves. What is relevant ⓓ</w:t>
+      </w:r>
+      <w:r>
+        <w:rPr>
+          <w:rFonts w:ascii="맑은 고딕" w:hAnsi="맑은 고딕" w:eastAsia="맑은 고딕"/>
+          <w:b w:val="0"/>
+          <w:sz w:val="17"/>
+          <w:u w:val="single"/>
+        </w:rPr>
+        <w:t>are</w:t>
+      </w:r>
+      <w:r>
+        <w:rPr>
+          <w:rFonts w:ascii="맑은 고딕" w:hAnsi="맑은 고딕" w:eastAsia="맑은 고딕"/>
+          <w:b w:val="0"/>
+          <w:sz w:val="17"/>
+          <w:u w:val="none"/>
+        </w:rPr>
+        <w:t xml:space="preserve"> their own forms of life. Just as humans seek to be able to enjoy the characteristic goods of a human life, so a finch seeks a finch’s life and the whale a whale’s life. We should extend ourselves and learn, not lazily ⓔ</w:t>
+      </w:r>
+      <w:r>
+        <w:rPr>
+          <w:rFonts w:ascii="맑은 고딕" w:hAnsi="맑은 고딕" w:eastAsia="맑은 고딕"/>
+          <w:b w:val="0"/>
+          <w:sz w:val="17"/>
+          <w:u w:val="single"/>
+        </w:rPr>
+        <w:t>picturing</w:t>
+      </w:r>
+      <w:r>
+        <w:rPr>
+          <w:rFonts w:ascii="맑은 고딕" w:hAnsi="맑은 고딕" w:eastAsia="맑은 고딕"/>
+          <w:b w:val="0"/>
+          <w:sz w:val="17"/>
+          <w:u w:val="none"/>
+        </w:rPr>
+        <w:t xml:space="preserve"> animals as lesser humans, seeking a life sort of like our own. According to the CA, each sentient creature should have the opportunity ⓕ</w:t>
+      </w:r>
+      <w:r>
+        <w:rPr>
+          <w:rFonts w:ascii="맑은 고딕" w:hAnsi="맑은 고딕" w:eastAsia="맑은 고딕"/>
+          <w:b w:val="0"/>
+          <w:sz w:val="17"/>
+          <w:u w:val="single"/>
+        </w:rPr>
+        <w:t>to flourish</w:t>
+      </w:r>
+      <w:r>
+        <w:rPr>
+          <w:rFonts w:ascii="맑은 고딕" w:hAnsi="맑은 고딕" w:eastAsia="맑은 고딕"/>
+          <w:b w:val="0"/>
+          <w:sz w:val="17"/>
+          <w:u w:val="none"/>
+        </w:rPr>
+        <w:t xml:space="preserve"> in the form of life characteristic for that creature.</w:t>
       </w:r>
     </w:p>
     <w:p>
       <w:pPr>
-        <w:spacing w:before="0" w:after="0" w:line="269" w:lineRule="auto"/>
-        <w:ind w:left="180" w:hanging="180"/>
+        <w:spacing w:before="0" w:after="20" w:line="276" w:lineRule="auto"/>
+        <w:ind w:left="80"/>
         <w:snapToGrid w:val="0"/>
       </w:pPr>
       <w:r>
@@ -2402,71 +2663,25 @@
           <w:sz w:val="17"/>
           <w:u w:val="none"/>
         </w:rPr>
-        <w:t>① how closely they resemble humans</w:t>
+        <w:t>① ⓐ, ⓒ    ② ⓑ, ⓓ    ③ ⓒ, ⓔ, ⓕ    ④ ⓑ, ⓓ, ⓔ    ⑤ ⓐ, ⓓ, ⓕ</w:t>
       </w:r>
     </w:p>
     <w:p>
       <w:pPr>
-        <w:spacing w:before="0" w:after="0" w:line="269" w:lineRule="auto"/>
-        <w:ind w:left="180" w:hanging="180"/>
+        <w:keepNext/>
+        <w:spacing w:before="80" w:after="40" w:line="276" w:lineRule="auto"/>
         <w:snapToGrid w:val="0"/>
-      </w:pPr>
-      <w:r>
-        <w:rPr>
-          <w:rFonts w:ascii="맑은 고딕" w:hAnsi="맑은 고딕" w:eastAsia="맑은 고딕"/>
-          <w:b w:val="0"/>
+        <w:shd w:val="clear" w:color="auto" w:fill="8A3A12"/>
+      </w:pPr>
+      <w:r>
+        <w:rPr>
+          <w:rFonts w:ascii="맑은 고딕" w:hAnsi="맑은 고딕" w:eastAsia="맑은 고딕"/>
+          <w:b/>
+          <w:color w:val="FFFFFF"/>
           <w:sz w:val="17"/>
           <w:u w:val="none"/>
         </w:rPr>
-        <w:t>② the privileges humans grant them</w:t>
-      </w:r>
-    </w:p>
-    <w:p>
-      <w:pPr>
-        <w:spacing w:before="0" w:after="0" w:line="269" w:lineRule="auto"/>
-        <w:ind w:left="180" w:hanging="180"/>
-        <w:snapToGrid w:val="0"/>
-      </w:pPr>
-      <w:r>
-        <w:rPr>
-          <w:rFonts w:ascii="맑은 고딕" w:hAnsi="맑은 고딕" w:eastAsia="맑은 고딕"/>
-          <w:b w:val="0"/>
-          <w:sz w:val="17"/>
-          <w:u w:val="none"/>
-        </w:rPr>
-        <w:t>③ their own forms of life</w:t>
-      </w:r>
-    </w:p>
-    <w:p>
-      <w:pPr>
-        <w:spacing w:before="0" w:after="0" w:line="269" w:lineRule="auto"/>
-        <w:ind w:left="180" w:hanging="180"/>
-        <w:snapToGrid w:val="0"/>
-      </w:pPr>
-      <w:r>
-        <w:rPr>
-          <w:rFonts w:ascii="맑은 고딕" w:hAnsi="맑은 고딕" w:eastAsia="맑은 고딕"/>
-          <w:b w:val="0"/>
-          <w:sz w:val="17"/>
-          <w:u w:val="none"/>
-        </w:rPr>
-        <w:t>④ their usefulness to people</w:t>
-      </w:r>
-    </w:p>
-    <w:p>
-      <w:pPr>
-        <w:spacing w:before="0" w:after="0" w:line="269" w:lineRule="auto"/>
-        <w:ind w:left="180" w:hanging="180"/>
-        <w:snapToGrid w:val="0"/>
-      </w:pPr>
-      <w:r>
-        <w:rPr>
-          <w:rFonts w:ascii="맑은 고딕" w:hAnsi="맑은 고딕" w:eastAsia="맑은 고딕"/>
-          <w:b w:val="0"/>
-          <w:sz w:val="17"/>
-          <w:u w:val="none"/>
-        </w:rPr>
-        <w:t>⑤ the size of their bodies</w:t>
+        <w:t>서답형  34-서1 ~ 34-서2</w:t>
       </w:r>
     </w:p>
     <w:p>
@@ -2482,7 +2697,7 @@
           <w:sz w:val="17"/>
           <w:u w:val="none"/>
         </w:rPr>
-        <w:t>34-7.</w:t>
+        <w:t>34-서1.</w:t>
       </w:r>
       <w:r>
         <w:rPr>
@@ -2491,25 +2706,7 @@
           <w:sz w:val="17"/>
           <w:u w:val="none"/>
         </w:rPr>
-        <w:t xml:space="preserve"> 다음 글에서 전체 흐름과 관계 </w:t>
-      </w:r>
-      <w:r>
-        <w:rPr>
-          <w:rFonts w:ascii="맑은 고딕" w:hAnsi="맑은 고딕" w:eastAsia="맑은 고딕"/>
-          <w:b w:val="0"/>
-          <w:sz w:val="17"/>
-          <w:u w:val="single"/>
-        </w:rPr>
-        <w:t>없는</w:t>
-      </w:r>
-      <w:r>
-        <w:rPr>
-          <w:rFonts w:ascii="맑은 고딕" w:hAnsi="맑은 고딕" w:eastAsia="맑은 고딕"/>
-          <w:b w:val="0"/>
-          <w:sz w:val="17"/>
-          <w:u w:val="none"/>
-        </w:rPr>
-        <w:t xml:space="preserve"> 문장은? [3.0점]</w:t>
+        <w:t xml:space="preserve"> 다음 글의 밑줄 친 부분과 같은 뜻이 되도록 &lt;보기&gt;의 표현을 모두 사용하여 &lt;조건&gt;에 맞게 영작하시오. [3점] [3.0점]</w:t>
       </w:r>
     </w:p>
     <w:p>
@@ -2532,15 +2729,49 @@
           <w:sz w:val="17"/>
           <w:u w:val="none"/>
         </w:rPr>
-        <w:t>What is the Capabilities Approach (CA), and why would lawyers passionate about animal justice care about it? It is easy to say what it is not. ① The CA does not rank animals by likeness to humans or seek special privileges for those considered most “like us,” as do some other popular theoretical approaches. ② The CA has concern for the finch and the pig as much as the whale and the elephant. ③ And it argues that the human form of life is simply irrelevant when we think about what each type of animal needs and deserves. ④ Some whales travel thousands of kilometers every year in search of food. ⑤ What is relevant is their own forms of life. Just as humans seek to be able to enjoy the characteristic goods of a human life, so a finch seeks a finch’s life and the whale a whale’s life.</w:t>
+        <w:t xml:space="preserve">What is relevant is their own forms of life. </w:t>
+      </w:r>
+      <w:r>
+        <w:rPr>
+          <w:rFonts w:ascii="맑은 고딕" w:hAnsi="맑은 고딕" w:eastAsia="맑은 고딕"/>
+          <w:b w:val="0"/>
+          <w:sz w:val="17"/>
+          <w:u w:val="single"/>
+        </w:rPr>
+        <w:t>We should extend ourselves and learn, not lazily picture animals as lesser humans</w:t>
+      </w:r>
+      <w:r>
+        <w:rPr>
+          <w:rFonts w:ascii="맑은 고딕" w:hAnsi="맑은 고딕" w:eastAsia="맑은 고딕"/>
+          <w:b w:val="0"/>
+          <w:sz w:val="17"/>
+          <w:u w:val="none"/>
+        </w:rPr>
+        <w:t>, seeking a life sort of like our own.</w:t>
       </w:r>
     </w:p>
     <w:p>
       <w:pPr>
-        <w:spacing w:before="0" w:after="20" w:line="276" w:lineRule="auto"/>
-        <w:ind w:left="80"/>
+        <w:spacing w:before="0" w:after="60" w:line="288" w:lineRule="auto"/>
+        <w:ind w:left="40"/>
         <w:snapToGrid w:val="0"/>
-      </w:pPr>
+        <w:pBdr>
+          <w:top w:val="single" w:sz="4" w:space="2" w:color="9B6BD0"/>
+          <w:left w:val="single" w:sz="4" w:space="2" w:color="9B6BD0"/>
+          <w:bottom w:val="single" w:sz="4" w:space="2" w:color="9B6BD0"/>
+          <w:right w:val="single" w:sz="4" w:space="2" w:color="9B6BD0"/>
+        </w:pBdr>
+        <w:shd w:val="clear" w:color="auto" w:fill="FAF5FF"/>
+      </w:pPr>
+      <w:r>
+        <w:rPr>
+          <w:rFonts w:ascii="맑은 고딕" w:hAnsi="맑은 고딕" w:eastAsia="맑은 고딕"/>
+          <w:b/>
+          <w:sz w:val="17"/>
+          <w:u w:val="none"/>
+        </w:rPr>
+        <w:t>&lt;보 기&gt;</w:t>
+      </w:r>
       <w:r>
         <w:rPr>
           <w:rFonts w:ascii="맑은 고딕" w:hAnsi="맑은 고딕" w:eastAsia="맑은 고딕"/>
@@ -2548,25 +2779,160 @@
           <w:sz w:val="17"/>
           <w:u w:val="none"/>
         </w:rPr>
-        <w:t>① ①    ② ②    ③ ③    ④ ④    ⑤ ⑤</w:t>
+        <w:t xml:space="preserve"> rather than / lazily / picturing / animals / as lesser humans / we / should / extend / ourselves / and / learn</w:t>
       </w:r>
     </w:p>
     <w:p>
       <w:pPr>
-        <w:keepNext/>
-        <w:spacing w:before="80" w:after="40" w:line="276" w:lineRule="auto"/>
+        <w:spacing w:before="0" w:after="0" w:line="288" w:lineRule="auto"/>
+        <w:ind w:left="40"/>
         <w:snapToGrid w:val="0"/>
-        <w:shd w:val="clear" w:color="auto" w:fill="8A3A12"/>
+        <w:pBdr>
+          <w:top w:val="single" w:sz="4" w:space="2" w:color="9B6BD0"/>
+          <w:left w:val="single" w:sz="4" w:space="2" w:color="9B6BD0"/>
+          <w:bottom w:val="single" w:sz="4" w:space="2" w:color="9B6BD0"/>
+          <w:right w:val="single" w:sz="4" w:space="2" w:color="9B6BD0"/>
+        </w:pBdr>
+        <w:shd w:val="clear" w:color="auto" w:fill="FAF5FF"/>
       </w:pPr>
       <w:r>
         <w:rPr>
           <w:rFonts w:ascii="맑은 고딕" w:hAnsi="맑은 고딕" w:eastAsia="맑은 고딕"/>
           <w:b/>
-          <w:color w:val="FFFFFF"/>
           <w:sz w:val="17"/>
           <w:u w:val="none"/>
         </w:rPr>
-        <w:t>서답형  34-서1 ~ 34-서2</w:t>
+        <w:t>&lt;조 건&gt;</w:t>
+      </w:r>
+    </w:p>
+    <w:p>
+      <w:pPr>
+        <w:spacing w:before="0" w:after="0" w:line="288" w:lineRule="auto"/>
+        <w:ind w:left="40"/>
+        <w:snapToGrid w:val="0"/>
+        <w:pBdr>
+          <w:top w:val="single" w:sz="4" w:space="2" w:color="9B6BD0"/>
+          <w:left w:val="single" w:sz="4" w:space="2" w:color="9B6BD0"/>
+          <w:bottom w:val="single" w:sz="4" w:space="2" w:color="9B6BD0"/>
+          <w:right w:val="single" w:sz="4" w:space="2" w:color="9B6BD0"/>
+        </w:pBdr>
+        <w:shd w:val="clear" w:color="auto" w:fill="FAF5FF"/>
+      </w:pPr>
+      <w:r>
+        <w:rPr>
+          <w:rFonts w:ascii="맑은 고딕" w:hAnsi="맑은 고딕" w:eastAsia="맑은 고딕"/>
+          <w:b w:val="0"/>
+          <w:sz w:val="17"/>
+          <w:u w:val="none"/>
+        </w:rPr>
+        <w:t>1. Use ALL the expressions in the box, each only once.</w:t>
+      </w:r>
+    </w:p>
+    <w:p>
+      <w:pPr>
+        <w:spacing w:before="0" w:after="0" w:line="288" w:lineRule="auto"/>
+        <w:ind w:left="40"/>
+        <w:snapToGrid w:val="0"/>
+        <w:pBdr>
+          <w:top w:val="single" w:sz="4" w:space="2" w:color="9B6BD0"/>
+          <w:left w:val="single" w:sz="4" w:space="2" w:color="9B6BD0"/>
+          <w:bottom w:val="single" w:sz="4" w:space="2" w:color="9B6BD0"/>
+          <w:right w:val="single" w:sz="4" w:space="2" w:color="9B6BD0"/>
+        </w:pBdr>
+        <w:shd w:val="clear" w:color="auto" w:fill="FAF5FF"/>
+      </w:pPr>
+      <w:r>
+        <w:rPr>
+          <w:rFonts w:ascii="맑은 고딕" w:hAnsi="맑은 고딕" w:eastAsia="맑은 고딕"/>
+          <w:b w:val="0"/>
+          <w:sz w:val="17"/>
+          <w:u w:val="none"/>
+        </w:rPr>
+        <w:t>2. Do NOT change the form of any word, and do NOT add any other words.</w:t>
+      </w:r>
+    </w:p>
+    <w:p>
+      <w:pPr>
+        <w:spacing w:before="0" w:after="0" w:line="288" w:lineRule="auto"/>
+        <w:ind w:left="40"/>
+        <w:snapToGrid w:val="0"/>
+        <w:pBdr>
+          <w:top w:val="single" w:sz="4" w:space="2" w:color="9B6BD0"/>
+          <w:left w:val="single" w:sz="4" w:space="2" w:color="9B6BD0"/>
+          <w:bottom w:val="single" w:sz="4" w:space="2" w:color="9B6BD0"/>
+          <w:right w:val="single" w:sz="4" w:space="2" w:color="9B6BD0"/>
+        </w:pBdr>
+        <w:shd w:val="clear" w:color="auto" w:fill="FAF5FF"/>
+      </w:pPr>
+      <w:r>
+        <w:rPr>
+          <w:rFonts w:ascii="맑은 고딕" w:hAnsi="맑은 고딕" w:eastAsia="맑은 고딕"/>
+          <w:b w:val="0"/>
+          <w:sz w:val="17"/>
+          <w:u w:val="none"/>
+        </w:rPr>
+        <w:t>3. Begin with ‘Rather than’ and put the thing we should NOT do first.</w:t>
+      </w:r>
+    </w:p>
+    <w:p>
+      <w:pPr>
+        <w:spacing w:before="0" w:after="0" w:line="288" w:lineRule="auto"/>
+        <w:ind w:left="40"/>
+        <w:snapToGrid w:val="0"/>
+        <w:pBdr>
+          <w:top w:val="single" w:sz="4" w:space="2" w:color="9B6BD0"/>
+          <w:left w:val="single" w:sz="4" w:space="2" w:color="9B6BD0"/>
+          <w:bottom w:val="single" w:sz="4" w:space="2" w:color="9B6BD0"/>
+          <w:right w:val="single" w:sz="4" w:space="2" w:color="9B6BD0"/>
+        </w:pBdr>
+        <w:shd w:val="clear" w:color="auto" w:fill="FAF5FF"/>
+      </w:pPr>
+      <w:r>
+        <w:rPr>
+          <w:rFonts w:ascii="맑은 고딕" w:hAnsi="맑은 고딕" w:eastAsia="맑은 고딕"/>
+          <w:b w:val="0"/>
+          <w:sz w:val="17"/>
+          <w:u w:val="none"/>
+        </w:rPr>
+        <w:t>4. Write 14 words in total.</w:t>
+      </w:r>
+    </w:p>
+    <w:p>
+      <w:pPr>
+        <w:spacing w:before="0" w:after="60" w:line="288" w:lineRule="auto"/>
+        <w:ind w:left="40"/>
+        <w:snapToGrid w:val="0"/>
+        <w:pBdr>
+          <w:top w:val="single" w:sz="4" w:space="2" w:color="9B6BD0"/>
+          <w:left w:val="single" w:sz="4" w:space="2" w:color="9B6BD0"/>
+          <w:bottom w:val="single" w:sz="4" w:space="2" w:color="9B6BD0"/>
+          <w:right w:val="single" w:sz="4" w:space="2" w:color="9B6BD0"/>
+        </w:pBdr>
+        <w:shd w:val="clear" w:color="auto" w:fill="FAF5FF"/>
+      </w:pPr>
+      <w:r>
+        <w:rPr>
+          <w:rFonts w:ascii="맑은 고딕" w:hAnsi="맑은 고딕" w:eastAsia="맑은 고딕"/>
+          <w:b w:val="0"/>
+          <w:sz w:val="17"/>
+          <w:u w:val="none"/>
+        </w:rPr>
+        <w:t>5. 답안지에 소문항 번호를 정확하게 기입할 것</w:t>
+      </w:r>
+    </w:p>
+    <w:p>
+      <w:pPr>
+        <w:spacing w:before="0" w:after="40" w:line="360" w:lineRule="auto"/>
+        <w:snapToGrid w:val="0"/>
+      </w:pPr>
+      <w:r>
+        <w:rPr>
+          <w:rFonts w:ascii="맑은 고딕" w:hAnsi="맑은 고딕" w:eastAsia="맑은 고딕"/>
+          <w:b w:val="0"/>
+          <w:sz w:val="17"/>
+          <w:u w:val="none"/>
+        </w:rPr>
+        <w:t>⇒ Rather than ______________________________________________________________ .</w:t>
       </w:r>
     </w:p>
     <w:p>
@@ -2582,7 +2948,7 @@
           <w:sz w:val="17"/>
           <w:u w:val="none"/>
         </w:rPr>
-        <w:t>34-서1.</w:t>
+        <w:t>34-서2.</w:t>
       </w:r>
       <w:r>
         <w:rPr>
@@ -2591,7 +2957,7 @@
           <w:sz w:val="17"/>
           <w:u w:val="none"/>
         </w:rPr>
-        <w:t xml:space="preserve"> 다음 글의 내용을 요약하고자 한다. 빈칸 (1)~(3)에 들어갈 말을 본문에서 찾아 </w:t>
+        <w:t xml:space="preserve"> 다음 글의 요약문을 완성하시오. 빈칸 (1)~(4)에 &lt;보기&gt;에서 알맞은 단어를 골라 </w:t>
       </w:r>
       <w:r>
         <w:rPr>
@@ -2600,7 +2966,7 @@
           <w:sz w:val="17"/>
           <w:u w:val="single"/>
         </w:rPr>
-        <w:t>반드시 변형하여</w:t>
+        <w:t>필요하면 어형을 바꾸어</w:t>
       </w:r>
       <w:r>
         <w:rPr>
@@ -2609,7 +2975,7 @@
           <w:sz w:val="17"/>
           <w:u w:val="none"/>
         </w:rPr>
-        <w:t xml:space="preserve"> 쓰시오. (한 칸에 한 단어) [각 1점, 총 3점] [3.0점]</w:t>
+        <w:t xml:space="preserve"> 쓰시오. (한 칸에 한 단어, 중복 사용 불가) [각 0.75점, 총 3점] [3.0점]</w:t>
       </w:r>
     </w:p>
     <w:p>
@@ -2632,7 +2998,7 @@
           <w:sz w:val="17"/>
           <w:u w:val="none"/>
         </w:rPr>
-        <w:t>What is the Capabilities Approach (CA), and why would lawyers passionate about animal justice care about it? It is easy to say what it is not. The CA does not rank animals by likeness to humans or seek special privileges for those considered most “like us,” as do some other popular theoretical approaches. The CA has concern for the finch and the pig as much as the whale and the elephant. And it argues that the human form of life is simply irrelevant when we think about what each type of animal needs and deserves. What is relevant is their own forms of life. Just as humans seek to be able to enjoy the characteristic goods of a human life, so a finch seeks a finch’s life and the whale a whale’s life. We should extend ourselves and learn, not lazily picture animals as lesser humans, seeking a life sort of like our own. According to the CA, each sentient creature should have the opportunity to flourish in the form of life characteristic for that creature.</w:t>
+        <w:t>What exactly is the Capabilities Approach (CA), and why should lawyers who care deeply about justice for animals pay attention to it? Saying what it is not is the easy part. Unlike some other popular theories, the CA neither grades animals by how closely they resemble human beings nor reserves special rights for those judged most ‘human-like.’ It cares about the finch and the pig no less than about the whale and the elephant. It also holds that the human way of living is simply beside the point when we ask what each kind of animal needs and is owed. What counts is the way of life that belongs to each species. Just as people want the freedom to enjoy the goods typical of a human life, a finch wants a finch’s life and a whale a whale’s. Our task is to stretch our understanding and learn, instead of lazily imagining animals as inferior humans chasing a life roughly like ours. On the CA, every creature that can feel should be given the chance to thrive in the form of life that is natural to it.</w:t>
       </w:r>
     </w:p>
     <w:p>
@@ -2655,7 +3021,39 @@
           <w:sz w:val="17"/>
           <w:u w:val="none"/>
         </w:rPr>
-        <w:t>The CA claims that the human form of life has no (1) ________ to what animals need, rejects the (2) ________ assumption that animals are lesser humans, and gives each creature the chance of (3) ________ in its own form of life.</w:t>
+        <w:t>The CA does not grade animals by their (1) ________ to humans; it treats a finch and a whale (2) ________. Since the human way of life is (3) ________ to what an animal needs, every creature that can feel should be allowed to (4) ________ in the way of life natural to it.</w:t>
+      </w:r>
+    </w:p>
+    <w:p>
+      <w:pPr>
+        <w:spacing w:before="0" w:after="60" w:line="288" w:lineRule="auto"/>
+        <w:ind w:left="40"/>
+        <w:snapToGrid w:val="0"/>
+        <w:pBdr>
+          <w:top w:val="single" w:sz="4" w:space="2" w:color="9B6BD0"/>
+          <w:left w:val="single" w:sz="4" w:space="2" w:color="9B6BD0"/>
+          <w:bottom w:val="single" w:sz="4" w:space="2" w:color="9B6BD0"/>
+          <w:right w:val="single" w:sz="4" w:space="2" w:color="9B6BD0"/>
+        </w:pBdr>
+        <w:shd w:val="clear" w:color="auto" w:fill="FAF5FF"/>
+      </w:pPr>
+      <w:r>
+        <w:rPr>
+          <w:rFonts w:ascii="맑은 고딕" w:hAnsi="맑은 고딕" w:eastAsia="맑은 고딕"/>
+          <w:b/>
+          <w:sz w:val="17"/>
+          <w:u w:val="none"/>
+        </w:rPr>
+        <w:t>&lt;보 기&gt;</w:t>
+      </w:r>
+      <w:r>
+        <w:rPr>
+          <w:rFonts w:ascii="맑은 고딕" w:hAnsi="맑은 고딕" w:eastAsia="맑은 고딕"/>
+          <w:b w:val="0"/>
+          <w:sz w:val="17"/>
+          <w:u w:val="none"/>
+        </w:rPr>
+        <w:t xml:space="preserve"> resemble / equal / irrelevant / flourish / rank / privilege / superior / relevant / human / lazy</w:t>
       </w:r>
     </w:p>
     <w:p>
@@ -2701,7 +3099,7 @@
           <w:sz w:val="17"/>
           <w:u w:val="none"/>
         </w:rPr>
-        <w:t>1. 본문의 단어를 반드시 변형(품사·어형)하여 쓸 것 — 본문 형태 그대로 쓰면 0점</w:t>
+        <w:t>1. &lt;보기&gt;의 단어를 골라 필요하면 어형(품사·시제·태)을 바꾸어 쓸 것</w:t>
       </w:r>
     </w:p>
     <w:p>
@@ -2724,7 +3122,7 @@
           <w:sz w:val="17"/>
           <w:u w:val="none"/>
         </w:rPr>
-        <w:t>2. 답안지에 소문항 번호를 정확하게 기입할 것  예) 1-(1) 1-(2) 1-(3)</w:t>
+        <w:t>2. 답안지에 소문항 번호를 정확하게 기입할 것  예) 2-(1) 2-(2)</w:t>
       </w:r>
     </w:p>
     <w:p>
@@ -2739,7 +3137,25 @@
           <w:sz w:val="17"/>
           <w:u w:val="none"/>
         </w:rPr>
-        <w:t>(1) ______________   (2) ______________   (3) ______________</w:t>
+        <w:t>(1) ______________  (2) ______________  (3) ______________  (4) ______________</w:t>
+      </w:r>
+    </w:p>
+    <w:p>
+      <w:pPr>
+        <w:keepNext/>
+        <w:spacing w:before="80" w:after="40" w:line="276" w:lineRule="auto"/>
+        <w:snapToGrid w:val="0"/>
+        <w:shd w:val="clear" w:color="auto" w:fill="6B21A8"/>
+      </w:pPr>
+      <w:r>
+        <w:rPr>
+          <w:rFonts w:ascii="맑은 고딕" w:hAnsi="맑은 고딕" w:eastAsia="맑은 고딕"/>
+          <w:b/>
+          <w:color w:val="FFFFFF"/>
+          <w:sz w:val="17"/>
+          <w:u w:val="none"/>
+        </w:rPr>
+        <w:t>[지문 구조]  ※ 앞 문항을 모두 푼 뒤에 풀 것</w:t>
       </w:r>
     </w:p>
     <w:p>
@@ -2755,7 +3171,7 @@
           <w:sz w:val="17"/>
           <w:u w:val="none"/>
         </w:rPr>
-        <w:t>34-서2.</w:t>
+        <w:t>34-8.</w:t>
       </w:r>
       <w:r>
         <w:rPr>
@@ -2764,7 +3180,76 @@
           <w:sz w:val="17"/>
           <w:u w:val="none"/>
         </w:rPr>
-        <w:t xml:space="preserve"> 다음 글의 밑줄 친 문장과 같은 뜻이 되도록 &lt;보기&gt;의 표현을 모두 사용하여 &lt;조건&gt;에 맞게 영작하시오. [3점] [3.0점]</w:t>
+        <w:t xml:space="preserve"> 주어진 글 다음에 이어질 글의 순서로 가장 적절한 것은? [2.8점]</w:t>
+      </w:r>
+    </w:p>
+    <w:p>
+      <w:pPr>
+        <w:spacing w:before="0" w:after="60" w:line="288" w:lineRule="auto"/>
+        <w:ind w:left="40"/>
+        <w:snapToGrid w:val="0"/>
+        <w:pBdr>
+          <w:top w:val="single" w:sz="4" w:space="2" w:color="C99B4E"/>
+          <w:left w:val="single" w:sz="4" w:space="2" w:color="C99B4E"/>
+          <w:bottom w:val="single" w:sz="4" w:space="2" w:color="C99B4E"/>
+          <w:right w:val="single" w:sz="4" w:space="2" w:color="C99B4E"/>
+        </w:pBdr>
+        <w:shd w:val="clear" w:color="auto" w:fill="FFF8E1"/>
+      </w:pPr>
+      <w:r>
+        <w:rPr>
+          <w:rFonts w:ascii="맑은 고딕" w:hAnsi="맑은 고딕" w:eastAsia="맑은 고딕"/>
+          <w:b w:val="0"/>
+          <w:sz w:val="17"/>
+          <w:u w:val="none"/>
+        </w:rPr>
+        <w:t>What is the Capabilities Approach (CA), and why would lawyers passionate about animal justice care about it? It is easy to say what it is not.</w:t>
+      </w:r>
+    </w:p>
+    <w:p>
+      <w:pPr>
+        <w:spacing w:before="0" w:after="0" w:line="288" w:lineRule="auto"/>
+        <w:ind w:left="40"/>
+        <w:snapToGrid w:val="0"/>
+        <w:pBdr>
+          <w:top w:val="single" w:sz="4" w:space="2" w:color="999999"/>
+          <w:left w:val="single" w:sz="4" w:space="2" w:color="999999"/>
+          <w:bottom w:val="single" w:sz="4" w:space="2" w:color="999999"/>
+          <w:right w:val="single" w:sz="4" w:space="2" w:color="999999"/>
+        </w:pBdr>
+        <w:shd w:val="clear" w:color="auto" w:fill="F6F3EA"/>
+      </w:pPr>
+      <w:r>
+        <w:rPr>
+          <w:rFonts w:ascii="맑은 고딕" w:hAnsi="맑은 고딕" w:eastAsia="맑은 고딕"/>
+          <w:b w:val="0"/>
+          <w:sz w:val="17"/>
+          <w:u w:val="none"/>
+        </w:rPr>
+        <w:t>(A) We should extend ourselves and learn, not lazily picture animals as lesser humans, seeking a life sort of like our own. According to the CA, each sentient creature should have the opportunity to flourish in the form of life characteristic for that creature.</w:t>
+      </w:r>
+    </w:p>
+    <w:p>
+      <w:pPr>
+        <w:spacing w:before="0" w:after="0" w:line="288" w:lineRule="auto"/>
+        <w:ind w:left="40"/>
+        <w:snapToGrid w:val="0"/>
+        <w:pBdr>
+          <w:top w:val="single" w:sz="4" w:space="2" w:color="999999"/>
+          <w:left w:val="single" w:sz="4" w:space="2" w:color="999999"/>
+          <w:bottom w:val="single" w:sz="4" w:space="2" w:color="999999"/>
+          <w:right w:val="single" w:sz="4" w:space="2" w:color="999999"/>
+        </w:pBdr>
+        <w:shd w:val="clear" w:color="auto" w:fill="F6F3EA"/>
+      </w:pPr>
+      <w:r>
+        <w:rPr>
+          <w:rFonts w:ascii="맑은 고딕" w:hAnsi="맑은 고딕" w:eastAsia="맑은 고딕"/>
+          <w:b w:val="0"/>
+          <w:sz w:val="17"/>
+          <w:u w:val="none"/>
+        </w:rPr>
+        <w:t>(B) The CA does not rank animals by likeness to humans or seek special privileges for those considered most “like us,” as do some other popular theoretical approaches. The CA has concern for the finch and the pig as much as the whale and the elephant.</w:t>
       </w:r>
     </w:p>
     <w:p>
@@ -2787,40 +3272,31 @@
           <w:sz w:val="17"/>
           <w:u w:val="none"/>
         </w:rPr>
-        <w:t xml:space="preserve">Just as humans seek to be able to enjoy the characteristic goods of a human life, so a finch seeks a finch’s life and the whale a whale’s life. </w:t>
-      </w:r>
+        <w:t>(C) And it argues that the human form of life is simply irrelevant when we think about what each type of animal needs and deserves. What is relevant is their own forms of life. Just as humans seek to be able to enjoy the characteristic goods of a human life, so a finch seeks a finch’s life and the whale a whale’s life.</w:t>
+      </w:r>
+    </w:p>
+    <w:p>
+      <w:pPr>
+        <w:spacing w:before="0" w:after="0" w:line="269" w:lineRule="auto"/>
+        <w:ind w:left="180" w:hanging="180"/>
+        <w:snapToGrid w:val="0"/>
+      </w:pPr>
       <w:r>
         <w:rPr>
           <w:rFonts w:ascii="맑은 고딕" w:hAnsi="맑은 고딕" w:eastAsia="맑은 고딕"/>
           <w:b w:val="0"/>
           <w:sz w:val="17"/>
-          <w:u w:val="single"/>
-        </w:rPr>
-        <w:t>We should extend ourselves and learn, not lazily picture animals as lesser humans.</w:t>
+          <w:u w:val="none"/>
+        </w:rPr>
+        <w:t>① (A) - (C) - (B)</w:t>
       </w:r>
     </w:p>
     <w:p>
       <w:pPr>
-        <w:spacing w:before="0" w:after="60" w:line="288" w:lineRule="auto"/>
-        <w:ind w:left="40"/>
+        <w:spacing w:before="0" w:after="0" w:line="269" w:lineRule="auto"/>
+        <w:ind w:left="180" w:hanging="180"/>
         <w:snapToGrid w:val="0"/>
-        <w:pBdr>
-          <w:top w:val="single" w:sz="4" w:space="2" w:color="9B6BD0"/>
-          <w:left w:val="single" w:sz="4" w:space="2" w:color="9B6BD0"/>
-          <w:bottom w:val="single" w:sz="4" w:space="2" w:color="9B6BD0"/>
-          <w:right w:val="single" w:sz="4" w:space="2" w:color="9B6BD0"/>
-        </w:pBdr>
-        <w:shd w:val="clear" w:color="auto" w:fill="FAF5FF"/>
-      </w:pPr>
-      <w:r>
-        <w:rPr>
-          <w:rFonts w:ascii="맑은 고딕" w:hAnsi="맑은 고딕" w:eastAsia="맑은 고딕"/>
-          <w:b/>
-          <w:sz w:val="17"/>
-          <w:u w:val="none"/>
-        </w:rPr>
-        <w:t>&lt;보 기&gt;</w:t>
-      </w:r>
+      </w:pPr>
       <w:r>
         <w:rPr>
           <w:rFonts w:ascii="맑은 고딕" w:hAnsi="맑은 고딕" w:eastAsia="맑은 고딕"/>
@@ -2828,44 +3304,30 @@
           <w:sz w:val="17"/>
           <w:u w:val="none"/>
         </w:rPr>
-        <w:t xml:space="preserve"> instead of / lazily / picture / animals / as / lesser humans / we / should / extend / ourselves / and / learn</w:t>
+        <w:t>② (B) - (A) - (C)</w:t>
       </w:r>
     </w:p>
     <w:p>
       <w:pPr>
-        <w:spacing w:before="0" w:after="0" w:line="288" w:lineRule="auto"/>
-        <w:ind w:left="40"/>
+        <w:spacing w:before="0" w:after="0" w:line="269" w:lineRule="auto"/>
+        <w:ind w:left="180" w:hanging="180"/>
         <w:snapToGrid w:val="0"/>
-        <w:pBdr>
-          <w:top w:val="single" w:sz="4" w:space="2" w:color="9B6BD0"/>
-          <w:left w:val="single" w:sz="4" w:space="2" w:color="9B6BD0"/>
-          <w:bottom w:val="single" w:sz="4" w:space="2" w:color="9B6BD0"/>
-          <w:right w:val="single" w:sz="4" w:space="2" w:color="9B6BD0"/>
-        </w:pBdr>
-        <w:shd w:val="clear" w:color="auto" w:fill="FAF5FF"/>
-      </w:pPr>
-      <w:r>
-        <w:rPr>
-          <w:rFonts w:ascii="맑은 고딕" w:hAnsi="맑은 고딕" w:eastAsia="맑은 고딕"/>
-          <w:b/>
+      </w:pPr>
+      <w:r>
+        <w:rPr>
+          <w:rFonts w:ascii="맑은 고딕" w:hAnsi="맑은 고딕" w:eastAsia="맑은 고딕"/>
+          <w:b w:val="0"/>
           <w:sz w:val="17"/>
           <w:u w:val="none"/>
         </w:rPr>
-        <w:t>&lt;조 건&gt;</w:t>
+        <w:t>③ (B) - (C) - (A)</w:t>
       </w:r>
     </w:p>
     <w:p>
       <w:pPr>
-        <w:spacing w:before="0" w:after="0" w:line="288" w:lineRule="auto"/>
-        <w:ind w:left="40"/>
+        <w:spacing w:before="0" w:after="0" w:line="269" w:lineRule="auto"/>
+        <w:ind w:left="180" w:hanging="180"/>
         <w:snapToGrid w:val="0"/>
-        <w:pBdr>
-          <w:top w:val="single" w:sz="4" w:space="2" w:color="9B6BD0"/>
-          <w:left w:val="single" w:sz="4" w:space="2" w:color="9B6BD0"/>
-          <w:bottom w:val="single" w:sz="4" w:space="2" w:color="9B6BD0"/>
-          <w:right w:val="single" w:sz="4" w:space="2" w:color="9B6BD0"/>
-        </w:pBdr>
-        <w:shd w:val="clear" w:color="auto" w:fill="FAF5FF"/>
       </w:pPr>
       <w:r>
         <w:rPr>
@@ -2874,21 +3336,14 @@
           <w:sz w:val="17"/>
           <w:u w:val="none"/>
         </w:rPr>
-        <w:t>1. &lt;보기&gt;의 표현을 모두 한 번씩만 사용할 것</w:t>
+        <w:t>④ (C) - (A) - (B)</w:t>
       </w:r>
     </w:p>
     <w:p>
       <w:pPr>
-        <w:spacing w:before="0" w:after="0" w:line="288" w:lineRule="auto"/>
-        <w:ind w:left="40"/>
+        <w:spacing w:before="0" w:after="0" w:line="269" w:lineRule="auto"/>
+        <w:ind w:left="180" w:hanging="180"/>
         <w:snapToGrid w:val="0"/>
-        <w:pBdr>
-          <w:top w:val="single" w:sz="4" w:space="2" w:color="9B6BD0"/>
-          <w:left w:val="single" w:sz="4" w:space="2" w:color="9B6BD0"/>
-          <w:bottom w:val="single" w:sz="4" w:space="2" w:color="9B6BD0"/>
-          <w:right w:val="single" w:sz="4" w:space="2" w:color="9B6BD0"/>
-        </w:pBdr>
-        <w:shd w:val="clear" w:color="auto" w:fill="FAF5FF"/>
       </w:pPr>
       <w:r>
         <w:rPr>
@@ -2897,196 +3352,7 @@
           <w:sz w:val="17"/>
           <w:u w:val="none"/>
         </w:rPr>
-        <w:t>2. 어형은 한 단어만 바꾸고, 다른 단어를 추가하지 말 것</w:t>
-      </w:r>
-    </w:p>
-    <w:p>
-      <w:pPr>
-        <w:spacing w:before="0" w:after="0" w:line="288" w:lineRule="auto"/>
-        <w:ind w:left="40"/>
-        <w:snapToGrid w:val="0"/>
-        <w:pBdr>
-          <w:top w:val="single" w:sz="4" w:space="2" w:color="9B6BD0"/>
-          <w:left w:val="single" w:sz="4" w:space="2" w:color="9B6BD0"/>
-          <w:bottom w:val="single" w:sz="4" w:space="2" w:color="9B6BD0"/>
-          <w:right w:val="single" w:sz="4" w:space="2" w:color="9B6BD0"/>
-        </w:pBdr>
-        <w:shd w:val="clear" w:color="auto" w:fill="FAF5FF"/>
-      </w:pPr>
-      <w:r>
-        <w:rPr>
-          <w:rFonts w:ascii="맑은 고딕" w:hAnsi="맑은 고딕" w:eastAsia="맑은 고딕"/>
-          <w:b w:val="0"/>
-          <w:sz w:val="17"/>
-          <w:u w:val="none"/>
-        </w:rPr>
-        <w:t>3. ‘Instead of’로 시작하여 쓸 것</w:t>
-      </w:r>
-    </w:p>
-    <w:p>
-      <w:pPr>
-        <w:spacing w:before="0" w:after="0" w:line="288" w:lineRule="auto"/>
-        <w:ind w:left="40"/>
-        <w:snapToGrid w:val="0"/>
-        <w:pBdr>
-          <w:top w:val="single" w:sz="4" w:space="2" w:color="9B6BD0"/>
-          <w:left w:val="single" w:sz="4" w:space="2" w:color="9B6BD0"/>
-          <w:bottom w:val="single" w:sz="4" w:space="2" w:color="9B6BD0"/>
-          <w:right w:val="single" w:sz="4" w:space="2" w:color="9B6BD0"/>
-        </w:pBdr>
-        <w:shd w:val="clear" w:color="auto" w:fill="FAF5FF"/>
-      </w:pPr>
-      <w:r>
-        <w:rPr>
-          <w:rFonts w:ascii="맑은 고딕" w:hAnsi="맑은 고딕" w:eastAsia="맑은 고딕"/>
-          <w:b w:val="0"/>
-          <w:sz w:val="17"/>
-          <w:u w:val="none"/>
-        </w:rPr>
-        <w:t>4. 총 14단어로 쓸 것</w:t>
-      </w:r>
-    </w:p>
-    <w:p>
-      <w:pPr>
-        <w:spacing w:before="0" w:after="60" w:line="288" w:lineRule="auto"/>
-        <w:ind w:left="40"/>
-        <w:snapToGrid w:val="0"/>
-        <w:pBdr>
-          <w:top w:val="single" w:sz="4" w:space="2" w:color="9B6BD0"/>
-          <w:left w:val="single" w:sz="4" w:space="2" w:color="9B6BD0"/>
-          <w:bottom w:val="single" w:sz="4" w:space="2" w:color="9B6BD0"/>
-          <w:right w:val="single" w:sz="4" w:space="2" w:color="9B6BD0"/>
-        </w:pBdr>
-        <w:shd w:val="clear" w:color="auto" w:fill="FAF5FF"/>
-      </w:pPr>
-      <w:r>
-        <w:rPr>
-          <w:rFonts w:ascii="맑은 고딕" w:hAnsi="맑은 고딕" w:eastAsia="맑은 고딕"/>
-          <w:b w:val="0"/>
-          <w:sz w:val="17"/>
-          <w:u w:val="none"/>
-        </w:rPr>
-        <w:t>5. 답안지에 소문항 번호를 정확하게 기입할 것</w:t>
-      </w:r>
-    </w:p>
-    <w:p>
-      <w:pPr>
-        <w:spacing w:before="0" w:after="40" w:line="360" w:lineRule="auto"/>
-        <w:snapToGrid w:val="0"/>
-      </w:pPr>
-      <w:r>
-        <w:rPr>
-          <w:rFonts w:ascii="맑은 고딕" w:hAnsi="맑은 고딕" w:eastAsia="맑은 고딕"/>
-          <w:b w:val="0"/>
-          <w:sz w:val="17"/>
-          <w:u w:val="none"/>
-        </w:rPr>
-        <w:t>⇒ Instead of ______________________________________________________________ .</w:t>
-      </w:r>
-    </w:p>
-    <w:p>
-      <w:pPr>
-        <w:keepNext/>
-        <w:spacing w:before="80" w:after="40" w:line="276" w:lineRule="auto"/>
-        <w:snapToGrid w:val="0"/>
-        <w:shd w:val="clear" w:color="auto" w:fill="6B21A8"/>
-      </w:pPr>
-      <w:r>
-        <w:rPr>
-          <w:rFonts w:ascii="맑은 고딕" w:hAnsi="맑은 고딕" w:eastAsia="맑은 고딕"/>
-          <w:b/>
-          <w:color w:val="FFFFFF"/>
-          <w:sz w:val="17"/>
-          <w:u w:val="none"/>
-        </w:rPr>
-        <w:t>[지문 구조]  ※ 앞 문항을 모두 푼 뒤에 풀 것</w:t>
-      </w:r>
-    </w:p>
-    <w:p>
-      <w:pPr>
-        <w:keepNext/>
-        <w:spacing w:before="80" w:after="20" w:line="276" w:lineRule="auto"/>
-        <w:snapToGrid w:val="0"/>
-      </w:pPr>
-      <w:r>
-        <w:rPr>
-          <w:rFonts w:ascii="맑은 고딕" w:hAnsi="맑은 고딕" w:eastAsia="맑은 고딕"/>
-          <w:b/>
-          <w:sz w:val="17"/>
-          <w:u w:val="none"/>
-        </w:rPr>
-        <w:t>34-8.</w:t>
-      </w:r>
-      <w:r>
-        <w:rPr>
-          <w:rFonts w:ascii="맑은 고딕" w:hAnsi="맑은 고딕" w:eastAsia="맑은 고딕"/>
-          <w:b w:val="0"/>
-          <w:sz w:val="17"/>
-          <w:u w:val="none"/>
-        </w:rPr>
-        <w:t xml:space="preserve"> 글의 흐름으로 보아, 주어진 문장이 들어가기에 가장 적절한 곳은? [2.7점]</w:t>
-      </w:r>
-    </w:p>
-    <w:p>
-      <w:pPr>
-        <w:spacing w:before="0" w:after="60" w:line="288" w:lineRule="auto"/>
-        <w:ind w:left="40"/>
-        <w:snapToGrid w:val="0"/>
-        <w:pBdr>
-          <w:top w:val="single" w:sz="4" w:space="2" w:color="C99B4E"/>
-          <w:left w:val="single" w:sz="4" w:space="2" w:color="C99B4E"/>
-          <w:bottom w:val="single" w:sz="4" w:space="2" w:color="C99B4E"/>
-          <w:right w:val="single" w:sz="4" w:space="2" w:color="C99B4E"/>
-        </w:pBdr>
-        <w:shd w:val="clear" w:color="auto" w:fill="FFF8E1"/>
-      </w:pPr>
-      <w:r>
-        <w:rPr>
-          <w:rFonts w:ascii="맑은 고딕" w:hAnsi="맑은 고딕" w:eastAsia="맑은 고딕"/>
-          <w:b w:val="0"/>
-          <w:sz w:val="17"/>
-          <w:u w:val="none"/>
-        </w:rPr>
-        <w:t>It is easy to say what it is not.</w:t>
-      </w:r>
-    </w:p>
-    <w:p>
-      <w:pPr>
-        <w:spacing w:before="0" w:after="60" w:line="288" w:lineRule="auto"/>
-        <w:ind w:left="40"/>
-        <w:snapToGrid w:val="0"/>
-        <w:pBdr>
-          <w:top w:val="single" w:sz="4" w:space="2" w:color="999999"/>
-          <w:left w:val="single" w:sz="4" w:space="2" w:color="999999"/>
-          <w:bottom w:val="single" w:sz="4" w:space="2" w:color="999999"/>
-          <w:right w:val="single" w:sz="4" w:space="2" w:color="999999"/>
-        </w:pBdr>
-        <w:shd w:val="clear" w:color="auto" w:fill="F6F3EA"/>
-      </w:pPr>
-      <w:r>
-        <w:rPr>
-          <w:rFonts w:ascii="맑은 고딕" w:hAnsi="맑은 고딕" w:eastAsia="맑은 고딕"/>
-          <w:b w:val="0"/>
-          <w:sz w:val="17"/>
-          <w:u w:val="none"/>
-        </w:rPr>
-        <w:t>What is the Capabilities Approach (CA), and why would lawyers passionate about animal justice care about it? ( ① ) The CA does not rank animals by likeness to humans or seek special privileges for those considered most “like us,” as do some other popular theoretical approaches. ( ② ) The CA has concern for the finch and the pig as much as the whale and the elephant. ( ③ ) And it argues that the human form of life is simply irrelevant when we think about what each type of animal needs and deserves. ( ④ ) What is relevant is their own forms of life. ( ⑤ ) Just as humans seek to be able to enjoy the characteristic goods of a human life, so a finch seeks a finch’s life and the whale a whale’s life.</w:t>
-      </w:r>
-    </w:p>
-    <w:p>
-      <w:pPr>
-        <w:spacing w:before="0" w:after="20" w:line="276" w:lineRule="auto"/>
-        <w:ind w:left="80"/>
-        <w:snapToGrid w:val="0"/>
-      </w:pPr>
-      <w:r>
-        <w:rPr>
-          <w:rFonts w:ascii="맑은 고딕" w:hAnsi="맑은 고딕" w:eastAsia="맑은 고딕"/>
-          <w:b w:val="0"/>
-          <w:sz w:val="17"/>
-          <w:u w:val="none"/>
-        </w:rPr>
-        <w:t>① ①    ② ②    ③ ③    ④ ④    ⑤ ⑤</w:t>
+        <w:t>⑤ (C) - (B) - (A)</w:t>
       </w:r>
     </w:p>
     <w:p>
@@ -3164,7 +3430,7 @@
           <w:sz w:val="15"/>
           <w:u w:val="none"/>
         </w:rPr>
-        <w:t xml:space="preserve"> ★would lawyers (의문사 why + 조동사 + 주어 어순)</w:t>
+        <w:t xml:space="preserve"> ★would lawyers (의문사 why 뒤 조동사 + 주어 — 의문문 어순)</w:t>
       </w:r>
     </w:p>
     <w:p>
@@ -3189,7 +3455,7 @@
           <w:sz w:val="15"/>
           <w:u w:val="none"/>
         </w:rPr>
-        <w:t xml:space="preserve"> passionate (열정적인 ↔ indifferent)</w:t>
+        <w:t xml:space="preserve"> justice</w:t>
       </w:r>
     </w:p>
     <w:p>
@@ -3214,7 +3480,7 @@
           <w:sz w:val="15"/>
           <w:u w:val="none"/>
         </w:rPr>
-        <w:t xml:space="preserve"> justice</w:t>
+        <w:t xml:space="preserve"> ★to say (가주어 It – 진주어 to부정사)</w:t>
       </w:r>
     </w:p>
     <w:p>
@@ -3239,7 +3505,7 @@
           <w:sz w:val="15"/>
           <w:u w:val="none"/>
         </w:rPr>
-        <w:t xml:space="preserve"> ★to say (가주어 It – 진주어 to부정사)</w:t>
+        <w:t xml:space="preserve"> rank</w:t>
       </w:r>
     </w:p>
     <w:p>
@@ -3264,7 +3530,7 @@
           <w:sz w:val="15"/>
           <w:u w:val="none"/>
         </w:rPr>
-        <w:t xml:space="preserve"> likeness</w:t>
+        <w:t xml:space="preserve"> likeness (전치사 by 뒤 → 명사)</w:t>
       </w:r>
     </w:p>
     <w:p>
@@ -3289,7 +3555,7 @@
           <w:sz w:val="15"/>
           <w:u w:val="none"/>
         </w:rPr>
-        <w:t xml:space="preserve"> ★seek (does not rank와 or 병렬 — 동사원형)</w:t>
+        <w:t xml:space="preserve"> privileges (special + 명사, 복수)</w:t>
       </w:r>
     </w:p>
     <w:p>
@@ -3314,7 +3580,7 @@
           <w:sz w:val="15"/>
           <w:u w:val="none"/>
         </w:rPr>
-        <w:t xml:space="preserve"> ★considered (동물들이 ‘여겨지는’ 수동 — those 수식)</w:t>
+        <w:t xml:space="preserve"> ★considered (‘~라고 여겨지는’ 수동 과거분사 — those (who are) considered)</w:t>
       </w:r>
     </w:p>
     <w:p>
@@ -3339,7 +3605,7 @@
           <w:sz w:val="15"/>
           <w:u w:val="none"/>
         </w:rPr>
-        <w:t xml:space="preserve"> ★do (as + 대동사 + 주어 도치, 주어 approaches 복수)</w:t>
+        <w:t xml:space="preserve"> ★do (as + 대동사 + 주어 도치 — 앞의 일반동사 rank·seek를 받음; are는 be동사가 없으므로 불가)</w:t>
       </w:r>
     </w:p>
     <w:p>
@@ -3364,7 +3630,7 @@
           <w:sz w:val="15"/>
           <w:u w:val="none"/>
         </w:rPr>
-        <w:t xml:space="preserve"> finch</w:t>
+        <w:t xml:space="preserve"> concern (작은 동물에도 ‘관심’을 둔다; contempt는 반대)</w:t>
       </w:r>
     </w:p>
     <w:p>
@@ -3389,7 +3655,7 @@
           <w:sz w:val="15"/>
           <w:u w:val="none"/>
         </w:rPr>
-        <w:t xml:space="preserve"> irrelevant (무관한 ↔ relevant — 뒤 What is relevant와 대조)</w:t>
+        <w:t xml:space="preserve"> irrelevant (인간의 삶의 형태는 ‘무관’ — 뒤 ‘관련 있는 것은 그들 자신의 삶의 형태’와 대비)</w:t>
       </w:r>
     </w:p>
     <w:p>
@@ -3414,7 +3680,7 @@
           <w:sz w:val="15"/>
           <w:u w:val="none"/>
         </w:rPr>
-        <w:t xml:space="preserve"> ★what (선행사 없음 — about의 목적어 명사절)</w:t>
+        <w:t xml:space="preserve"> deserves (needs와 병렬, 주어 each type 단수)</w:t>
       </w:r>
     </w:p>
     <w:p>
@@ -3439,7 +3705,7 @@
           <w:sz w:val="15"/>
           <w:u w:val="none"/>
         </w:rPr>
-        <w:t xml:space="preserve"> deserves (needs와 and 병렬, 주어 each type 단수)</w:t>
+        <w:t xml:space="preserve"> ★is (What절 주어 → 단수 동사; 보어 forms가 복수여도 주어에 맞춤)</w:t>
       </w:r>
     </w:p>
     <w:p>
@@ -3464,7 +3730,7 @@
           <w:sz w:val="15"/>
           <w:u w:val="none"/>
         </w:rPr>
-        <w:t xml:space="preserve"> ★is (What절 주어 → 단수)</w:t>
+        <w:t xml:space="preserve"> forms</w:t>
       </w:r>
     </w:p>
     <w:p>
@@ -3489,7 +3755,7 @@
           <w:sz w:val="15"/>
           <w:u w:val="none"/>
         </w:rPr>
-        <w:t xml:space="preserve"> ★to be (seek + to-v)</w:t>
+        <w:t xml:space="preserve"> characteristic</w:t>
       </w:r>
     </w:p>
     <w:p>
@@ -3514,7 +3780,7 @@
           <w:sz w:val="15"/>
           <w:u w:val="none"/>
         </w:rPr>
-        <w:t xml:space="preserve"> characteristic (명사 goods 수식 → 형용사)</w:t>
+        <w:t xml:space="preserve"> ★so (Just as A, so B 상관 구문)</w:t>
       </w:r>
     </w:p>
     <w:p>
@@ -3539,7 +3805,7 @@
           <w:sz w:val="15"/>
           <w:u w:val="none"/>
         </w:rPr>
-        <w:t xml:space="preserve"> lazily (동사 picture 수식 → 부사)</w:t>
+        <w:t xml:space="preserve"> ★lazily (동사 picture 수식 → 부사)</w:t>
       </w:r>
     </w:p>
     <w:p>
@@ -3564,7 +3830,7 @@
           <w:sz w:val="15"/>
           <w:u w:val="none"/>
         </w:rPr>
-        <w:t xml:space="preserve"> lesser (열등한 ↔ greater)</w:t>
+        <w:t xml:space="preserve"> lesser (동물을 ‘열등한’ 인간으로 그리지 말 것; greater는 반대)</w:t>
       </w:r>
     </w:p>
     <w:p>
@@ -3589,7 +3855,7 @@
           <w:sz w:val="15"/>
           <w:u w:val="none"/>
         </w:rPr>
-        <w:t xml:space="preserve"> ★seeking (동물들이 삶을 ‘추구하는’ 능동 분사)</w:t>
+        <w:t xml:space="preserve"> ★seeking (animals를 꾸미는 능동 분사 — 동물이 ‘추구하는’)</w:t>
       </w:r>
     </w:p>
     <w:p>
@@ -3614,7 +3880,7 @@
           <w:sz w:val="15"/>
           <w:u w:val="none"/>
         </w:rPr>
-        <w:t xml:space="preserve"> sentient (명사 creature 수식 → 형용사)</w:t>
+        <w:t xml:space="preserve"> sentient</w:t>
       </w:r>
     </w:p>
     <w:p>
@@ -3639,7 +3905,7 @@
           <w:sz w:val="15"/>
           <w:u w:val="none"/>
         </w:rPr>
-        <w:t xml:space="preserve"> opportunity</w:t>
+        <w:t xml:space="preserve"> ★flourish (the opportunity to + 동사원형)</w:t>
       </w:r>
     </w:p>
     <w:p>
@@ -3664,7 +3930,7 @@
           <w:sz w:val="15"/>
           <w:u w:val="none"/>
         </w:rPr>
-        <w:t xml:space="preserve"> flourish</w:t>
+        <w:t xml:space="preserve"> characteristic (life를 뒤에서 꾸미는 형용사 — characteristic for)</w:t>
       </w:r>
     </w:p>
     <w:p>
@@ -3689,7 +3955,7 @@
           <w:sz w:val="15"/>
           <w:u w:val="none"/>
         </w:rPr>
-        <w:t xml:space="preserve"> ○ (as + 주어 + do 정치도 가능)</w:t>
+        <w:t xml:space="preserve"> ○ (형용사구 passionate about = who are passionate about — 주격 관계대명사 + be 생략)</w:t>
       </w:r>
     </w:p>
     <w:p>
@@ -3714,7 +3980,7 @@
           <w:sz w:val="15"/>
           <w:u w:val="none"/>
         </w:rPr>
-        <w:t xml:space="preserve"> ○ (생략된 seeks 복원)</w:t>
+        <w:t xml:space="preserve"> ★✕ — 바른 형태: do (앞 동사가 일반동사 rank·seek → 대동사 do; are는 be동사일 때만)</w:t>
       </w:r>
     </w:p>
     <w:p>
@@ -3739,7 +4005,7 @@
           <w:sz w:val="15"/>
           <w:u w:val="none"/>
         </w:rPr>
-        <w:t xml:space="preserve"> ★✕ — 바른 형태: seeking (animals가 삶을 ‘추구하는’ 능동 — sought는 수동)</w:t>
+        <w:t xml:space="preserve"> ○ (not A but B 식의 대조 = B rather than A — rather than 뒤 동명사)</w:t>
       </w:r>
     </w:p>
     <w:p>
@@ -3764,7 +4030,7 @@
           <w:sz w:val="15"/>
           <w:u w:val="none"/>
         </w:rPr>
-        <w:t xml:space="preserve"> The CA does not rank animals by likeness to humans. (보충 not / 제외 like)</w:t>
+        <w:t xml:space="preserve"> Just as humans seek to be able to enjoy the characteristic goods of a human life, so a finch seeks a finch’s life and the whale a whale’s life. (보충 so / 제외 such / 둘째 seek→seeks)</w:t>
       </w:r>
     </w:p>
     <w:p>
@@ -3789,7 +4055,7 @@
           <w:sz w:val="15"/>
           <w:u w:val="none"/>
         </w:rPr>
-        <w:t xml:space="preserve"> According to the CA, each sentient creature should have the opportunity to flourish in the form of life characteristic for that creature. (보충 the / 제외 flourishing)</w:t>
+        <w:t xml:space="preserve"> According to the CA, each sentient creature should have the opportunity to flourish in the form of life characteristic for that creature. (보충 to / 제외 which / 동사 원형 그대로)</w:t>
       </w:r>
     </w:p>
     <w:p>
@@ -3814,7 +4080,7 @@
           <w:sz w:val="15"/>
           <w:u w:val="none"/>
         </w:rPr>
-        <w:t xml:space="preserve"> Just as humans seek to be able to enjoy the characteristic goods of a human life, so a finch seeks a finch’s life. (seek→seeks)</w:t>
+        <w:t xml:space="preserve"> The CA has concern for the finch and the pig as much as the whale and the elephant. (have→has)</w:t>
       </w:r>
     </w:p>
     <w:p>
@@ -3864,7 +4130,7 @@
           <w:sz w:val="15"/>
           <w:u w:val="none"/>
         </w:rPr>
-        <w:t xml:space="preserve"> animals</w:t>
+        <w:t xml:space="preserve"> 인간과 가장 닮았다고 여겨지는 동물들</w:t>
       </w:r>
     </w:p>
     <w:p>
@@ -3914,7 +4180,7 @@
           <w:sz w:val="15"/>
           <w:u w:val="none"/>
         </w:rPr>
-        <w:t xml:space="preserve"> 동물을 열등한 인간으로 보지 않고 각 동물 고유의 삶의 형태를 배우는 것</w:t>
+        <w:t xml:space="preserve"> each sentient creature</w:t>
       </w:r>
     </w:p>
     <w:p>
@@ -3939,7 +4205,7 @@
           <w:sz w:val="15"/>
           <w:u w:val="none"/>
         </w:rPr>
-        <w:t xml:space="preserve"> ★measures (선행사 A teacher 단수)</w:t>
+        <w:t xml:space="preserve"> ★because (뒤에 절 it lacks … → 접속사 because; because of는 명사구 앞)</w:t>
       </w:r>
     </w:p>
     <w:p>
@@ -3964,7 +4230,7 @@
           <w:sz w:val="15"/>
           <w:u w:val="none"/>
         </w:rPr>
-        <w:t xml:space="preserve"> ★needs (주어 each child 단수)</w:t>
+        <w:t xml:space="preserve"> ★that (선행사 the articles or tenses + 목적어 없는 불완전절)</w:t>
       </w:r>
     </w:p>
     <w:p>
@@ -3989,7 +4255,7 @@
           <w:sz w:val="15"/>
           <w:u w:val="none"/>
         </w:rPr>
-        <w:t xml:space="preserve"> ★which (each of + 관계대명사 — them은 접속사 없이 불가)</w:t>
+        <w:t xml:space="preserve"> ★which (some of + 관계대명사 — 두 절을 잇는 역할; them은 접속 기능 없음)</w:t>
       </w:r>
     </w:p>
     <w:p>
@@ -4014,7 +4280,7 @@
           <w:sz w:val="15"/>
           <w:u w:val="none"/>
         </w:rPr>
-        <w:t xml:space="preserve"> similar</w:t>
+        <w:t xml:space="preserve"> resembles</w:t>
       </w:r>
     </w:p>
     <w:p>
@@ -4055,7 +4321,7 @@
           <w:sz w:val="15"/>
           <w:u w:val="none"/>
         </w:rPr>
-        <w:t xml:space="preserve"> 정답 ② — (a) ○ (b) ✕ (c) ○ (d) ✕ (e) ✕</w:t>
+        <w:t xml:space="preserve"> 정답 ② — (A) ○ (B) ✕ (C) ✕ (D) ○</w:t>
       </w:r>
     </w:p>
     <w:p>
@@ -4080,7 +4346,7 @@
           <w:sz w:val="15"/>
           <w:u w:val="none"/>
         </w:rPr>
-        <w:t xml:space="preserve"> 정답 ③ — ⓐ as does → as do / ⓒ That → What / ⓔ sought → seeking</w:t>
+        <w:t xml:space="preserve"> 정답 ①</w:t>
       </w:r>
     </w:p>
     <w:p>
@@ -4105,7 +4371,7 @@
           <w:sz w:val="15"/>
           <w:u w:val="none"/>
         </w:rPr>
-        <w:t xml:space="preserve"> 정답 ④ — likeness · irrelevant · flourish</w:t>
+        <w:t xml:space="preserve"> 정답 ③</w:t>
       </w:r>
     </w:p>
     <w:p>
@@ -4130,7 +4396,7 @@
           <w:sz w:val="15"/>
           <w:u w:val="none"/>
         </w:rPr>
-        <w:t xml:space="preserve"> 정답 ③</w:t>
+        <w:t xml:space="preserve"> 정답 ④ — rank · characteristic</w:t>
       </w:r>
     </w:p>
     <w:p>
@@ -4180,7 +4446,7 @@
           <w:sz w:val="15"/>
           <w:u w:val="none"/>
         </w:rPr>
-        <w:t xml:space="preserve"> 정답 ③</w:t>
+        <w:t xml:space="preserve"> 정답 ①</w:t>
       </w:r>
     </w:p>
     <w:p>
@@ -4205,7 +4471,7 @@
           <w:sz w:val="15"/>
           <w:u w:val="none"/>
         </w:rPr>
-        <w:t xml:space="preserve"> 정답 ④</w:t>
+        <w:t xml:space="preserve"> 정답 ④ — ⓑ considering → considered / ⓓ are → is / ⓔ picturing → picture</w:t>
       </w:r>
     </w:p>
     <w:p>
@@ -4230,7 +4496,7 @@
           <w:sz w:val="15"/>
           <w:u w:val="none"/>
         </w:rPr>
-        <w:t xml:space="preserve"> (1) relevance  (2) lazy  (3) flourishing</w:t>
+        <w:t xml:space="preserve"> Rather than lazily picturing animals as lesser humans, we should extend ourselves and learn.</w:t>
       </w:r>
     </w:p>
     <w:p>
@@ -4255,7 +4521,7 @@
           <w:sz w:val="15"/>
           <w:u w:val="none"/>
         </w:rPr>
-        <w:t xml:space="preserve"> Instead of lazily picturing animals as lesser humans, we should extend ourselves and learn.</w:t>
+        <w:t xml:space="preserve"> (1) resemblance  (2) equally  (3) irrelevant  (4) flourish</w:t>
       </w:r>
     </w:p>
     <w:p>
@@ -4280,7 +4546,7 @@
           <w:sz w:val="15"/>
           <w:u w:val="none"/>
         </w:rPr>
-        <w:t xml:space="preserve"> 정답 ①</w:t>
+        <w:t xml:space="preserve"> 정답 ③</w:t>
       </w:r>
     </w:p>
     <w:p>
@@ -4330,7 +4596,7 @@
           <w:sz w:val="14"/>
           <w:u w:val="none"/>
         </w:rPr>
-        <w:t>(c) [어법 decoy]</w:t>
+        <w:t>(C) [의미 역전]</w:t>
       </w:r>
       <w:r>
         <w:rPr>
@@ -4339,7 +4605,7 @@
           <w:sz w:val="14"/>
           <w:u w:val="none"/>
         </w:rPr>
-        <w:t xml:space="preserve"> 틀려 보이지만 옳은 진술 — 이것까지 고르면 ④. </w:t>
+        <w:t xml:space="preserve"> 글이 반박하는 ‘유사성 기준’을 그대로 넣은 환언 — 통념에 끌리면 옳다고 느낀다. </w:t>
       </w:r>
       <w:r>
         <w:rPr>
@@ -4348,7 +4614,7 @@
           <w:sz w:val="14"/>
           <w:u w:val="none"/>
         </w:rPr>
-        <w:t>(b) [연결어 함정]</w:t>
+        <w:t>(B) [근거 뒤집기]</w:t>
       </w:r>
       <w:r>
         <w:rPr>
@@ -4357,7 +4623,7 @@
           <w:sz w:val="14"/>
           <w:u w:val="none"/>
         </w:rPr>
-        <w:t xml:space="preserve"> 앞뒤 모두 CA의 주장이므로 대조가 아닌 첨가. </w:t>
+        <w:t xml:space="preserve"> 능동/수동 판단의 근거를 거꾸로 댄 진술. </w:t>
       </w:r>
       <w:r>
         <w:rPr>
@@ -4366,7 +4632,7 @@
           <w:sz w:val="14"/>
           <w:u w:val="none"/>
         </w:rPr>
-        <w:t>(e)</w:t>
+        <w:t>(D) [decoy]</w:t>
       </w:r>
       <w:r>
         <w:rPr>
@@ -4375,7 +4641,7 @@
           <w:sz w:val="14"/>
           <w:u w:val="none"/>
         </w:rPr>
-        <w:t xml:space="preserve"> as much as(~만큼)를 비교 우열로 오독하면 옳다고 착각.</w:t>
+        <w:t xml:space="preserve"> Each + 단수 — 틀렸다고 보면 ③·⑤.</w:t>
       </w:r>
     </w:p>
     <w:p>
@@ -4409,7 +4675,7 @@
           <w:sz w:val="14"/>
           <w:u w:val="none"/>
         </w:rPr>
-        <w:t>ⓐ [도치 수일치 함정]</w:t>
+        <w:t>(d) [동기 함정]</w:t>
       </w:r>
       <w:r>
         <w:rPr>
@@ -4418,7 +4684,7 @@
           <w:sz w:val="14"/>
           <w:u w:val="none"/>
         </w:rPr>
-        <w:t xml:space="preserve"> as 뒤 주어가 동사 뒤로 가서 단수 CA에 맞추기 쉽다 — ④는 이것을 놓친 선지. </w:t>
+        <w:t xml:space="preserve"> 결과(보호)는 좋아 보이지만 기준은 ‘그 동물의 삶’이 아니라 ‘인간의 즐거움’ — ②·④가 이 함정. </w:t>
       </w:r>
       <w:r>
         <w:rPr>
@@ -4427,7 +4693,7 @@
           <w:sz w:val="14"/>
           <w:u w:val="none"/>
         </w:rPr>
-        <w:t>ⓔ</w:t>
+        <w:t>(e) [기준 밖]</w:t>
       </w:r>
       <w:r>
         <w:rPr>
@@ -4436,7 +4702,25 @@
           <w:sz w:val="14"/>
           <w:u w:val="none"/>
         </w:rPr>
-        <w:t xml:space="preserve"> 수동 sought 뒤에는 목적어(a life)가 올 수 없다.</w:t>
+        <w:t xml:space="preserve"> 지각 자체를 부정해 CA의 범위에서 제외시키는 논리. </w:t>
+      </w:r>
+      <w:r>
+        <w:rPr>
+          <w:rFonts w:ascii="맑은 고딕" w:hAnsi="맑은 고딕" w:eastAsia="맑은 고딕"/>
+          <w:b/>
+          <w:sz w:val="14"/>
+          <w:u w:val="none"/>
+        </w:rPr>
+        <w:t>(b)</w:t>
+      </w:r>
+      <w:r>
+        <w:rPr>
+          <w:rFonts w:ascii="맑은 고딕" w:hAnsi="맑은 고딕" w:eastAsia="맑은 고딕"/>
+          <w:b w:val="0"/>
+          <w:sz w:val="14"/>
+          <w:u w:val="none"/>
+        </w:rPr>
+        <w:t xml:space="preserve"> likeness to humans로 서열화한 전형적 반례.</w:t>
       </w:r>
     </w:p>
     <w:p>
@@ -4470,7 +4754,7 @@
           <w:sz w:val="14"/>
           <w:u w:val="none"/>
         </w:rPr>
-        <w:t>⑤ [한 끗]</w:t>
+        <w:t>① [과잉 추론]</w:t>
       </w:r>
       <w:r>
         <w:rPr>
@@ -4479,7 +4763,7 @@
           <w:sz w:val="14"/>
           <w:u w:val="none"/>
         </w:rPr>
-        <w:t xml:space="preserve"> (A)(B)는 맞고 (C)만 flourishing — to부정사의 to를 전치사로 착각. </w:t>
+        <w:t xml:space="preserve"> ‘아닌 것을 말하기 쉽다’를 ‘긍정적 설명에 실패했다’로 확장 — 뒤 문장들이 CA의 입장을 분명히 설명한다. </w:t>
       </w:r>
       <w:r>
         <w:rPr>
@@ -4488,7 +4772,7 @@
           <w:sz w:val="14"/>
           <w:u w:val="none"/>
         </w:rPr>
-        <w:t>② [반의어]</w:t>
+        <w:t>⑤ [어휘 직역]</w:t>
       </w:r>
       <w:r>
         <w:rPr>
@@ -4497,7 +4781,25 @@
           <w:sz w:val="14"/>
           <w:u w:val="none"/>
         </w:rPr>
-        <w:t xml:space="preserve"> essential이면 What is relevant is their own forms of life와 충돌.</w:t>
+        <w:t xml:space="preserve"> easy를 ‘이론이 쉽다’로 읽은 오답. </w:t>
+      </w:r>
+      <w:r>
+        <w:rPr>
+          <w:rFonts w:ascii="맑은 고딕" w:hAnsi="맑은 고딕" w:eastAsia="맑은 고딕"/>
+          <w:b/>
+          <w:sz w:val="14"/>
+          <w:u w:val="none"/>
+        </w:rPr>
+        <w:t>②</w:t>
+      </w:r>
+      <w:r>
+        <w:rPr>
+          <w:rFonts w:ascii="맑은 고딕" w:hAnsi="맑은 고딕" w:eastAsia="맑은 고딕"/>
+          <w:b w:val="0"/>
+          <w:sz w:val="14"/>
+          <w:u w:val="none"/>
+        </w:rPr>
+        <w:t xml:space="preserve"> 법률가의 거부는 본문에 없다.</w:t>
       </w:r>
     </w:p>
     <w:p>
@@ -4531,7 +4833,7 @@
           <w:sz w:val="14"/>
           <w:u w:val="none"/>
         </w:rPr>
-        <w:t>③ [부정 반전]</w:t>
+        <w:t>② [한 끗]</w:t>
       </w:r>
       <w:r>
         <w:rPr>
@@ -4540,7 +4842,7 @@
           <w:sz w:val="14"/>
           <w:u w:val="none"/>
         </w:rPr>
-        <w:t xml:space="preserve"> irrelevant의 ir-를 놓치면 일치로 착각. </w:t>
+        <w:t xml:space="preserve"> (A)는 맞지만 (B) human은 글이 ‘무관하다’고 한 기준. </w:t>
       </w:r>
       <w:r>
         <w:rPr>
@@ -4549,7 +4851,7 @@
           <w:sz w:val="14"/>
           <w:u w:val="none"/>
         </w:rPr>
-        <w:t>④</w:t>
+        <w:t>① [한 끗]</w:t>
       </w:r>
       <w:r>
         <w:rPr>
@@ -4558,7 +4860,25 @@
           <w:sz w:val="14"/>
           <w:u w:val="none"/>
         </w:rPr>
-        <w:t xml:space="preserve"> lazily picture(게으르게 상상하다) → ‘쉽게 상상하는 태도’의 환언 — 참.</w:t>
+        <w:t xml:space="preserve"> (B)는 맞지만 (A) protect는 다른 접근법의 특징이 아니다 — 문제는 보호 여부가 아니라 서열화. </w:t>
+      </w:r>
+      <w:r>
+        <w:rPr>
+          <w:rFonts w:ascii="맑은 고딕" w:hAnsi="맑은 고딕" w:eastAsia="맑은 고딕"/>
+          <w:b/>
+          <w:sz w:val="14"/>
+          <w:u w:val="none"/>
+        </w:rPr>
+        <w:t>③</w:t>
+      </w:r>
+      <w:r>
+        <w:rPr>
+          <w:rFonts w:ascii="맑은 고딕" w:hAnsi="맑은 고딕" w:eastAsia="맑은 고딕"/>
+          <w:b w:val="0"/>
+          <w:sz w:val="14"/>
+          <w:u w:val="none"/>
+        </w:rPr>
+        <w:t xml:space="preserve"> superior는 ‘더 나은 삶’ 비교를 암시해 CA와 충돌.</w:t>
       </w:r>
     </w:p>
     <w:p>
@@ -4592,7 +4912,7 @@
           <w:sz w:val="14"/>
           <w:u w:val="none"/>
         </w:rPr>
-        <w:t>② [역할 반전]</w:t>
+        <w:t>⑤ [기준 역전]</w:t>
       </w:r>
       <w:r>
         <w:rPr>
@@ -4601,7 +4921,7 @@
           <w:sz w:val="14"/>
           <w:u w:val="none"/>
         </w:rPr>
-        <w:t xml:space="preserve"> 장미 기준은 ‘부주의한 정원사’의 방식 — [A]의 ‘인간 기준’에 대응하는 거부 대상. </w:t>
+        <w:t xml:space="preserve"> 본문의 핵심 주장을 정반대로 — 하지만 ‘인간’이라는 단어가 본문에 자주 나와 참처럼 보인다. </w:t>
       </w:r>
       <w:r>
         <w:rPr>
@@ -4610,7 +4930,7 @@
           <w:sz w:val="14"/>
           <w:u w:val="none"/>
         </w:rPr>
-        <w:t>④</w:t>
+        <w:t>③ [한 끗 정답지]</w:t>
       </w:r>
       <w:r>
         <w:rPr>
@@ -4619,7 +4939,25 @@
           <w:sz w:val="14"/>
           <w:u w:val="none"/>
         </w:rPr>
-        <w:t xml:space="preserve"> lawyers라는 소재어에 끌린 선지.</w:t>
+        <w:t xml:space="preserve"> instead of lazily imagining animals as inferior humans의 환언 — 참. </w:t>
+      </w:r>
+      <w:r>
+        <w:rPr>
+          <w:rFonts w:ascii="맑은 고딕" w:hAnsi="맑은 고딕" w:eastAsia="맑은 고딕"/>
+          <w:b/>
+          <w:sz w:val="14"/>
+          <w:u w:val="none"/>
+        </w:rPr>
+        <w:t>①</w:t>
+      </w:r>
+      <w:r>
+        <w:rPr>
+          <w:rFonts w:ascii="맑은 고딕" w:hAnsi="맑은 고딕" w:eastAsia="맑은 고딕"/>
+          <w:b w:val="0"/>
+          <w:sz w:val="14"/>
+          <w:u w:val="none"/>
+        </w:rPr>
+        <w:t xml:space="preserve"> neither … nor reserves special rights — 참.</w:t>
       </w:r>
     </w:p>
     <w:p>
@@ -4653,7 +4991,7 @@
           <w:sz w:val="14"/>
           <w:u w:val="none"/>
         </w:rPr>
-        <w:t>① [거부 대상 함정]</w:t>
+        <w:t>① [본문 외 정보]</w:t>
       </w:r>
       <w:r>
         <w:rPr>
@@ -4662,7 +5000,7 @@
           <w:sz w:val="14"/>
           <w:u w:val="none"/>
         </w:rPr>
-        <w:t xml:space="preserve"> CA가 거부하는 기준(likeness to humans)을 그대로 환언. </w:t>
+        <w:t xml:space="preserve"> 첫 문장에 lawyers가 나와 법 이야기가 있었던 것처럼 느껴지는 함정 — 법률가의 ‘관심’을 언급할 뿐 법제화는 없다. </w:t>
       </w:r>
       <w:r>
         <w:rPr>
@@ -4671,7 +5009,7 @@
           <w:sz w:val="14"/>
           <w:u w:val="none"/>
         </w:rPr>
-        <w:t>⑤</w:t>
+        <w:t>④ [한 끗]</w:t>
       </w:r>
       <w:r>
         <w:rPr>
@@ -4680,7 +5018,7 @@
           <w:sz w:val="14"/>
           <w:u w:val="none"/>
         </w:rPr>
-        <w:t xml:space="preserve"> whale·elephant ↔ finch·pig의 크기 대비에 끌린 선지.</w:t>
+        <w:t xml:space="preserve"> ‘어떻게 다른가’가 넓어 보여도 Unlike some other popular theories 문장이 직접 답한다.</w:t>
       </w:r>
     </w:p>
     <w:p>
@@ -4714,7 +5052,7 @@
           <w:sz w:val="14"/>
           <w:u w:val="none"/>
         </w:rPr>
-        <w:t>④ [소재어 재사용 함정]</w:t>
+        <w:t>ⓓ [보어 복수 함정]</w:t>
       </w:r>
       <w:r>
         <w:rPr>
@@ -4723,7 +5061,25 @@
           <w:sz w:val="14"/>
           <w:u w:val="none"/>
         </w:rPr>
-        <w:t xml:space="preserve"> whale이 앞뒤에 나와 자연스러워 보이지만 CA의 관점과 무관. ④를 빼면 irrelevant → What is relevant의 대비가 바로 이어진다.</w:t>
+        <w:t xml:space="preserve"> their own forms에 이끌려 are를 맞다고 느낀다 — 동사는 주어(What절)에 맞춘다. </w:t>
+      </w:r>
+      <w:r>
+        <w:rPr>
+          <w:rFonts w:ascii="맑은 고딕" w:hAnsi="맑은 고딕" w:eastAsia="맑은 고딕"/>
+          <w:b/>
+          <w:sz w:val="14"/>
+          <w:u w:val="none"/>
+        </w:rPr>
+        <w:t>ⓒ [decoy]</w:t>
+      </w:r>
+      <w:r>
+        <w:rPr>
+          <w:rFonts w:ascii="맑은 고딕" w:hAnsi="맑은 고딕" w:eastAsia="맑은 고딕"/>
+          <w:b w:val="0"/>
+          <w:sz w:val="14"/>
+          <w:u w:val="none"/>
+        </w:rPr>
+        <w:t xml:space="preserve"> as 뒤 도치가 낯설어 틀렸다고 보기 쉽지만 ‘다른 접근법들이 그러듯이’의 정형. ②는 ⓔ를 놓친 선지.</w:t>
       </w:r>
     </w:p>
     <w:p>
@@ -4748,7 +5104,43 @@
           <w:sz w:val="14"/>
           <w:u w:val="none"/>
         </w:rPr>
-        <w:t xml:space="preserve"> (1) relevant ✕(명사 자리) · irrelevance ✕(no와 이중부정). (2) lazily ✕ — 명사 수식 형용사. (3) flourish ✕ — 전치사 뒤. [채점] 각 1점.</w:t>
+        <w:t xml:space="preserve"> </w:t>
+      </w:r>
+      <w:r>
+        <w:rPr>
+          <w:rFonts w:ascii="맑은 고딕" w:hAnsi="맑은 고딕" w:eastAsia="맑은 고딕"/>
+          <w:b/>
+          <w:sz w:val="14"/>
+          <w:u w:val="none"/>
+        </w:rPr>
+        <w:t>Rather than we should extend …</w:t>
+      </w:r>
+      <w:r>
+        <w:rPr>
+          <w:rFonts w:ascii="맑은 고딕" w:hAnsi="맑은 고딕" w:eastAsia="맑은 고딕"/>
+          <w:b w:val="0"/>
+          <w:sz w:val="14"/>
+          <w:u w:val="none"/>
+        </w:rPr>
+        <w:t xml:space="preserve"> ✕ — 해야 할 일이 아니라 하지 말아야 할 일이 Rather than 뒤에 온다. </w:t>
+      </w:r>
+      <w:r>
+        <w:rPr>
+          <w:rFonts w:ascii="맑은 고딕" w:hAnsi="맑은 고딕" w:eastAsia="맑은 고딕"/>
+          <w:b/>
+          <w:sz w:val="14"/>
+          <w:u w:val="none"/>
+        </w:rPr>
+        <w:t>Rather than lazily picture</w:t>
+      </w:r>
+      <w:r>
+        <w:rPr>
+          <w:rFonts w:ascii="맑은 고딕" w:hAnsi="맑은 고딕" w:eastAsia="맑은 고딕"/>
+          <w:b w:val="0"/>
+          <w:sz w:val="14"/>
+          <w:u w:val="none"/>
+        </w:rPr>
+        <w:t xml:space="preserve"> ✕ — 보기의 picturing 형태 유지(전치사구 뒤 동명사). [채점] Rather than + 동명사구 1.5 / 주절 어순 1 / 단어 수·철자 0.5.</w:t>
       </w:r>
     </w:p>
     <w:p>
@@ -4782,7 +5174,7 @@
           <w:sz w:val="14"/>
           <w:u w:val="none"/>
         </w:rPr>
-        <w:t>Instead of lazily picture</w:t>
+        <w:t>relevant</w:t>
       </w:r>
       <w:r>
         <w:rPr>
@@ -4791,7 +5183,7 @@
           <w:sz w:val="14"/>
           <w:u w:val="none"/>
         </w:rPr>
-        <w:t xml:space="preserve"> ✕ — 전치사 뒤 동사원형 불가. </w:t>
+        <w:t xml:space="preserve"> ✕ — (3)에 넣으면 본문과 반대. </w:t>
       </w:r>
       <w:r>
         <w:rPr>
@@ -4800,7 +5192,7 @@
           <w:sz w:val="14"/>
           <w:u w:val="none"/>
         </w:rPr>
-        <w:t>picturing lazily</w:t>
+        <w:t>resemble 그대로</w:t>
       </w:r>
       <w:r>
         <w:rPr>
@@ -4809,7 +5201,25 @@
           <w:sz w:val="14"/>
           <w:u w:val="none"/>
         </w:rPr>
-        <w:t xml:space="preserve"> △ — 의미는 통하나 원문 어순(부사 + 동사) 유지가 기준. [채점] 동명사 1.5 / 어순 1 / 단어 수·철자 0.5.</w:t>
+        <w:t xml:space="preserve"> ✕ — (1)은 명사 자리. </w:t>
+      </w:r>
+      <w:r>
+        <w:rPr>
+          <w:rFonts w:ascii="맑은 고딕" w:hAnsi="맑은 고딕" w:eastAsia="맑은 고딕"/>
+          <w:b/>
+          <w:sz w:val="14"/>
+          <w:u w:val="none"/>
+        </w:rPr>
+        <w:t>equal 그대로</w:t>
+      </w:r>
+      <w:r>
+        <w:rPr>
+          <w:rFonts w:ascii="맑은 고딕" w:hAnsi="맑은 고딕" w:eastAsia="맑은 고딕"/>
+          <w:b w:val="0"/>
+          <w:sz w:val="14"/>
+          <w:u w:val="none"/>
+        </w:rPr>
+        <w:t xml:space="preserve"> ✕ — (2)는 동사 treats를 꾸미는 부사 자리. [채점] 각 0.75, 어형 오류는 0.</w:t>
       </w:r>
     </w:p>
     <w:p>
@@ -4843,7 +5253,7 @@
           <w:sz w:val="14"/>
           <w:u w:val="none"/>
         </w:rPr>
-        <w:t>④ [한 끗]</w:t>
+        <w:t>② [한 끗]</w:t>
       </w:r>
       <w:r>
         <w:rPr>
@@ -4852,7 +5262,25 @@
           <w:sz w:val="14"/>
           <w:u w:val="none"/>
         </w:rPr>
-        <w:t xml:space="preserve"> irrelevant 뒤에 두면 ‘무엇이 아닌가’가 What is relevant(무엇인가)를 끊는다.</w:t>
+        <w:t xml:space="preserve"> (B)-(A)-(C)는 결론(According to the CA …)이 가운데에 와서 (C)의 And it argues가 결론 뒤에 붙는다. </w:t>
+      </w:r>
+      <w:r>
+        <w:rPr>
+          <w:rFonts w:ascii="맑은 고딕" w:hAnsi="맑은 고딕" w:eastAsia="맑은 고딕"/>
+          <w:b/>
+          <w:sz w:val="14"/>
+          <w:u w:val="none"/>
+        </w:rPr>
+        <w:t>④·⑤</w:t>
+      </w:r>
+      <w:r>
+        <w:rPr>
+          <w:rFonts w:ascii="맑은 고딕" w:hAnsi="맑은 고딕" w:eastAsia="맑은 고딕"/>
+          <w:b w:val="0"/>
+          <w:sz w:val="14"/>
+          <w:u w:val="none"/>
+        </w:rPr>
+        <w:t xml:space="preserve"> (C)의 And it은 앞에 CA에 대한 설명이 있어야 하므로 첫 자리에 올 수 없다.</w:t>
       </w:r>
     </w:p>
     <w:p>
@@ -4877,7 +5305,7 @@
           <w:sz w:val="14"/>
           <w:u w:val="none"/>
         </w:rPr>
-        <w:t xml:space="preserve"> 역량 접근법(CA)이란 무엇이며, 동물 정의에 열정적인 법률가들은 왜 그것에 관심을 가질까? 그것이 무엇이 아닌지를 말하기는 쉽다. CA는, 다른 몇몇 인기 있는 이론적 접근법들이 그러하듯, 인간과의 유사성으로 동물의 순위를 매기거나 가장 ‘우리 같다’고 여겨지는 동물들을 위해 특권을 추구하지 않는다. CA는 고래와 코끼리만큼이나 되새와 돼지에 대해서도 관심을 가진다. 그리고 그것은 각 종류의 동물이 무엇을 필요로 하고 누릴 자격이 있는지 생각할 때 인간의 삶의 형태는 그야말로 무관하다고 주장한다. 관련이 있는 것은 그들 자신의 삶의 형태이다. 인간이 인간 삶의 특유한 좋은 것들을 누릴 수 있기를 추구하듯이, 되새는 되새의 삶을, 고래는 고래의 삶을 추구한다. 우리는 스스로를 넓혀 배워야 하며, 동물을 우리와 비슷한 삶을 추구하는 열등한 인간으로 게으르게 그려서는 안 된다. CA에 따르면, 각각의 지각 있는 생명체는 그 생명체 특유의 삶의 형태로 번영할 기회를 가져야 한다.</w:t>
+        <w:t xml:space="preserve"> ['역량 접근법(CA)이란 무엇이며, 동물 정의에 열정적인 법률가들이 왜 그것에 관심을 가져야 하는가?', '그것이 무엇이 아닌지를 말하기는 쉽다.', 'CA는 다른 몇몇 인기 있는 이론적 접근법들이 그러듯이 동물을 인간과의 유사성으로 서열화하거나 가장 ‘우리 같다’고 여겨지는 동물들에게 특별한 특권을 구하지 않는다.', 'CA는 고래와 코끼리만큼이나 핀치와 돼지에게도 관심을 둔다.', '그리고 CA는 각 유형의 동물이 무엇을 필요로 하고 무엇을 받을 자격이 있는지 생각할 때 인간의 삶의 형태는 전혀 관련이 없다고 주장한다.', '관련이 있는 것은 그들 자신의 삶의 형태이다.', '인간이 인간다운 삶의 특징적인 좋은 것들을 누릴 수 있기를 추구하듯이, 핀치는 핀치의 삶을, 고래는 고래의 삶을 추구한다.', '우리는 스스로를 넓히고 배워야지, 동물을 우리와 비슷한 삶을 추구하는 열등한 인간으로 게으르게 그려서는 안 된다.', 'CA에 따르면, 지각 있는 생물은 저마다 그 생물에게 특징적인 삶의 형태 속에서 번성할 기회를 가져야 한다.']</w:t>
       </w:r>
     </w:p>
     <w:p>
@@ -4902,7 +5330,7 @@
           <w:sz w:val="14"/>
           <w:u w:val="none"/>
         </w:rPr>
-        <w:t xml:space="preserve"> 좋은 교사들은 학생들에게 비슷한 생각을 적용한다. 모든 아이를 반에서 가장 잘 읽는 아이와 비교해 재는 교사는 대부분의 아이가 부족하다고 여기게 될 것이다. 각 아이가 성장하기 위해 무엇이 필요한지 묻는 교사는 다양한 재능으로 가득한 반을 보게 되며, 그 재능 하나하나는 자랄 여지를 누릴 자격이 있다.</w:t>
+        <w:t xml:space="preserve"> ['비슷한 교훈이 우리가 다른 언어를 판단하는 방식에도 적용된다.', '영어 화자들은 어떤 언어가 영어에 있는 관사나 시제를 갖고 있지 않다는 이유로 그 언어를 ‘단순하다’고 여기기도 한다.', '하지만 언어는 영어의 열등한 복사본이 아니라, 영어로는 쉽게 표현할 수 없는 것들을 포함해 나름의 강점을 지닌 완전한 체계이다.', '그것을 이해하려면 우리 기준에 비추어 재는 것이 아니라 그 언어의 규칙을 그 자체의 방식으로 배워야 한다.']</w:t>
       </w:r>
     </w:p>
     <w:sectPr>

--- a/shinmok1/pack/2510/H1MOGO25-10_34_SET.docx
+++ b/shinmok1/pack/2510/H1MOGO25-10_34_SET.docx
@@ -1014,7 +1014,7 @@
           <w:sz w:val="16"/>
           <w:u w:val="none"/>
         </w:rPr>
-        <w:t xml:space="preserve">  주어진 말을 모두 사용 · 필요한 단어 1개만 어형 변형</w:t>
+        <w:t xml:space="preserve">  주어진 말을 모두 사용 · 어형 변형 3곳 · 조건의 단어 수·구문을 지킬 것</w:t>
       </w:r>
     </w:p>
     <w:p>
@@ -1040,7 +1040,9 @@
           <w:sz w:val="17"/>
           <w:u w:val="none"/>
         </w:rPr>
-        <w:t>CA는 고래와 코끼리만큼이나 핀치와 돼지에게도 관심을 둔다.</w:t>
+        <w:t>그리고 그것(CA)은 각 유형의 동물이 무엇을 필요로 하고 무엇을 받아 마땅한지를 생각할 때 인간의 삶의 형태는 전혀 무관하다고 주장한다.</w:t>
+        <w:br/>
+        <w:t>&lt;조건&gt; 구문: 선행사를 포함한 관계대명사 what(what each type of animal needs and deserves) · 총 24단어</w:t>
       </w:r>
     </w:p>
     <w:p>
@@ -1057,7 +1059,7 @@
           <w:sz w:val="17"/>
           <w:u w:val="none"/>
         </w:rPr>
-        <w:t>have / for / the CA / the finch and the pig / as much as / concern / the whale and the elephant</w:t>
+        <w:t>argue / it / that / and / simple / the human form of life / irrelevant / be / when / what / we think about / each type of animal / needs and deserves</w:t>
       </w:r>
     </w:p>
     <w:p>
@@ -1891,25 +1893,7 @@
           <w:sz w:val="17"/>
           <w:u w:val="none"/>
         </w:rPr>
-        <w:t xml:space="preserve"> 윗글의 밑줄 친 </w:t>
-      </w:r>
-      <w:r>
-        <w:rPr>
-          <w:rFonts w:ascii="맑은 고딕" w:hAnsi="맑은 고딕" w:eastAsia="맑은 고딕"/>
-          <w:b w:val="0"/>
-          <w:sz w:val="17"/>
-          <w:u w:val="single"/>
-        </w:rPr>
-        <w:t>It is easy to say what it is not</w:t>
-      </w:r>
-      <w:r>
-        <w:rPr>
-          <w:rFonts w:ascii="맑은 고딕" w:hAnsi="맑은 고딕" w:eastAsia="맑은 고딕"/>
-          <w:b w:val="0"/>
-          <w:sz w:val="17"/>
-          <w:u w:val="none"/>
-        </w:rPr>
-        <w:t>이 의미하는 바로 가장 적절한 것은? [2.9점]</w:t>
+        <w:t xml:space="preserve"> (A)와 (B)는 윗글에 대한 아래 &lt;질문&gt;의 답이다. &lt;평가 기준&gt;에 따라 각 답변을 채점했을 때, 각 답변에 대한 점수로 바르게 짝지어진 것은? [2.9점]</w:t>
       </w:r>
     </w:p>
     <w:p>
@@ -1932,17 +1916,68 @@
           <w:sz w:val="17"/>
           <w:u w:val="none"/>
         </w:rPr>
-        <w:t xml:space="preserve">What is the Capabilities Approach (CA), and why would lawyers passionate about animal justice care about it? </w:t>
-      </w:r>
+        <w:t>What exactly is the Capabilities Approach (CA), and why should lawyers who care deeply about justice for animals pay attention to it? Saying what it is not is the easy part. Unlike some other popular theories, the CA neither grades animals by how closely they resemble human beings nor reserves special rights for those judged most ‘human-like.’ It cares about the finch and the pig no less than about the whale and the elephant. It also holds that the human way of living is simply beside the point when we ask what each kind of animal needs and is owed. What counts is the way of life that belongs to each species. Just as people want the freedom to enjoy the goods typical of a human life, a finch wants a finch’s life and a whale a whale’s. Our task is to stretch our understanding and learn, instead of lazily imagining animals as inferior humans chasing a life roughly like ours. On the CA, every creature that can feel should be given the chance to thrive in the form of life that is natural to it.</w:t>
+      </w:r>
+    </w:p>
+    <w:p>
+      <w:pPr>
+        <w:spacing w:before="0" w:after="0" w:line="288" w:lineRule="auto"/>
+        <w:ind w:left="40"/>
+        <w:snapToGrid w:val="0"/>
+        <w:pBdr>
+          <w:top w:val="single" w:sz="4" w:space="2" w:color="9B6BD0"/>
+          <w:left w:val="single" w:sz="4" w:space="2" w:color="9B6BD0"/>
+          <w:bottom w:val="single" w:sz="4" w:space="2" w:color="9B6BD0"/>
+          <w:right w:val="single" w:sz="4" w:space="2" w:color="9B6BD0"/>
+        </w:pBdr>
+        <w:shd w:val="clear" w:color="auto" w:fill="FAF5FF"/>
+      </w:pPr>
+      <w:r>
+        <w:rPr>
+          <w:rFonts w:ascii="맑은 고딕" w:hAnsi="맑은 고딕" w:eastAsia="맑은 고딕"/>
+          <w:b/>
+          <w:sz w:val="17"/>
+          <w:u w:val="none"/>
+        </w:rPr>
+        <w:t>&lt;조 건&gt;</w:t>
+      </w:r>
+    </w:p>
+    <w:p>
+      <w:pPr>
+        <w:spacing w:before="0" w:after="0" w:line="288" w:lineRule="auto"/>
+        <w:ind w:left="40"/>
+        <w:snapToGrid w:val="0"/>
+        <w:pBdr>
+          <w:top w:val="single" w:sz="4" w:space="2" w:color="9B6BD0"/>
+          <w:left w:val="single" w:sz="4" w:space="2" w:color="9B6BD0"/>
+          <w:bottom w:val="single" w:sz="4" w:space="2" w:color="9B6BD0"/>
+          <w:right w:val="single" w:sz="4" w:space="2" w:color="9B6BD0"/>
+        </w:pBdr>
+        <w:shd w:val="clear" w:color="auto" w:fill="FAF5FF"/>
+      </w:pPr>
       <w:r>
         <w:rPr>
           <w:rFonts w:ascii="맑은 고딕" w:hAnsi="맑은 고딕" w:eastAsia="맑은 고딕"/>
           <w:b w:val="0"/>
           <w:sz w:val="17"/>
-          <w:u w:val="single"/>
-        </w:rPr>
-        <w:t>It is easy to say what it is not</w:t>
-      </w:r>
+          <w:u w:val="none"/>
+        </w:rPr>
+        <w:t>&lt;질문&gt; According to the Capabilities Approach, how should we decide what an animal needs and deserves?</w:t>
+      </w:r>
+    </w:p>
+    <w:p>
+      <w:pPr>
+        <w:spacing w:before="0" w:after="0" w:line="288" w:lineRule="auto"/>
+        <w:ind w:left="40"/>
+        <w:snapToGrid w:val="0"/>
+        <w:pBdr>
+          <w:top w:val="single" w:sz="4" w:space="2" w:color="9B6BD0"/>
+          <w:left w:val="single" w:sz="4" w:space="2" w:color="9B6BD0"/>
+          <w:bottom w:val="single" w:sz="4" w:space="2" w:color="9B6BD0"/>
+          <w:right w:val="single" w:sz="4" w:space="2" w:color="9B6BD0"/>
+        </w:pBdr>
+        <w:shd w:val="clear" w:color="auto" w:fill="FAF5FF"/>
+      </w:pPr>
       <w:r>
         <w:rPr>
           <w:rFonts w:ascii="맑은 고딕" w:hAnsi="맑은 고딕" w:eastAsia="맑은 고딕"/>
@@ -1950,7 +1985,122 @@
           <w:sz w:val="17"/>
           <w:u w:val="none"/>
         </w:rPr>
-        <w:t>. The CA does not rank animals by likeness to humans or seek special privileges for those considered most “like us,” as do some other popular theoretical approaches. The CA has concern for the finch and the pig as much as the whale and the elephant. And it argues that the human form of life is simply irrelevant when we think about what each type of animal needs and deserves.</w:t>
+        <w:t>&lt;평가 기준&gt; 2 points: the answer includes BOTH points — (i) NOT by how much the animal resembles humans (the human form of life is irrelevant), AND (ii) by the animal’s OWN form of life, so that it can flourish in the way characteristic of its kind.</w:t>
+      </w:r>
+    </w:p>
+    <w:p>
+      <w:pPr>
+        <w:spacing w:before="0" w:after="0" w:line="288" w:lineRule="auto"/>
+        <w:ind w:left="40"/>
+        <w:snapToGrid w:val="0"/>
+        <w:pBdr>
+          <w:top w:val="single" w:sz="4" w:space="2" w:color="9B6BD0"/>
+          <w:left w:val="single" w:sz="4" w:space="2" w:color="9B6BD0"/>
+          <w:bottom w:val="single" w:sz="4" w:space="2" w:color="9B6BD0"/>
+          <w:right w:val="single" w:sz="4" w:space="2" w:color="9B6BD0"/>
+        </w:pBdr>
+        <w:shd w:val="clear" w:color="auto" w:fill="FAF5FF"/>
+      </w:pPr>
+      <w:r>
+        <w:rPr>
+          <w:rFonts w:ascii="맑은 고딕" w:hAnsi="맑은 고딕" w:eastAsia="맑은 고딕"/>
+          <w:b w:val="0"/>
+          <w:sz w:val="17"/>
+          <w:u w:val="none"/>
+        </w:rPr>
+        <w:t>1 point: the answer includes ONLY ONE of the two points correctly.</w:t>
+      </w:r>
+    </w:p>
+    <w:p>
+      <w:pPr>
+        <w:spacing w:before="0" w:after="60" w:line="288" w:lineRule="auto"/>
+        <w:ind w:left="40"/>
+        <w:snapToGrid w:val="0"/>
+        <w:pBdr>
+          <w:top w:val="single" w:sz="4" w:space="2" w:color="9B6BD0"/>
+          <w:left w:val="single" w:sz="4" w:space="2" w:color="9B6BD0"/>
+          <w:bottom w:val="single" w:sz="4" w:space="2" w:color="9B6BD0"/>
+          <w:right w:val="single" w:sz="4" w:space="2" w:color="9B6BD0"/>
+        </w:pBdr>
+        <w:shd w:val="clear" w:color="auto" w:fill="FAF5FF"/>
+      </w:pPr>
+      <w:r>
+        <w:rPr>
+          <w:rFonts w:ascii="맑은 고딕" w:hAnsi="맑은 고딕" w:eastAsia="맑은 고딕"/>
+          <w:b w:val="0"/>
+          <w:sz w:val="17"/>
+          <w:u w:val="none"/>
+        </w:rPr>
+        <w:t>0 point: the answer includes neither point, or contradicts the passage.</w:t>
+      </w:r>
+    </w:p>
+    <w:p>
+      <w:pPr>
+        <w:spacing w:before="0" w:after="0" w:line="288" w:lineRule="auto"/>
+        <w:ind w:left="40"/>
+        <w:snapToGrid w:val="0"/>
+        <w:pBdr>
+          <w:top w:val="single" w:sz="4" w:space="2" w:color="9B6BD0"/>
+          <w:left w:val="single" w:sz="4" w:space="2" w:color="9B6BD0"/>
+          <w:bottom w:val="single" w:sz="4" w:space="2" w:color="9B6BD0"/>
+          <w:right w:val="single" w:sz="4" w:space="2" w:color="9B6BD0"/>
+        </w:pBdr>
+        <w:shd w:val="clear" w:color="auto" w:fill="FAF5FF"/>
+      </w:pPr>
+      <w:r>
+        <w:rPr>
+          <w:rFonts w:ascii="맑은 고딕" w:hAnsi="맑은 고딕" w:eastAsia="맑은 고딕"/>
+          <w:b/>
+          <w:sz w:val="17"/>
+          <w:u w:val="none"/>
+        </w:rPr>
+        <w:t>&lt;보 기&gt;</w:t>
+      </w:r>
+    </w:p>
+    <w:p>
+      <w:pPr>
+        <w:spacing w:before="0" w:after="0" w:line="288" w:lineRule="auto"/>
+        <w:ind w:left="40"/>
+        <w:snapToGrid w:val="0"/>
+        <w:pBdr>
+          <w:top w:val="single" w:sz="4" w:space="2" w:color="9B6BD0"/>
+          <w:left w:val="single" w:sz="4" w:space="2" w:color="9B6BD0"/>
+          <w:bottom w:val="single" w:sz="4" w:space="2" w:color="9B6BD0"/>
+          <w:right w:val="single" w:sz="4" w:space="2" w:color="9B6BD0"/>
+        </w:pBdr>
+        <w:shd w:val="clear" w:color="auto" w:fill="FAF5FF"/>
+      </w:pPr>
+      <w:r>
+        <w:rPr>
+          <w:rFonts w:ascii="맑은 고딕" w:hAnsi="맑은 고딕" w:eastAsia="맑은 고딕"/>
+          <w:b w:val="0"/>
+          <w:sz w:val="17"/>
+          <w:u w:val="none"/>
+        </w:rPr>
+        <w:t>(A) We should not judge animals by how similar they are to us; instead, we should look at each animal’s own way of living and make sure it can flourish in that way.</w:t>
+      </w:r>
+    </w:p>
+    <w:p>
+      <w:pPr>
+        <w:spacing w:before="0" w:after="60" w:line="288" w:lineRule="auto"/>
+        <w:ind w:left="40"/>
+        <w:snapToGrid w:val="0"/>
+        <w:pBdr>
+          <w:top w:val="single" w:sz="4" w:space="2" w:color="9B6BD0"/>
+          <w:left w:val="single" w:sz="4" w:space="2" w:color="9B6BD0"/>
+          <w:bottom w:val="single" w:sz="4" w:space="2" w:color="9B6BD0"/>
+          <w:right w:val="single" w:sz="4" w:space="2" w:color="9B6BD0"/>
+        </w:pBdr>
+        <w:shd w:val="clear" w:color="auto" w:fill="FAF5FF"/>
+      </w:pPr>
+      <w:r>
+        <w:rPr>
+          <w:rFonts w:ascii="맑은 고딕" w:hAnsi="맑은 고딕" w:eastAsia="맑은 고딕"/>
+          <w:b w:val="0"/>
+          <w:sz w:val="17"/>
+          <w:u w:val="none"/>
+        </w:rPr>
+        <w:t>(B) We should give the strongest protection to the animals that are most like humans, such as whales and elephants, because they can flourish in ways similar to ours.</w:t>
       </w:r>
     </w:p>
     <w:p>
@@ -1966,7 +2116,7 @@
           <w:sz w:val="17"/>
           <w:u w:val="none"/>
         </w:rPr>
-        <w:t>① The CA has so far failed to explain what it actually stands for.</w:t>
+        <w:t>① (A) 1점 – (B) 1점</w:t>
       </w:r>
     </w:p>
     <w:p>
@@ -1982,7 +2132,7 @@
           <w:sz w:val="17"/>
           <w:u w:val="none"/>
         </w:rPr>
-        <w:t>② Lawyers reject the CA easily because it offers no positive content of its own.</w:t>
+        <w:t>② (A) 1점 – (B) 0점</w:t>
       </w:r>
     </w:p>
     <w:p>
@@ -1998,7 +2148,7 @@
           <w:sz w:val="17"/>
           <w:u w:val="none"/>
         </w:rPr>
-        <w:t>③ The CA is easier to define by contrast with other approaches than by a direct description.</w:t>
+        <w:t>③ (A) 2점 – (B) 0점</w:t>
       </w:r>
     </w:p>
     <w:p>
@@ -2014,7 +2164,7 @@
           <w:sz w:val="17"/>
           <w:u w:val="none"/>
         </w:rPr>
-        <w:t>④ Most people already know what the CA is, so no further explanation is needed.</w:t>
+        <w:t>④ (A) 2점 – (B) 1점</w:t>
       </w:r>
     </w:p>
     <w:p>
@@ -2030,7 +2180,7 @@
           <w:sz w:val="17"/>
           <w:u w:val="none"/>
         </w:rPr>
-        <w:t>⑤ The CA is simpler to understand than any other theory of animal justice.</w:t>
+        <w:t>⑤ (A) 2점 – (B) 2점</w:t>
       </w:r>
     </w:p>
     <w:p>
@@ -2706,7 +2856,7 @@
           <w:sz w:val="17"/>
           <w:u w:val="none"/>
         </w:rPr>
-        <w:t xml:space="preserve"> 다음 글의 밑줄 친 부분과 같은 뜻이 되도록 &lt;보기&gt;의 표현을 모두 사용하여 &lt;조건&gt;에 맞게 영작하시오. [3점] [3.0점]</w:t>
+        <w:t xml:space="preserve"> 다음 글의 밑줄 친 문장과 같은 뜻이 되도록 &lt;보기&gt;의 표현을 모두 사용하여 &lt;조건&gt;에 맞게 영작하시오. [3점] [3.0점]</w:t>
       </w:r>
     </w:p>
     <w:p>
@@ -2738,16 +2888,7 @@
           <w:sz w:val="17"/>
           <w:u w:val="single"/>
         </w:rPr>
-        <w:t>We should extend ourselves and learn, not lazily picture animals as lesser humans</w:t>
-      </w:r>
-      <w:r>
-        <w:rPr>
-          <w:rFonts w:ascii="맑은 고딕" w:hAnsi="맑은 고딕" w:eastAsia="맑은 고딕"/>
-          <w:b w:val="0"/>
-          <w:sz w:val="17"/>
-          <w:u w:val="none"/>
-        </w:rPr>
-        <w:t>, seeking a life sort of like our own.</w:t>
+        <w:t>We should extend ourselves and learn, not lazily picture animals as lesser humans, seeking a life sort of like our own.</w:t>
       </w:r>
     </w:p>
     <w:p>
@@ -2779,7 +2920,7 @@
           <w:sz w:val="17"/>
           <w:u w:val="none"/>
         </w:rPr>
-        <w:t xml:space="preserve"> rather than / lazily / picturing / animals / as lesser humans / we / should / extend / ourselves / and / learn</w:t>
+        <w:t xml:space="preserve"> animals / lazy / we / picture / should / instead of / and learn / extend ourselves / as lesser humans</w:t>
       </w:r>
     </w:p>
     <w:p>
@@ -2825,7 +2966,7 @@
           <w:sz w:val="17"/>
           <w:u w:val="none"/>
         </w:rPr>
-        <w:t>1. Use ALL the expressions in the box, each only once.</w:t>
+        <w:t>1. &lt;보기&gt;의 표현을 모두 한 번씩 사용할 것 (다른 단어 추가 금지)</w:t>
       </w:r>
     </w:p>
     <w:p>
@@ -2848,7 +2989,7 @@
           <w:sz w:val="17"/>
           <w:u w:val="none"/>
         </w:rPr>
-        <w:t>2. Do NOT change the form of any word, and do NOT add any other words.</w:t>
+        <w:t>2. 필요한 단어 2개의 형태를 바꿀 것</w:t>
       </w:r>
     </w:p>
     <w:p>
@@ -2871,7 +3012,7 @@
           <w:sz w:val="17"/>
           <w:u w:val="none"/>
         </w:rPr>
-        <w:t>3. Begin with ‘Rather than’ and put the thing we should NOT do first.</w:t>
+        <w:t>3. ‘Instead of + 동명사’로 문장을 시작할 것(seeking a life sort of like our own 부분은 생략)</w:t>
       </w:r>
     </w:p>
     <w:p>
@@ -2894,7 +3035,7 @@
           <w:sz w:val="17"/>
           <w:u w:val="none"/>
         </w:rPr>
-        <w:t>4. Write 14 words in total.</w:t>
+        <w:t>4. 총 14단어로 쓸 것</w:t>
       </w:r>
     </w:p>
     <w:p>
@@ -2932,7 +3073,7 @@
           <w:sz w:val="17"/>
           <w:u w:val="none"/>
         </w:rPr>
-        <w:t>⇒ Rather than ______________________________________________________________ .</w:t>
+        <w:t>⇒ Instead of ________________________________________________________________________ .</w:t>
       </w:r>
     </w:p>
     <w:p>
@@ -4080,7 +4221,7 @@
           <w:sz w:val="15"/>
           <w:u w:val="none"/>
         </w:rPr>
-        <w:t xml:space="preserve"> The CA has concern for the finch and the pig as much as the whale and the elephant. (have→has)</w:t>
+        <w:t xml:space="preserve"> And it argues that the human form of life is simply irrelevant when we think about what each type of animal needs and deserves. (argue→argues · be→is · simple→simply / 24단어 / 관계대명사 what)</w:t>
       </w:r>
     </w:p>
     <w:p>
@@ -4371,7 +4512,7 @@
           <w:sz w:val="15"/>
           <w:u w:val="none"/>
         </w:rPr>
-        <w:t xml:space="preserve"> 정답 ③</w:t>
+        <w:t xml:space="preserve"> 정답 ③ — (A) 2점 (두 요소 모두)  (B) 0점 (본문과 모순)</w:t>
       </w:r>
     </w:p>
     <w:p>
@@ -4496,7 +4637,7 @@
           <w:sz w:val="15"/>
           <w:u w:val="none"/>
         </w:rPr>
-        <w:t xml:space="preserve"> Rather than lazily picturing animals as lesser humans, we should extend ourselves and learn.</w:t>
+        <w:t xml:space="preserve"> Instead of lazily picturing animals as lesser humans, we should extend ourselves and learn.</w:t>
       </w:r>
     </w:p>
     <w:p>
@@ -4754,7 +4895,7 @@
           <w:sz w:val="14"/>
           <w:u w:val="none"/>
         </w:rPr>
-        <w:t>① [과잉 추론]</w:t>
+        <w:t>④ [과대 채점]</w:t>
       </w:r>
       <w:r>
         <w:rPr>
@@ -4763,7 +4904,7 @@
           <w:sz w:val="14"/>
           <w:u w:val="none"/>
         </w:rPr>
-        <w:t xml:space="preserve"> ‘아닌 것을 말하기 쉽다’를 ‘긍정적 설명에 실패했다’로 확장 — 뒤 문장들이 CA의 입장을 분명히 설명한다. </w:t>
+        <w:t xml:space="preserve"> (B)에 flourish·whales·elephants 등 본문 어휘가 있어 1점처럼 보이지만 내용이 반대면 0점. </w:t>
       </w:r>
       <w:r>
         <w:rPr>
@@ -4772,7 +4913,7 @@
           <w:sz w:val="14"/>
           <w:u w:val="none"/>
         </w:rPr>
-        <w:t>⑤ [어휘 직역]</w:t>
+        <w:t>② [(A) 과소]</w:t>
       </w:r>
       <w:r>
         <w:rPr>
@@ -4781,7 +4922,7 @@
           <w:sz w:val="14"/>
           <w:u w:val="none"/>
         </w:rPr>
-        <w:t xml:space="preserve"> easy를 ‘이론이 쉽다’로 읽은 오답. </w:t>
+        <w:t xml:space="preserve"> (A)에는 ‘유사성 배제’와 ‘각자의 삶의 형태’가 모두 들어 있다. </w:t>
       </w:r>
       <w:r>
         <w:rPr>
@@ -4790,7 +4931,7 @@
           <w:sz w:val="14"/>
           <w:u w:val="none"/>
         </w:rPr>
-        <w:t>②</w:t>
+        <w:t>⑤</w:t>
       </w:r>
       <w:r>
         <w:rPr>
@@ -4799,7 +4940,7 @@
           <w:sz w:val="14"/>
           <w:u w:val="none"/>
         </w:rPr>
-        <w:t xml:space="preserve"> 법률가의 거부는 본문에 없다.</w:t>
+        <w:t xml:space="preserve"> (B)는 어떤 요소도 맞지 않다.</w:t>
       </w:r>
     </w:p>
     <w:p>
@@ -5113,7 +5254,7 @@
           <w:sz w:val="14"/>
           <w:u w:val="none"/>
         </w:rPr>
-        <w:t>Rather than we should extend …</w:t>
+        <w:t>Instead of lazy picturing</w:t>
       </w:r>
       <w:r>
         <w:rPr>
@@ -5122,7 +5263,7 @@
           <w:sz w:val="14"/>
           <w:u w:val="none"/>
         </w:rPr>
-        <w:t xml:space="preserve"> ✕ — 해야 할 일이 아니라 하지 말아야 할 일이 Rather than 뒤에 온다. </w:t>
+        <w:t xml:space="preserve"> ✕ — 동사(picturing)를 꾸미므로 부사 lazily. </w:t>
       </w:r>
       <w:r>
         <w:rPr>
@@ -5131,7 +5272,7 @@
           <w:sz w:val="14"/>
           <w:u w:val="none"/>
         </w:rPr>
-        <w:t>Rather than lazily picture</w:t>
+        <w:t>Instead of lazily picture</w:t>
       </w:r>
       <w:r>
         <w:rPr>
@@ -5140,7 +5281,25 @@
           <w:sz w:val="14"/>
           <w:u w:val="none"/>
         </w:rPr>
-        <w:t xml:space="preserve"> ✕ — 보기의 picturing 형태 유지(전치사구 뒤 동명사). [채점] Rather than + 동명사구 1.5 / 주절 어순 1 / 단어 수·철자 0.5.</w:t>
+        <w:t xml:space="preserve"> ✕ — 전치사 뒤 동명사. </w:t>
+      </w:r>
+      <w:r>
+        <w:rPr>
+          <w:rFonts w:ascii="맑은 고딕" w:hAnsi="맑은 고딕" w:eastAsia="맑은 고딕"/>
+          <w:b/>
+          <w:sz w:val="14"/>
+          <w:u w:val="none"/>
+        </w:rPr>
+        <w:t>Instead of extending ourselves and learning, we should lazily picture …</w:t>
+      </w:r>
+      <w:r>
+        <w:rPr>
+          <w:rFonts w:ascii="맑은 고딕" w:hAnsi="맑은 고딕" w:eastAsia="맑은 고딕"/>
+          <w:b w:val="0"/>
+          <w:sz w:val="14"/>
+          <w:u w:val="none"/>
+        </w:rPr>
+        <w:t xml:space="preserve"> ✕ — 권고 방향이 뒤집힘(글의 주장과 반대). [채점] 구문(instead of + 동명사) 1.5 / 어형 2곳 1 / 철자·단어 수 0.5.</w:t>
       </w:r>
     </w:p>
     <w:p>
